--- a/05-数字电路/01-组合逻辑电路/异或门电路/异或门电路.docx
+++ b/05-数字电路/01-组合逻辑电路/异或门电路/异或门电路.docx
@@ -2403,6 +2403,20 @@
     </w:p>
     <w:bookmarkEnd w:id="26"/>
     <w:bookmarkEnd w:id="27"/>
+    <w:p>
+      <w:pPr>
+        <w:spacing w:before="360"/>
+        <w:jc w:val="center"/>
+      </w:pPr>
+      <w:r>
+        <w:rPr>
+          <w:rFonts w:ascii="Times New Roman" w:hAnsi="Times New Roman"/>
+          <w:color w:val="555555"/>
+          <w:sz w:val="21"/>
+        </w:rPr>
+        <w:t>材料收集者：杜文杰</w:t>
+      </w:r>
+    </w:p>
     <w:sectPr>
       <w:headerReference r:id="rId9" w:type="default"/>
       <w:footerReference r:id="rId10" w:type="default"/>

--- a/05-数字电路/01-组合逻辑电路/异或门电路/异或门电路.docx
+++ b/05-数字电路/01-组合逻辑电路/异或门电路/异或门电路.docx
@@ -1,6 +1,6 @@
 
 <file path=word/document.xml><?xml version="1.0" encoding="utf-8"?>
-<w:document xmlns:w="http://schemas.openxmlformats.org/wordprocessingml/2006/main" xmlns:m="http://schemas.openxmlformats.org/officeDocument/2006/math" xmlns:r="http://schemas.openxmlformats.org/officeDocument/2006/relationships" xmlns:o="urn:schemas-microsoft-com:office:office" xmlns:v="urn:schemas-microsoft-com:vml" xmlns:w10="urn:schemas-microsoft-com:office:word" xmlns:a="http://schemas.openxmlformats.org/drawingml/2006/main" xmlns:pic="http://schemas.openxmlformats.org/drawingml/2006/picture" xmlns:wp="http://schemas.openxmlformats.org/drawingml/2006/wordprocessingDrawing">
+<w:document xmlns:m="http://schemas.openxmlformats.org/officeDocument/2006/math" xmlns:r="http://schemas.openxmlformats.org/officeDocument/2006/relationships" xmlns:w="http://schemas.openxmlformats.org/wordprocessingml/2006/main" xmlns:o="urn:schemas-microsoft-com:office:office" xmlns:v="urn:schemas-microsoft-com:vml" xmlns:w10="urn:schemas-microsoft-com:office:word" xmlns:a="http://schemas.openxmlformats.org/drawingml/2006/main" xmlns:pic="http://schemas.openxmlformats.org/drawingml/2006/picture" xmlns:wp="http://schemas.openxmlformats.org/drawingml/2006/wordprocessingDrawing">
   <w:body>
     <w:bookmarkStart w:id="27" w:name="异或门电路xor-门"/>
     <w:p>
@@ -9,16 +9,19 @@
       </w:pPr>
       <w:r>
         <w:rPr>
-          <w:rFonts w:hint="eastAsia"/>
+          <w:rFonts w:hint="eastAsia" w:eastAsia="黑体"/>
         </w:rPr>
         <w:t xml:space="preserve">异或门电路（XOR</w:t>
       </w:r>
       <w:r>
+        <w:rPr>
+          <w:rFonts w:eastAsia="黑体"/>
+        </w:rPr>
         <w:t xml:space="preserve"> </w:t>
       </w:r>
       <w:r>
         <w:rPr>
-          <w:rFonts w:hint="eastAsia"/>
+          <w:rFonts w:hint="eastAsia" w:eastAsia="黑体"/>
         </w:rPr>
         <w:t xml:space="preserve">门）</w:t>
       </w:r>
@@ -30,7 +33,7 @@
       </w:pPr>
       <w:r>
         <w:rPr>
-          <w:rFonts w:hint="eastAsia"/>
+          <w:rFonts w:hint="eastAsia" w:eastAsia="黑体"/>
         </w:rPr>
         <w:t xml:space="preserve">拓扑描述</w:t>
       </w:r>
@@ -41,13 +44,13 @@
       </w:pPr>
       <w:r>
         <w:rPr>
-          <w:rFonts w:hint="eastAsia"/>
+          <w:rFonts w:hint="eastAsia" w:eastAsia="黑体"/>
         </w:rPr>
         <w:t xml:space="preserve">由</w:t>
       </w:r>
       <w:r>
         <w:rPr>
-          <w:rFonts w:hint="eastAsia"/>
+          <w:rFonts w:hint="eastAsia" w:eastAsia="黑体"/>
           <w:b/>
           <w:bCs/>
         </w:rPr>
@@ -55,21 +58,28 @@
       </w:r>
       <w:r>
         <w:rPr>
+          <w:rFonts w:eastAsia="黑体"/>
           <w:b/>
           <w:bCs/>
         </w:rPr>
         <w:t xml:space="preserve"> A1、A2、A3、A4</w:t>
       </w:r>
       <w:r>
+        <w:rPr>
+          <w:rFonts w:eastAsia="黑体"/>
+        </w:rPr>
         <w:t xml:space="preserve"> </w:t>
       </w:r>
       <w:r>
         <w:rPr>
-          <w:rFonts w:hint="eastAsia"/>
+          <w:rFonts w:hint="eastAsia" w:eastAsia="黑体"/>
         </w:rPr>
         <w:t xml:space="preserve">级联组成的二输入异或门（亦可由与、或、非组合</w:t>
       </w:r>
       <w:r>
+        <w:rPr>
+          <w:rFonts w:eastAsia="黑体"/>
+        </w:rPr>
         <w:t xml:space="preserve"> </w:t>
       </w:r>
       <m:oMath>
@@ -107,35 +117,44 @@
         </m:r>
       </m:oMath>
       <w:r>
+        <w:rPr>
+          <w:rFonts w:eastAsia="黑体"/>
+        </w:rPr>
         <w:t xml:space="preserve"> </w:t>
       </w:r>
       <w:r>
         <w:rPr>
-          <w:rFonts w:hint="eastAsia"/>
+          <w:rFonts w:hint="eastAsia" w:eastAsia="黑体"/>
         </w:rPr>
         <w:t xml:space="preserve">或</w:t>
       </w:r>
       <w:r>
+        <w:rPr>
+          <w:rFonts w:eastAsia="黑体"/>
+        </w:rPr>
         <w:t xml:space="preserve"> CMOS </w:t>
       </w:r>
       <w:r>
         <w:rPr>
-          <w:rFonts w:hint="eastAsia"/>
+          <w:rFonts w:hint="eastAsia" w:eastAsia="黑体"/>
         </w:rPr>
         <w:t xml:space="preserve">传输门—反相器实现）。电路共有</w:t>
       </w:r>
       <w:r>
+        <w:rPr>
+          <w:rFonts w:eastAsia="黑体"/>
+        </w:rPr>
         <w:t xml:space="preserve"> 6 </w:t>
       </w:r>
       <w:r>
         <w:rPr>
-          <w:rFonts w:hint="eastAsia"/>
+          <w:rFonts w:hint="eastAsia" w:eastAsia="黑体"/>
         </w:rPr>
         <w:t xml:space="preserve">个关键节点：</w:t>
       </w:r>
       <w:r>
         <w:rPr>
-          <w:rFonts w:hint="eastAsia"/>
+          <w:rFonts w:hint="eastAsia" w:eastAsia="黑体"/>
           <w:b/>
           <w:bCs/>
         </w:rPr>
@@ -143,6 +162,7 @@
       </w:r>
       <w:r>
         <w:rPr>
+          <w:rFonts w:eastAsia="黑体"/>
           <w:b/>
           <w:bCs/>
         </w:rPr>
@@ -150,7 +170,7 @@
       </w:r>
       <w:r>
         <w:rPr>
-          <w:rFonts w:hint="eastAsia"/>
+          <w:rFonts w:hint="eastAsia" w:eastAsia="黑体"/>
           <w:b/>
           <w:bCs/>
         </w:rPr>
@@ -158,6 +178,7 @@
       </w:r>
       <w:r>
         <w:rPr>
+          <w:rFonts w:eastAsia="黑体"/>
           <w:b/>
           <w:bCs/>
         </w:rPr>
@@ -165,11 +186,14 @@
       </w:r>
       <w:r>
         <w:rPr>
-          <w:rFonts w:hint="eastAsia"/>
+          <w:rFonts w:hint="eastAsia" w:eastAsia="黑体"/>
         </w:rPr>
         <w:t xml:space="preserve">（外部输入信号</w:t>
       </w:r>
       <w:r>
+        <w:rPr>
+          <w:rFonts w:eastAsia="黑体"/>
+        </w:rPr>
         <w:t xml:space="preserve"> </w:t>
       </w:r>
       <m:oMath>
@@ -178,53 +202,68 @@
         </m:r>
       </m:oMath>
       <w:r>
+        <w:rPr>
+          <w:rFonts w:eastAsia="黑体"/>
+        </w:rPr>
         <w:t xml:space="preserve"> </w:t>
       </w:r>
       <w:r>
         <w:rPr>
-          <w:rFonts w:hint="eastAsia"/>
+          <w:rFonts w:hint="eastAsia" w:eastAsia="黑体"/>
         </w:rPr>
         <w:t xml:space="preserve">与</w:t>
       </w:r>
       <w:r>
+        <w:rPr>
+          <w:rFonts w:eastAsia="黑体"/>
+        </w:rPr>
         <w:t xml:space="preserve"> A1 </w:t>
       </w:r>
       <w:r>
         <w:rPr>
-          <w:rFonts w:hint="eastAsia"/>
+          <w:rFonts w:hint="eastAsia" w:eastAsia="黑体"/>
         </w:rPr>
         <w:t xml:space="preserve">的</w:t>
       </w:r>
       <w:r>
+        <w:rPr>
+          <w:rFonts w:eastAsia="黑体"/>
+        </w:rPr>
         <w:t xml:space="preserve"> A </w:t>
       </w:r>
       <w:r>
         <w:rPr>
-          <w:rFonts w:hint="eastAsia"/>
+          <w:rFonts w:hint="eastAsia" w:eastAsia="黑体"/>
         </w:rPr>
         <w:t xml:space="preserve">端、A2</w:t>
       </w:r>
       <w:r>
+        <w:rPr>
+          <w:rFonts w:eastAsia="黑体"/>
+        </w:rPr>
         <w:t xml:space="preserve"> </w:t>
       </w:r>
       <w:r>
         <w:rPr>
-          <w:rFonts w:hint="eastAsia"/>
+          <w:rFonts w:hint="eastAsia" w:eastAsia="黑体"/>
         </w:rPr>
         <w:t xml:space="preserve">的</w:t>
       </w:r>
       <w:r>
+        <w:rPr>
+          <w:rFonts w:eastAsia="黑体"/>
+        </w:rPr>
         <w:t xml:space="preserve"> A </w:t>
       </w:r>
       <w:r>
         <w:rPr>
-          <w:rFonts w:hint="eastAsia"/>
+          <w:rFonts w:hint="eastAsia" w:eastAsia="黑体"/>
         </w:rPr>
         <w:t xml:space="preserve">端相连）；</w:t>
       </w:r>
       <w:r>
         <w:rPr>
-          <w:rFonts w:hint="eastAsia"/>
+          <w:rFonts w:hint="eastAsia" w:eastAsia="黑体"/>
           <w:b/>
           <w:bCs/>
         </w:rPr>
@@ -232,6 +271,7 @@
       </w:r>
       <w:r>
         <w:rPr>
+          <w:rFonts w:eastAsia="黑体"/>
           <w:b/>
           <w:bCs/>
         </w:rPr>
@@ -239,7 +279,7 @@
       </w:r>
       <w:r>
         <w:rPr>
-          <w:rFonts w:hint="eastAsia"/>
+          <w:rFonts w:hint="eastAsia" w:eastAsia="黑体"/>
           <w:b/>
           <w:bCs/>
         </w:rPr>
@@ -247,6 +287,7 @@
       </w:r>
       <w:r>
         <w:rPr>
+          <w:rFonts w:eastAsia="黑体"/>
           <w:b/>
           <w:bCs/>
         </w:rPr>
@@ -254,11 +295,14 @@
       </w:r>
       <w:r>
         <w:rPr>
-          <w:rFonts w:hint="eastAsia"/>
+          <w:rFonts w:hint="eastAsia" w:eastAsia="黑体"/>
         </w:rPr>
         <w:t xml:space="preserve">（外部输入信号</w:t>
       </w:r>
       <w:r>
+        <w:rPr>
+          <w:rFonts w:eastAsia="黑体"/>
+        </w:rPr>
         <w:t xml:space="preserve"> </w:t>
       </w:r>
       <m:oMath>
@@ -267,53 +311,68 @@
         </m:r>
       </m:oMath>
       <w:r>
+        <w:rPr>
+          <w:rFonts w:eastAsia="黑体"/>
+        </w:rPr>
         <w:t xml:space="preserve"> </w:t>
       </w:r>
       <w:r>
         <w:rPr>
-          <w:rFonts w:hint="eastAsia"/>
+          <w:rFonts w:hint="eastAsia" w:eastAsia="黑体"/>
         </w:rPr>
         <w:t xml:space="preserve">与</w:t>
       </w:r>
       <w:r>
+        <w:rPr>
+          <w:rFonts w:eastAsia="黑体"/>
+        </w:rPr>
         <w:t xml:space="preserve"> A1 </w:t>
       </w:r>
       <w:r>
         <w:rPr>
-          <w:rFonts w:hint="eastAsia"/>
+          <w:rFonts w:hint="eastAsia" w:eastAsia="黑体"/>
         </w:rPr>
         <w:t xml:space="preserve">的</w:t>
       </w:r>
       <w:r>
+        <w:rPr>
+          <w:rFonts w:eastAsia="黑体"/>
+        </w:rPr>
         <w:t xml:space="preserve"> B </w:t>
       </w:r>
       <w:r>
         <w:rPr>
-          <w:rFonts w:hint="eastAsia"/>
+          <w:rFonts w:hint="eastAsia" w:eastAsia="黑体"/>
         </w:rPr>
         <w:t xml:space="preserve">端、A3</w:t>
       </w:r>
       <w:r>
+        <w:rPr>
+          <w:rFonts w:eastAsia="黑体"/>
+        </w:rPr>
         <w:t xml:space="preserve"> </w:t>
       </w:r>
       <w:r>
         <w:rPr>
-          <w:rFonts w:hint="eastAsia"/>
+          <w:rFonts w:hint="eastAsia" w:eastAsia="黑体"/>
         </w:rPr>
         <w:t xml:space="preserve">的</w:t>
       </w:r>
       <w:r>
+        <w:rPr>
+          <w:rFonts w:eastAsia="黑体"/>
+        </w:rPr>
         <w:t xml:space="preserve"> B </w:t>
       </w:r>
       <w:r>
         <w:rPr>
-          <w:rFonts w:hint="eastAsia"/>
+          <w:rFonts w:hint="eastAsia" w:eastAsia="黑体"/>
         </w:rPr>
         <w:t xml:space="preserve">端相连）；</w:t>
       </w:r>
       <w:r>
         <w:rPr>
-          <w:rFonts w:hint="eastAsia"/>
+          <w:rFonts w:hint="eastAsia" w:eastAsia="黑体"/>
           <w:b/>
           <w:bCs/>
         </w:rPr>
@@ -321,6 +380,7 @@
       </w:r>
       <w:r>
         <w:rPr>
+          <w:rFonts w:eastAsia="黑体"/>
           <w:b/>
           <w:bCs/>
         </w:rPr>
@@ -328,7 +388,7 @@
       </w:r>
       <w:r>
         <w:rPr>
-          <w:rFonts w:hint="eastAsia"/>
+          <w:rFonts w:hint="eastAsia" w:eastAsia="黑体"/>
           <w:b/>
           <w:bCs/>
         </w:rPr>
@@ -336,6 +396,7 @@
       </w:r>
       <w:r>
         <w:rPr>
+          <w:rFonts w:eastAsia="黑体"/>
           <w:b/>
           <w:bCs/>
         </w:rPr>
@@ -343,65 +404,86 @@
       </w:r>
       <w:r>
         <w:rPr>
-          <w:rFonts w:hint="eastAsia"/>
+          <w:rFonts w:hint="eastAsia" w:eastAsia="黑体"/>
         </w:rPr>
         <w:t xml:space="preserve">（A1</w:t>
       </w:r>
       <w:r>
+        <w:rPr>
+          <w:rFonts w:eastAsia="黑体"/>
+        </w:rPr>
         <w:t xml:space="preserve"> </w:t>
       </w:r>
       <w:r>
         <w:rPr>
-          <w:rFonts w:hint="eastAsia"/>
+          <w:rFonts w:hint="eastAsia" w:eastAsia="黑体"/>
         </w:rPr>
         <w:t xml:space="preserve">的输出</w:t>
       </w:r>
       <w:r>
+        <w:rPr>
+          <w:rFonts w:eastAsia="黑体"/>
+        </w:rPr>
         <w:t xml:space="preserve"> Y </w:t>
       </w:r>
       <w:r>
         <w:rPr>
-          <w:rFonts w:hint="eastAsia"/>
+          <w:rFonts w:hint="eastAsia" w:eastAsia="黑体"/>
         </w:rPr>
         <w:t xml:space="preserve">与</w:t>
       </w:r>
       <w:r>
+        <w:rPr>
+          <w:rFonts w:eastAsia="黑体"/>
+        </w:rPr>
         <w:t xml:space="preserve"> A2 </w:t>
       </w:r>
       <w:r>
         <w:rPr>
-          <w:rFonts w:hint="eastAsia"/>
+          <w:rFonts w:hint="eastAsia" w:eastAsia="黑体"/>
         </w:rPr>
         <w:t xml:space="preserve">的</w:t>
       </w:r>
       <w:r>
+        <w:rPr>
+          <w:rFonts w:eastAsia="黑体"/>
+        </w:rPr>
         <w:t xml:space="preserve"> B </w:t>
       </w:r>
       <w:r>
         <w:rPr>
-          <w:rFonts w:hint="eastAsia"/>
+          <w:rFonts w:hint="eastAsia" w:eastAsia="黑体"/>
         </w:rPr>
         <w:t xml:space="preserve">端、A3</w:t>
       </w:r>
       <w:r>
+        <w:rPr>
+          <w:rFonts w:eastAsia="黑体"/>
+        </w:rPr>
         <w:t xml:space="preserve"> </w:t>
       </w:r>
       <w:r>
         <w:rPr>
-          <w:rFonts w:hint="eastAsia"/>
+          <w:rFonts w:hint="eastAsia" w:eastAsia="黑体"/>
         </w:rPr>
         <w:t xml:space="preserve">的</w:t>
       </w:r>
       <w:r>
+        <w:rPr>
+          <w:rFonts w:eastAsia="黑体"/>
+        </w:rPr>
         <w:t xml:space="preserve"> A </w:t>
       </w:r>
       <w:r>
         <w:rPr>
-          <w:rFonts w:hint="eastAsia"/>
+          <w:rFonts w:hint="eastAsia" w:eastAsia="黑体"/>
         </w:rPr>
         <w:t xml:space="preserve">端相连，携带</w:t>
       </w:r>
       <w:r>
+        <w:rPr>
+          <w:rFonts w:eastAsia="黑体"/>
+        </w:rPr>
         <w:t xml:space="preserve"> </w:t>
       </w:r>
       <m:oMath>
@@ -421,13 +503,13 @@
       </m:oMath>
       <w:r>
         <w:rPr>
-          <w:rFonts w:hint="eastAsia"/>
+          <w:rFonts w:hint="eastAsia" w:eastAsia="黑体"/>
         </w:rPr>
         <w:t xml:space="preserve">）；</w:t>
       </w:r>
       <w:r>
         <w:rPr>
-          <w:rFonts w:hint="eastAsia"/>
+          <w:rFonts w:hint="eastAsia" w:eastAsia="黑体"/>
           <w:b/>
           <w:bCs/>
         </w:rPr>
@@ -435,6 +517,7 @@
       </w:r>
       <w:r>
         <w:rPr>
+          <w:rFonts w:eastAsia="黑体"/>
           <w:b/>
           <w:bCs/>
         </w:rPr>
@@ -442,7 +525,7 @@
       </w:r>
       <w:r>
         <w:rPr>
-          <w:rFonts w:hint="eastAsia"/>
+          <w:rFonts w:hint="eastAsia" w:eastAsia="黑体"/>
           <w:b/>
           <w:bCs/>
         </w:rPr>
@@ -450,6 +533,7 @@
       </w:r>
       <w:r>
         <w:rPr>
+          <w:rFonts w:eastAsia="黑体"/>
           <w:b/>
           <w:bCs/>
         </w:rPr>
@@ -457,47 +541,62 @@
       </w:r>
       <w:r>
         <w:rPr>
-          <w:rFonts w:hint="eastAsia"/>
+          <w:rFonts w:hint="eastAsia" w:eastAsia="黑体"/>
         </w:rPr>
         <w:t xml:space="preserve">（A2</w:t>
       </w:r>
       <w:r>
+        <w:rPr>
+          <w:rFonts w:eastAsia="黑体"/>
+        </w:rPr>
         <w:t xml:space="preserve"> </w:t>
       </w:r>
       <w:r>
         <w:rPr>
-          <w:rFonts w:hint="eastAsia"/>
+          <w:rFonts w:hint="eastAsia" w:eastAsia="黑体"/>
         </w:rPr>
         <w:t xml:space="preserve">的输出</w:t>
       </w:r>
       <w:r>
+        <w:rPr>
+          <w:rFonts w:eastAsia="黑体"/>
+        </w:rPr>
         <w:t xml:space="preserve"> Y </w:t>
       </w:r>
       <w:r>
         <w:rPr>
-          <w:rFonts w:hint="eastAsia"/>
+          <w:rFonts w:hint="eastAsia" w:eastAsia="黑体"/>
         </w:rPr>
         <w:t xml:space="preserve">与</w:t>
       </w:r>
       <w:r>
+        <w:rPr>
+          <w:rFonts w:eastAsia="黑体"/>
+        </w:rPr>
         <w:t xml:space="preserve"> A4 </w:t>
       </w:r>
       <w:r>
         <w:rPr>
-          <w:rFonts w:hint="eastAsia"/>
+          <w:rFonts w:hint="eastAsia" w:eastAsia="黑体"/>
         </w:rPr>
         <w:t xml:space="preserve">的</w:t>
       </w:r>
       <w:r>
+        <w:rPr>
+          <w:rFonts w:eastAsia="黑体"/>
+        </w:rPr>
         <w:t xml:space="preserve"> A </w:t>
       </w:r>
       <w:r>
         <w:rPr>
-          <w:rFonts w:hint="eastAsia"/>
+          <w:rFonts w:hint="eastAsia" w:eastAsia="黑体"/>
         </w:rPr>
         <w:t xml:space="preserve">端相连，携带</w:t>
       </w:r>
       <w:r>
+        <w:rPr>
+          <w:rFonts w:eastAsia="黑体"/>
+        </w:rPr>
         <w:t xml:space="preserve"> </w:t>
       </w:r>
       <m:oMath>
@@ -530,13 +629,13 @@
       </m:oMath>
       <w:r>
         <w:rPr>
-          <w:rFonts w:hint="eastAsia"/>
+          <w:rFonts w:hint="eastAsia" w:eastAsia="黑体"/>
         </w:rPr>
         <w:t xml:space="preserve">）；</w:t>
       </w:r>
       <w:r>
         <w:rPr>
-          <w:rFonts w:hint="eastAsia"/>
+          <w:rFonts w:hint="eastAsia" w:eastAsia="黑体"/>
           <w:b/>
           <w:bCs/>
         </w:rPr>
@@ -544,6 +643,7 @@
       </w:r>
       <w:r>
         <w:rPr>
+          <w:rFonts w:eastAsia="黑体"/>
           <w:b/>
           <w:bCs/>
         </w:rPr>
@@ -551,7 +651,7 @@
       </w:r>
       <w:r>
         <w:rPr>
-          <w:rFonts w:hint="eastAsia"/>
+          <w:rFonts w:hint="eastAsia" w:eastAsia="黑体"/>
           <w:b/>
           <w:bCs/>
         </w:rPr>
@@ -559,6 +659,7 @@
       </w:r>
       <w:r>
         <w:rPr>
+          <w:rFonts w:eastAsia="黑体"/>
           <w:b/>
           <w:bCs/>
         </w:rPr>
@@ -566,47 +667,62 @@
       </w:r>
       <w:r>
         <w:rPr>
-          <w:rFonts w:hint="eastAsia"/>
+          <w:rFonts w:hint="eastAsia" w:eastAsia="黑体"/>
         </w:rPr>
         <w:t xml:space="preserve">（A3</w:t>
       </w:r>
       <w:r>
+        <w:rPr>
+          <w:rFonts w:eastAsia="黑体"/>
+        </w:rPr>
         <w:t xml:space="preserve"> </w:t>
       </w:r>
       <w:r>
         <w:rPr>
-          <w:rFonts w:hint="eastAsia"/>
+          <w:rFonts w:hint="eastAsia" w:eastAsia="黑体"/>
         </w:rPr>
         <w:t xml:space="preserve">的输出</w:t>
       </w:r>
       <w:r>
+        <w:rPr>
+          <w:rFonts w:eastAsia="黑体"/>
+        </w:rPr>
         <w:t xml:space="preserve"> Y </w:t>
       </w:r>
       <w:r>
         <w:rPr>
-          <w:rFonts w:hint="eastAsia"/>
+          <w:rFonts w:hint="eastAsia" w:eastAsia="黑体"/>
         </w:rPr>
         <w:t xml:space="preserve">与</w:t>
       </w:r>
       <w:r>
+        <w:rPr>
+          <w:rFonts w:eastAsia="黑体"/>
+        </w:rPr>
         <w:t xml:space="preserve"> A4 </w:t>
       </w:r>
       <w:r>
         <w:rPr>
-          <w:rFonts w:hint="eastAsia"/>
+          <w:rFonts w:hint="eastAsia" w:eastAsia="黑体"/>
         </w:rPr>
         <w:t xml:space="preserve">的</w:t>
       </w:r>
       <w:r>
+        <w:rPr>
+          <w:rFonts w:eastAsia="黑体"/>
+        </w:rPr>
         <w:t xml:space="preserve"> B </w:t>
       </w:r>
       <w:r>
         <w:rPr>
-          <w:rFonts w:hint="eastAsia"/>
+          <w:rFonts w:hint="eastAsia" w:eastAsia="黑体"/>
         </w:rPr>
         <w:t xml:space="preserve">端相连，携带</w:t>
       </w:r>
       <w:r>
+        <w:rPr>
+          <w:rFonts w:eastAsia="黑体"/>
+        </w:rPr>
         <w:t xml:space="preserve"> </w:t>
       </w:r>
       <m:oMath>
@@ -639,13 +755,13 @@
       </m:oMath>
       <w:r>
         <w:rPr>
-          <w:rFonts w:hint="eastAsia"/>
+          <w:rFonts w:hint="eastAsia" w:eastAsia="黑体"/>
         </w:rPr>
         <w:t xml:space="preserve">）；</w:t>
       </w:r>
       <w:r>
         <w:rPr>
-          <w:rFonts w:hint="eastAsia"/>
+          <w:rFonts w:hint="eastAsia" w:eastAsia="黑体"/>
           <w:b/>
           <w:bCs/>
         </w:rPr>
@@ -653,6 +769,7 @@
       </w:r>
       <w:r>
         <w:rPr>
+          <w:rFonts w:eastAsia="黑体"/>
           <w:b/>
           <w:bCs/>
         </w:rPr>
@@ -660,7 +777,7 @@
       </w:r>
       <w:r>
         <w:rPr>
-          <w:rFonts w:hint="eastAsia"/>
+          <w:rFonts w:hint="eastAsia" w:eastAsia="黑体"/>
           <w:b/>
           <w:bCs/>
         </w:rPr>
@@ -668,6 +785,7 @@
       </w:r>
       <w:r>
         <w:rPr>
+          <w:rFonts w:eastAsia="黑体"/>
           <w:b/>
           <w:bCs/>
         </w:rPr>
@@ -675,29 +793,38 @@
       </w:r>
       <w:r>
         <w:rPr>
-          <w:rFonts w:hint="eastAsia"/>
+          <w:rFonts w:hint="eastAsia" w:eastAsia="黑体"/>
         </w:rPr>
         <w:t xml:space="preserve">（A4</w:t>
       </w:r>
       <w:r>
+        <w:rPr>
+          <w:rFonts w:eastAsia="黑体"/>
+        </w:rPr>
         <w:t xml:space="preserve"> </w:t>
       </w:r>
       <w:r>
         <w:rPr>
-          <w:rFonts w:hint="eastAsia"/>
+          <w:rFonts w:hint="eastAsia" w:eastAsia="黑体"/>
         </w:rPr>
         <w:t xml:space="preserve">的输出</w:t>
       </w:r>
       <w:r>
+        <w:rPr>
+          <w:rFonts w:eastAsia="黑体"/>
+        </w:rPr>
         <w:t xml:space="preserve"> Y </w:t>
       </w:r>
       <w:r>
         <w:rPr>
-          <w:rFonts w:hint="eastAsia"/>
+          <w:rFonts w:hint="eastAsia" w:eastAsia="黑体"/>
         </w:rPr>
         <w:t xml:space="preserve">作为电路输出，携带</w:t>
       </w:r>
       <w:r>
+        <w:rPr>
+          <w:rFonts w:eastAsia="黑体"/>
+        </w:rPr>
         <w:t xml:space="preserve"> </w:t>
       </w:r>
       <m:oMath>
@@ -716,7 +843,7 @@
       </m:oMath>
       <w:r>
         <w:rPr>
-          <w:rFonts w:hint="eastAsia"/>
+          <w:rFonts w:hint="eastAsia" w:eastAsia="黑体"/>
         </w:rPr>
         <w:t xml:space="preserve">）。</w:t>
       </w:r>
@@ -725,82 +852,106 @@
       <w:pPr/>
       <w:r>
         <w:rPr>
-          <w:rFonts w:hint="eastAsia"/>
+          <w:rFonts w:hint="eastAsia" w:eastAsia="黑体"/>
         </w:rPr>
         <w:t xml:space="preserve">各门管脚连接：</w:t>
       </w:r>
       <w:r>
         <w:rPr>
-          <w:rFonts w:hint="eastAsia"/>
+          <w:rFonts w:hint="eastAsia" w:eastAsia="黑体"/>
           <w:b/>
           <w:bCs/>
         </w:rPr>
         <w:t xml:space="preserve">A1（与非门）</w:t>
       </w:r>
       <w:r>
+        <w:rPr>
+          <w:rFonts w:eastAsia="黑体"/>
+        </w:rPr>
         <w:t xml:space="preserve"> </w:t>
       </w:r>
       <w:r>
         <w:rPr>
-          <w:rFonts w:hint="eastAsia"/>
+          <w:rFonts w:hint="eastAsia" w:eastAsia="黑体"/>
         </w:rPr>
         <w:t xml:space="preserve">的</w:t>
       </w:r>
       <w:r>
+        <w:rPr>
+          <w:rFonts w:eastAsia="黑体"/>
+        </w:rPr>
         <w:t xml:space="preserve"> A </w:t>
       </w:r>
       <w:r>
         <w:rPr>
-          <w:rFonts w:hint="eastAsia"/>
+          <w:rFonts w:hint="eastAsia" w:eastAsia="黑体"/>
         </w:rPr>
         <w:t xml:space="preserve">端接输入节点</w:t>
       </w:r>
       <w:r>
+        <w:rPr>
+          <w:rFonts w:eastAsia="黑体"/>
+        </w:rPr>
         <w:t xml:space="preserve"> A、B </w:t>
       </w:r>
       <w:r>
         <w:rPr>
-          <w:rFonts w:hint="eastAsia"/>
+          <w:rFonts w:hint="eastAsia" w:eastAsia="黑体"/>
         </w:rPr>
         <w:t xml:space="preserve">端接输入节点</w:t>
       </w:r>
       <w:r>
+        <w:rPr>
+          <w:rFonts w:eastAsia="黑体"/>
+        </w:rPr>
         <w:t xml:space="preserve"> </w:t>
       </w:r>
       <w:r>
         <w:rPr>
-          <w:rFonts w:hint="eastAsia"/>
+          <w:rFonts w:hint="eastAsia" w:eastAsia="黑体"/>
         </w:rPr>
         <w:t xml:space="preserve">B、输出</w:t>
       </w:r>
       <w:r>
+        <w:rPr>
+          <w:rFonts w:eastAsia="黑体"/>
+        </w:rPr>
         <w:t xml:space="preserve"> Y </w:t>
       </w:r>
       <w:r>
         <w:rPr>
-          <w:rFonts w:hint="eastAsia"/>
+          <w:rFonts w:hint="eastAsia" w:eastAsia="黑体"/>
         </w:rPr>
         <w:t xml:space="preserve">端接中间节点</w:t>
       </w:r>
       <w:r>
+        <w:rPr>
+          <w:rFonts w:eastAsia="黑体"/>
+        </w:rPr>
         <w:t xml:space="preserve"> </w:t>
       </w:r>
       <w:r>
         <w:rPr>
-          <w:rFonts w:hint="eastAsia"/>
+          <w:rFonts w:hint="eastAsia" w:eastAsia="黑体"/>
         </w:rPr>
         <w:t xml:space="preserve">W1，正电源脚</w:t>
       </w:r>
       <w:r>
+        <w:rPr>
+          <w:rFonts w:eastAsia="黑体"/>
+        </w:rPr>
         <w:t xml:space="preserve"> VDD </w:t>
       </w:r>
       <w:r>
         <w:rPr>
-          <w:rFonts w:hint="eastAsia"/>
+          <w:rFonts w:hint="eastAsia" w:eastAsia="黑体"/>
         </w:rPr>
         <w:t xml:space="preserve">接</w:t>
       </w:r>
       <w:r>
+        <w:rPr>
+          <w:rFonts w:eastAsia="黑体"/>
+        </w:rPr>
         <w:t xml:space="preserve"> </w:t>
       </w:r>
       <m:oMath>
@@ -828,99 +979,130 @@
       </m:oMath>
       <w:r>
         <w:rPr>
-          <w:rFonts w:hint="eastAsia"/>
+          <w:rFonts w:hint="eastAsia" w:eastAsia="黑体"/>
         </w:rPr>
         <w:t xml:space="preserve">、接地脚</w:t>
       </w:r>
       <w:r>
+        <w:rPr>
+          <w:rFonts w:eastAsia="黑体"/>
+        </w:rPr>
         <w:t xml:space="preserve"> GND </w:t>
       </w:r>
       <w:r>
         <w:rPr>
-          <w:rFonts w:hint="eastAsia"/>
+          <w:rFonts w:hint="eastAsia" w:eastAsia="黑体"/>
         </w:rPr>
         <w:t xml:space="preserve">接</w:t>
       </w:r>
       <w:r>
+        <w:rPr>
+          <w:rFonts w:eastAsia="黑体"/>
+        </w:rPr>
         <w:t xml:space="preserve"> </w:t>
       </w:r>
       <w:r>
         <w:rPr>
-          <w:rFonts w:hint="eastAsia"/>
+          <w:rFonts w:hint="eastAsia" w:eastAsia="黑体"/>
         </w:rPr>
         <w:t xml:space="preserve">GND；</w:t>
       </w:r>
       <w:r>
         <w:rPr>
+          <w:rFonts w:eastAsia="黑体"/>
           <w:b/>
           <w:bCs/>
         </w:rPr>
         <w:t xml:space="preserve">A2</w:t>
       </w:r>
       <w:r>
+        <w:rPr>
+          <w:rFonts w:eastAsia="黑体"/>
+        </w:rPr>
         <w:t xml:space="preserve"> </w:t>
       </w:r>
       <w:r>
         <w:rPr>
-          <w:rFonts w:hint="eastAsia"/>
+          <w:rFonts w:hint="eastAsia" w:eastAsia="黑体"/>
         </w:rPr>
         <w:t xml:space="preserve">的</w:t>
       </w:r>
       <w:r>
+        <w:rPr>
+          <w:rFonts w:eastAsia="黑体"/>
+        </w:rPr>
         <w:t xml:space="preserve"> A </w:t>
       </w:r>
       <w:r>
         <w:rPr>
-          <w:rFonts w:hint="eastAsia"/>
+          <w:rFonts w:hint="eastAsia" w:eastAsia="黑体"/>
         </w:rPr>
         <w:t xml:space="preserve">端接输入节点</w:t>
       </w:r>
       <w:r>
+        <w:rPr>
+          <w:rFonts w:eastAsia="黑体"/>
+        </w:rPr>
         <w:t xml:space="preserve"> A、B </w:t>
       </w:r>
       <w:r>
         <w:rPr>
-          <w:rFonts w:hint="eastAsia"/>
+          <w:rFonts w:hint="eastAsia" w:eastAsia="黑体"/>
         </w:rPr>
         <w:t xml:space="preserve">端接中间节点</w:t>
       </w:r>
       <w:r>
+        <w:rPr>
+          <w:rFonts w:eastAsia="黑体"/>
+        </w:rPr>
         <w:t xml:space="preserve"> </w:t>
       </w:r>
       <w:r>
         <w:rPr>
-          <w:rFonts w:hint="eastAsia"/>
+          <w:rFonts w:hint="eastAsia" w:eastAsia="黑体"/>
         </w:rPr>
         <w:t xml:space="preserve">W1、输出</w:t>
       </w:r>
       <w:r>
+        <w:rPr>
+          <w:rFonts w:eastAsia="黑体"/>
+        </w:rPr>
         <w:t xml:space="preserve"> Y </w:t>
       </w:r>
       <w:r>
         <w:rPr>
-          <w:rFonts w:hint="eastAsia"/>
+          <w:rFonts w:hint="eastAsia" w:eastAsia="黑体"/>
         </w:rPr>
         <w:t xml:space="preserve">端接中间节点</w:t>
       </w:r>
       <w:r>
+        <w:rPr>
+          <w:rFonts w:eastAsia="黑体"/>
+        </w:rPr>
         <w:t xml:space="preserve"> </w:t>
       </w:r>
       <w:r>
         <w:rPr>
-          <w:rFonts w:hint="eastAsia"/>
+          <w:rFonts w:hint="eastAsia" w:eastAsia="黑体"/>
         </w:rPr>
         <w:t xml:space="preserve">W2，VDD</w:t>
       </w:r>
       <w:r>
+        <w:rPr>
+          <w:rFonts w:eastAsia="黑体"/>
+        </w:rPr>
         <w:t xml:space="preserve"> </w:t>
       </w:r>
       <w:r>
         <w:rPr>
-          <w:rFonts w:hint="eastAsia"/>
+          <w:rFonts w:hint="eastAsia" w:eastAsia="黑体"/>
         </w:rPr>
         <w:t xml:space="preserve">接</w:t>
       </w:r>
       <w:r>
+        <w:rPr>
+          <w:rFonts w:eastAsia="黑体"/>
+        </w:rPr>
         <w:t xml:space="preserve"> </w:t>
       </w:r>
       <m:oMath>
@@ -947,94 +1129,125 @@
         </m:sSub>
       </m:oMath>
       <w:r>
+        <w:rPr>
+          <w:rFonts w:eastAsia="黑体"/>
+        </w:rPr>
         <w:t xml:space="preserve">、GND </w:t>
       </w:r>
       <w:r>
         <w:rPr>
-          <w:rFonts w:hint="eastAsia"/>
+          <w:rFonts w:hint="eastAsia" w:eastAsia="黑体"/>
         </w:rPr>
         <w:t xml:space="preserve">接</w:t>
       </w:r>
       <w:r>
+        <w:rPr>
+          <w:rFonts w:eastAsia="黑体"/>
+        </w:rPr>
         <w:t xml:space="preserve"> </w:t>
       </w:r>
       <w:r>
         <w:rPr>
-          <w:rFonts w:hint="eastAsia"/>
+          <w:rFonts w:hint="eastAsia" w:eastAsia="黑体"/>
         </w:rPr>
         <w:t xml:space="preserve">GND；</w:t>
       </w:r>
       <w:r>
         <w:rPr>
+          <w:rFonts w:eastAsia="黑体"/>
           <w:b/>
           <w:bCs/>
         </w:rPr>
         <w:t xml:space="preserve">A3</w:t>
       </w:r>
       <w:r>
+        <w:rPr>
+          <w:rFonts w:eastAsia="黑体"/>
+        </w:rPr>
         <w:t xml:space="preserve"> </w:t>
       </w:r>
       <w:r>
         <w:rPr>
-          <w:rFonts w:hint="eastAsia"/>
+          <w:rFonts w:hint="eastAsia" w:eastAsia="黑体"/>
         </w:rPr>
         <w:t xml:space="preserve">的</w:t>
       </w:r>
       <w:r>
+        <w:rPr>
+          <w:rFonts w:eastAsia="黑体"/>
+        </w:rPr>
         <w:t xml:space="preserve"> A </w:t>
       </w:r>
       <w:r>
         <w:rPr>
-          <w:rFonts w:hint="eastAsia"/>
+          <w:rFonts w:hint="eastAsia" w:eastAsia="黑体"/>
         </w:rPr>
         <w:t xml:space="preserve">端接中间节点</w:t>
       </w:r>
       <w:r>
+        <w:rPr>
+          <w:rFonts w:eastAsia="黑体"/>
+        </w:rPr>
         <w:t xml:space="preserve"> W1、B </w:t>
       </w:r>
       <w:r>
         <w:rPr>
-          <w:rFonts w:hint="eastAsia"/>
+          <w:rFonts w:hint="eastAsia" w:eastAsia="黑体"/>
         </w:rPr>
         <w:t xml:space="preserve">端接输入节点</w:t>
       </w:r>
       <w:r>
+        <w:rPr>
+          <w:rFonts w:eastAsia="黑体"/>
+        </w:rPr>
         <w:t xml:space="preserve"> </w:t>
       </w:r>
       <w:r>
         <w:rPr>
-          <w:rFonts w:hint="eastAsia"/>
+          <w:rFonts w:hint="eastAsia" w:eastAsia="黑体"/>
         </w:rPr>
         <w:t xml:space="preserve">B、输出</w:t>
       </w:r>
       <w:r>
+        <w:rPr>
+          <w:rFonts w:eastAsia="黑体"/>
+        </w:rPr>
         <w:t xml:space="preserve"> Y </w:t>
       </w:r>
       <w:r>
         <w:rPr>
-          <w:rFonts w:hint="eastAsia"/>
+          <w:rFonts w:hint="eastAsia" w:eastAsia="黑体"/>
         </w:rPr>
         <w:t xml:space="preserve">端接中间节点</w:t>
       </w:r>
       <w:r>
+        <w:rPr>
+          <w:rFonts w:eastAsia="黑体"/>
+        </w:rPr>
         <w:t xml:space="preserve"> </w:t>
       </w:r>
       <w:r>
         <w:rPr>
-          <w:rFonts w:hint="eastAsia"/>
+          <w:rFonts w:hint="eastAsia" w:eastAsia="黑体"/>
         </w:rPr>
         <w:t xml:space="preserve">W3，VDD</w:t>
       </w:r>
       <w:r>
+        <w:rPr>
+          <w:rFonts w:eastAsia="黑体"/>
+        </w:rPr>
         <w:t xml:space="preserve"> </w:t>
       </w:r>
       <w:r>
         <w:rPr>
-          <w:rFonts w:hint="eastAsia"/>
+          <w:rFonts w:hint="eastAsia" w:eastAsia="黑体"/>
         </w:rPr>
         <w:t xml:space="preserve">接</w:t>
       </w:r>
       <w:r>
+        <w:rPr>
+          <w:rFonts w:eastAsia="黑体"/>
+        </w:rPr>
         <w:t xml:space="preserve"> </w:t>
       </w:r>
       <m:oMath>
@@ -1061,94 +1274,125 @@
         </m:sSub>
       </m:oMath>
       <w:r>
+        <w:rPr>
+          <w:rFonts w:eastAsia="黑体"/>
+        </w:rPr>
         <w:t xml:space="preserve">、GND </w:t>
       </w:r>
       <w:r>
         <w:rPr>
-          <w:rFonts w:hint="eastAsia"/>
+          <w:rFonts w:hint="eastAsia" w:eastAsia="黑体"/>
         </w:rPr>
         <w:t xml:space="preserve">接</w:t>
       </w:r>
       <w:r>
+        <w:rPr>
+          <w:rFonts w:eastAsia="黑体"/>
+        </w:rPr>
         <w:t xml:space="preserve"> </w:t>
       </w:r>
       <w:r>
         <w:rPr>
-          <w:rFonts w:hint="eastAsia"/>
+          <w:rFonts w:hint="eastAsia" w:eastAsia="黑体"/>
         </w:rPr>
         <w:t xml:space="preserve">GND；</w:t>
       </w:r>
       <w:r>
         <w:rPr>
+          <w:rFonts w:eastAsia="黑体"/>
           <w:b/>
           <w:bCs/>
         </w:rPr>
         <w:t xml:space="preserve">A4</w:t>
       </w:r>
       <w:r>
+        <w:rPr>
+          <w:rFonts w:eastAsia="黑体"/>
+        </w:rPr>
         <w:t xml:space="preserve"> </w:t>
       </w:r>
       <w:r>
         <w:rPr>
-          <w:rFonts w:hint="eastAsia"/>
+          <w:rFonts w:hint="eastAsia" w:eastAsia="黑体"/>
         </w:rPr>
         <w:t xml:space="preserve">的</w:t>
       </w:r>
       <w:r>
+        <w:rPr>
+          <w:rFonts w:eastAsia="黑体"/>
+        </w:rPr>
         <w:t xml:space="preserve"> A </w:t>
       </w:r>
       <w:r>
         <w:rPr>
-          <w:rFonts w:hint="eastAsia"/>
+          <w:rFonts w:hint="eastAsia" w:eastAsia="黑体"/>
         </w:rPr>
         <w:t xml:space="preserve">端接中间节点</w:t>
       </w:r>
       <w:r>
+        <w:rPr>
+          <w:rFonts w:eastAsia="黑体"/>
+        </w:rPr>
         <w:t xml:space="preserve"> W2、B </w:t>
       </w:r>
       <w:r>
         <w:rPr>
-          <w:rFonts w:hint="eastAsia"/>
+          <w:rFonts w:hint="eastAsia" w:eastAsia="黑体"/>
         </w:rPr>
         <w:t xml:space="preserve">端接中间节点</w:t>
       </w:r>
       <w:r>
+        <w:rPr>
+          <w:rFonts w:eastAsia="黑体"/>
+        </w:rPr>
         <w:t xml:space="preserve"> </w:t>
       </w:r>
       <w:r>
         <w:rPr>
-          <w:rFonts w:hint="eastAsia"/>
+          <w:rFonts w:hint="eastAsia" w:eastAsia="黑体"/>
         </w:rPr>
         <w:t xml:space="preserve">W3、输出</w:t>
       </w:r>
       <w:r>
+        <w:rPr>
+          <w:rFonts w:eastAsia="黑体"/>
+        </w:rPr>
         <w:t xml:space="preserve"> Y </w:t>
       </w:r>
       <w:r>
         <w:rPr>
-          <w:rFonts w:hint="eastAsia"/>
+          <w:rFonts w:hint="eastAsia" w:eastAsia="黑体"/>
         </w:rPr>
         <w:t xml:space="preserve">端接输出节点</w:t>
       </w:r>
       <w:r>
+        <w:rPr>
+          <w:rFonts w:eastAsia="黑体"/>
+        </w:rPr>
         <w:t xml:space="preserve"> </w:t>
       </w:r>
       <w:r>
         <w:rPr>
-          <w:rFonts w:hint="eastAsia"/>
+          <w:rFonts w:hint="eastAsia" w:eastAsia="黑体"/>
         </w:rPr>
         <w:t xml:space="preserve">Y，VDD</w:t>
       </w:r>
       <w:r>
+        <w:rPr>
+          <w:rFonts w:eastAsia="黑体"/>
+        </w:rPr>
         <w:t xml:space="preserve"> </w:t>
       </w:r>
       <w:r>
         <w:rPr>
-          <w:rFonts w:hint="eastAsia"/>
+          <w:rFonts w:hint="eastAsia" w:eastAsia="黑体"/>
         </w:rPr>
         <w:t xml:space="preserve">接</w:t>
       </w:r>
       <w:r>
+        <w:rPr>
+          <w:rFonts w:eastAsia="黑体"/>
+        </w:rPr>
         <w:t xml:space="preserve"> </w:t>
       </w:r>
       <m:oMath>
@@ -1175,15 +1419,21 @@
         </m:sSub>
       </m:oMath>
       <w:r>
+        <w:rPr>
+          <w:rFonts w:eastAsia="黑体"/>
+        </w:rPr>
         <w:t xml:space="preserve">、GND </w:t>
       </w:r>
       <w:r>
         <w:rPr>
-          <w:rFonts w:hint="eastAsia"/>
+          <w:rFonts w:hint="eastAsia" w:eastAsia="黑体"/>
         </w:rPr>
         <w:t xml:space="preserve">接</w:t>
       </w:r>
       <w:r>
+        <w:rPr>
+          <w:rFonts w:eastAsia="黑体"/>
+        </w:rPr>
         <w:t xml:space="preserve"> GND。</w:t>
       </w:r>
     </w:p>
@@ -1191,11 +1441,14 @@
       <w:pPr/>
       <w:r>
         <w:rPr>
-          <w:rFonts w:hint="eastAsia"/>
+          <w:rFonts w:hint="eastAsia" w:eastAsia="黑体"/>
         </w:rPr>
         <w:t xml:space="preserve">由此构成”两级与非先得两个中间量、再对二者取与非”的二输入异或组态，输出</w:t>
       </w:r>
       <w:r>
+        <w:rPr>
+          <w:rFonts w:eastAsia="黑体"/>
+        </w:rPr>
         <w:t xml:space="preserve"> </w:t>
       </w:r>
       <m:oMath>
@@ -1223,34 +1476,43 @@
       </m:oMath>
       <w:r>
         <w:rPr>
-          <w:rFonts w:hint="eastAsia"/>
+          <w:rFonts w:hint="eastAsia" w:eastAsia="黑体"/>
         </w:rPr>
         <w:t xml:space="preserve">，在两输入相异时输出</w:t>
       </w:r>
       <w:r>
+        <w:rPr>
+          <w:rFonts w:eastAsia="黑体"/>
+        </w:rPr>
         <w:t xml:space="preserve"> </w:t>
       </w:r>
       <w:r>
         <w:rPr>
-          <w:rFonts w:hint="eastAsia"/>
+          <w:rFonts w:hint="eastAsia" w:eastAsia="黑体"/>
         </w:rPr>
         <w:t xml:space="preserve">1、相同时输出</w:t>
       </w:r>
       <w:r>
+        <w:rPr>
+          <w:rFonts w:eastAsia="黑体"/>
+        </w:rPr>
         <w:t xml:space="preserve"> </w:t>
       </w:r>
       <w:r>
         <w:rPr>
-          <w:rFonts w:hint="eastAsia"/>
+          <w:rFonts w:hint="eastAsia" w:eastAsia="黑体"/>
         </w:rPr>
         <w:t xml:space="preserve">0；它等价于模</w:t>
       </w:r>
       <w:r>
+        <w:rPr>
+          <w:rFonts w:eastAsia="黑体"/>
+        </w:rPr>
         <w:t xml:space="preserve"> 2 </w:t>
       </w:r>
       <w:r>
         <w:rPr>
-          <w:rFonts w:hint="eastAsia"/>
+          <w:rFonts w:hint="eastAsia" w:eastAsia="黑体"/>
         </w:rPr>
         <w:t xml:space="preserve">加（不考虑进位），是加法器、奇偶校验、比较与检错电路的基本单元。</w:t>
       </w:r>
@@ -1263,7 +1525,7 @@
       </w:pPr>
       <w:r>
         <w:rPr>
-          <w:rFonts w:hint="eastAsia"/>
+          <w:rFonts w:hint="eastAsia" w:eastAsia="黑体"/>
         </w:rPr>
         <w:t xml:space="preserve">工作原理</w:t>
       </w:r>
@@ -1274,79 +1536,103 @@
       </w:pPr>
       <w:r>
         <w:rPr>
-          <w:rFonts w:hint="eastAsia"/>
+          <w:rFonts w:hint="eastAsia" w:eastAsia="黑体"/>
         </w:rPr>
         <w:t xml:space="preserve">异或门判断两个输入是否不同：当</w:t>
       </w:r>
       <w:r>
+        <w:rPr>
+          <w:rFonts w:eastAsia="黑体"/>
+        </w:rPr>
         <w:t xml:space="preserve"> A、B </w:t>
       </w:r>
       <w:r>
         <w:rPr>
-          <w:rFonts w:hint="eastAsia"/>
+          <w:rFonts w:hint="eastAsia" w:eastAsia="黑体"/>
         </w:rPr>
         <w:t xml:space="preserve">一个为</w:t>
       </w:r>
       <w:r>
+        <w:rPr>
+          <w:rFonts w:eastAsia="黑体"/>
+        </w:rPr>
         <w:t xml:space="preserve"> </w:t>
       </w:r>
       <w:r>
         <w:rPr>
-          <w:rFonts w:hint="eastAsia"/>
+          <w:rFonts w:hint="eastAsia" w:eastAsia="黑体"/>
         </w:rPr>
         <w:t xml:space="preserve">0、一个为</w:t>
       </w:r>
       <w:r>
+        <w:rPr>
+          <w:rFonts w:eastAsia="黑体"/>
+        </w:rPr>
         <w:t xml:space="preserve"> 1 </w:t>
       </w:r>
       <w:r>
         <w:rPr>
-          <w:rFonts w:hint="eastAsia"/>
+          <w:rFonts w:hint="eastAsia" w:eastAsia="黑体"/>
         </w:rPr>
         <w:t xml:space="preserve">时输出</w:t>
       </w:r>
       <w:r>
+        <w:rPr>
+          <w:rFonts w:eastAsia="黑体"/>
+        </w:rPr>
         <w:t xml:space="preserve"> </w:t>
       </w:r>
       <w:r>
         <w:rPr>
-          <w:rFonts w:hint="eastAsia"/>
+          <w:rFonts w:hint="eastAsia" w:eastAsia="黑体"/>
         </w:rPr>
         <w:t xml:space="preserve">1，其余（00</w:t>
       </w:r>
       <w:r>
+        <w:rPr>
+          <w:rFonts w:eastAsia="黑体"/>
+        </w:rPr>
         <w:t xml:space="preserve"> </w:t>
       </w:r>
       <w:r>
         <w:rPr>
-          <w:rFonts w:hint="eastAsia"/>
+          <w:rFonts w:hint="eastAsia" w:eastAsia="黑体"/>
         </w:rPr>
         <w:t xml:space="preserve">或</w:t>
       </w:r>
       <w:r>
+        <w:rPr>
+          <w:rFonts w:eastAsia="黑体"/>
+        </w:rPr>
         <w:t xml:space="preserve"> </w:t>
       </w:r>
       <w:r>
         <w:rPr>
-          <w:rFonts w:hint="eastAsia"/>
+          <w:rFonts w:hint="eastAsia" w:eastAsia="黑体"/>
         </w:rPr>
         <w:t xml:space="preserve">11）输出</w:t>
       </w:r>
       <w:r>
+        <w:rPr>
+          <w:rFonts w:eastAsia="黑体"/>
+        </w:rPr>
         <w:t xml:space="preserve"> </w:t>
       </w:r>
       <w:r>
         <w:rPr>
-          <w:rFonts w:hint="eastAsia"/>
+          <w:rFonts w:hint="eastAsia" w:eastAsia="黑体"/>
         </w:rPr>
         <w:t xml:space="preserve">0。其逻辑相当于“模</w:t>
       </w:r>
       <w:r>
+        <w:rPr>
+          <w:rFonts w:eastAsia="黑体"/>
+        </w:rPr>
         <w:t xml:space="preserve"> 2 </w:t>
       </w:r>
       <w:r>
         <w:rPr>
-          <w:rFonts w:hint="eastAsia"/>
+          <w:rFonts w:hint="eastAsia" w:eastAsia="黑体"/>
         </w:rPr>
         <w:t xml:space="preserve">加”（不考虑进位），因而在多位加法器与奇偶校验中扮演关键角色。</w:t>
       </w:r>
@@ -1359,7 +1645,7 @@
       </w:pPr>
       <w:r>
         <w:rPr>
-          <w:rFonts w:hint="eastAsia"/>
+          <w:rFonts w:hint="eastAsia" w:eastAsia="黑体"/>
         </w:rPr>
         <w:t xml:space="preserve">关键计算公式</w:t>
       </w:r>
@@ -1373,7 +1659,7 @@
       </w:pPr>
       <w:r>
         <w:rPr>
-          <w:rFonts w:hint="eastAsia"/>
+          <w:rFonts w:hint="eastAsia" w:eastAsia="黑体"/>
         </w:rPr>
         <w:t xml:space="preserve">二输入异或：</w:t>
       </w:r>
@@ -1459,16 +1745,19 @@
       </w:pPr>
       <w:r>
         <w:rPr>
-          <w:rFonts w:hint="eastAsia"/>
+          <w:rFonts w:hint="eastAsia" w:eastAsia="黑体"/>
         </w:rPr>
         <w:t xml:space="preserve">模</w:t>
       </w:r>
       <w:r>
+        <w:rPr>
+          <w:rFonts w:eastAsia="黑体"/>
+        </w:rPr>
         <w:t xml:space="preserve"> 2 </w:t>
       </w:r>
       <w:r>
         <w:rPr>
-          <w:rFonts w:hint="eastAsia"/>
+          <w:rFonts w:hint="eastAsia" w:eastAsia="黑体"/>
         </w:rPr>
         <w:t xml:space="preserve">加（等价）：</w:t>
       </w:r>
@@ -1542,29 +1831,38 @@
         </w:numPr>
       </w:pPr>
       <w:r>
+        <w:rPr>
+          <w:rFonts w:eastAsia="黑体"/>
+        </w:rPr>
         <w:t xml:space="preserve">n </w:t>
       </w:r>
       <w:r>
         <w:rPr>
-          <w:rFonts w:hint="eastAsia"/>
+          <w:rFonts w:hint="eastAsia" w:eastAsia="黑体"/>
         </w:rPr>
         <w:t xml:space="preserve">输入异或（奇偶性质，输出为</w:t>
       </w:r>
       <w:r>
+        <w:rPr>
+          <w:rFonts w:eastAsia="黑体"/>
+        </w:rPr>
         <w:t xml:space="preserve"> 1 </w:t>
       </w:r>
       <w:r>
         <w:rPr>
-          <w:rFonts w:hint="eastAsia"/>
+          <w:rFonts w:hint="eastAsia" w:eastAsia="黑体"/>
         </w:rPr>
         <w:t xml:space="preserve">当且仅当</w:t>
       </w:r>
       <w:r>
+        <w:rPr>
+          <w:rFonts w:eastAsia="黑体"/>
+        </w:rPr>
         <w:t xml:space="preserve"> 1 </w:t>
       </w:r>
       <w:r>
         <w:rPr>
-          <w:rFonts w:hint="eastAsia"/>
+          <w:rFonts w:hint="eastAsia" w:eastAsia="黑体"/>
         </w:rPr>
         <w:t xml:space="preserve">的个数为奇数）：</w:t>
       </w:r>
@@ -1660,7 +1958,7 @@
       </w:pPr>
       <w:r>
         <w:rPr>
-          <w:rFonts w:hint="eastAsia"/>
+          <w:rFonts w:hint="eastAsia" w:eastAsia="黑体"/>
         </w:rPr>
         <w:t xml:space="preserve">基本恒等式：</w:t>
       </w:r>
@@ -1797,7 +2095,7 @@
             </w:pPr>
             <w:r>
               <w:rPr>
-                <w:rFonts w:hint="eastAsia"/>
+                <w:rFonts w:hint="eastAsia" w:eastAsia="黑体"/>
               </w:rPr>
               <w:t xml:space="preserve">符号</w:t>
             </w:r>
@@ -1811,7 +2109,7 @@
             </w:pPr>
             <w:r>
               <w:rPr>
-                <w:rFonts w:hint="eastAsia"/>
+                <w:rFonts w:hint="eastAsia" w:eastAsia="黑体"/>
               </w:rPr>
               <w:t xml:space="preserve">含义</w:t>
             </w:r>
@@ -1825,7 +2123,7 @@
             </w:pPr>
             <w:r>
               <w:rPr>
-                <w:rFonts w:hint="eastAsia"/>
+                <w:rFonts w:hint="eastAsia" w:eastAsia="黑体"/>
               </w:rPr>
               <w:t xml:space="preserve">单位</w:t>
             </w:r>
@@ -1854,6 +2152,9 @@
               </m:r>
             </m:oMath>
             <w:r>
+              <w:rPr>
+                <w:rFonts w:eastAsia="黑体"/>
+              </w:rPr>
               <w:t xml:space="preserve">​</w:t>
             </w:r>
           </w:p>
@@ -1866,7 +2167,7 @@
             </w:pPr>
             <w:r>
               <w:rPr>
-                <w:rFonts w:hint="eastAsia"/>
+                <w:rFonts w:hint="eastAsia" w:eastAsia="黑体"/>
               </w:rPr>
               <w:t xml:space="preserve">输入</w:t>
             </w:r>
@@ -1879,6 +2180,9 @@
               <w:pStyle w:val="Compact"/>
             </w:pPr>
             <w:r>
+              <w:rPr>
+                <w:rFonts w:eastAsia="黑体"/>
+              </w:rPr>
               <w:t xml:space="preserve">—</w:t>
             </w:r>
           </w:p>
@@ -1897,6 +2201,9 @@
               </m:r>
             </m:oMath>
             <w:r>
+              <w:rPr>
+                <w:rFonts w:eastAsia="黑体"/>
+              </w:rPr>
               <w:t xml:space="preserve">​</w:t>
             </w:r>
           </w:p>
@@ -1909,7 +2216,7 @@
             </w:pPr>
             <w:r>
               <w:rPr>
-                <w:rFonts w:hint="eastAsia"/>
+                <w:rFonts w:hint="eastAsia" w:eastAsia="黑体"/>
               </w:rPr>
               <w:t xml:space="preserve">输出</w:t>
             </w:r>
@@ -1922,6 +2229,9 @@
               <w:pStyle w:val="Compact"/>
             </w:pPr>
             <w:r>
+              <w:rPr>
+                <w:rFonts w:eastAsia="黑体"/>
+              </w:rPr>
               <w:t xml:space="preserve">—</w:t>
             </w:r>
           </w:p>
@@ -1936,7 +2246,7 @@
       </w:pPr>
       <w:r>
         <w:rPr>
-          <w:rFonts w:hint="eastAsia"/>
+          <w:rFonts w:hint="eastAsia" w:eastAsia="黑体"/>
         </w:rPr>
         <w:t xml:space="preserve">元件调整影响</w:t>
       </w:r>
@@ -1951,7 +2261,7 @@
       </w:pPr>
       <w:r>
         <w:rPr>
-          <w:rFonts w:hint="eastAsia"/>
+          <w:rFonts w:hint="eastAsia" w:eastAsia="黑体"/>
         </w:rPr>
         <w:t xml:space="preserve">逻辑功能固定，无模拟调整参数；速度、功耗由工艺与电源电压决定。</w:t>
       </w:r>
@@ -1966,7 +2276,7 @@
       </w:pPr>
       <w:r>
         <w:rPr>
-          <w:rFonts w:hint="eastAsia"/>
+          <w:rFonts w:hint="eastAsia" w:eastAsia="黑体"/>
         </w:rPr>
         <w:t xml:space="preserve">多输入异或可由异或门树实现，树深越大延迟越高。</w:t>
       </w:r>
@@ -1981,7 +2291,7 @@
       </w:pPr>
       <w:r>
         <w:rPr>
-          <w:rFonts w:hint="eastAsia"/>
+          <w:rFonts w:hint="eastAsia" w:eastAsia="黑体"/>
         </w:rPr>
         <w:t xml:space="preserve">增大驱动能力（宽长比）可加快翻转、带更大负载。</w:t>
       </w:r>
@@ -1994,7 +2304,7 @@
       </w:pPr>
       <w:r>
         <w:rPr>
-          <w:rFonts w:hint="eastAsia"/>
+          <w:rFonts w:hint="eastAsia" w:eastAsia="黑体"/>
         </w:rPr>
         <w:t xml:space="preserve">典型参数示例</w:t>
       </w:r>
@@ -2041,7 +2351,7 @@
       </m:oMath>
       <w:r>
         <w:rPr>
-          <w:rFonts w:hint="eastAsia"/>
+          <w:rFonts w:hint="eastAsia" w:eastAsia="黑体"/>
         </w:rPr>
         <w:t xml:space="preserve">：</w:t>
       </w:r>
@@ -2099,11 +2409,14 @@
       </m:oMath>
       <w:r>
         <w:rPr>
-          <w:rFonts w:hint="eastAsia"/>
+          <w:rFonts w:hint="eastAsia" w:eastAsia="黑体"/>
         </w:rPr>
         <w:t xml:space="preserve">，即</w:t>
       </w:r>
       <w:r>
+        <w:rPr>
+          <w:rFonts w:eastAsia="黑体"/>
+        </w:rPr>
         <w:t xml:space="preserve"> 1⊕0=1。</w:t>
       </w:r>
     </w:p>
@@ -2149,7 +2462,7 @@
       </m:oMath>
       <w:r>
         <w:rPr>
-          <w:rFonts w:hint="eastAsia"/>
+          <w:rFonts w:hint="eastAsia" w:eastAsia="黑体"/>
         </w:rPr>
         <w:t xml:space="preserve">：</w:t>
       </w:r>
@@ -2207,11 +2520,14 @@
       </m:oMath>
       <w:r>
         <w:rPr>
-          <w:rFonts w:hint="eastAsia"/>
+          <w:rFonts w:hint="eastAsia" w:eastAsia="黑体"/>
         </w:rPr>
         <w:t xml:space="preserve">，即</w:t>
       </w:r>
       <w:r>
+        <w:rPr>
+          <w:rFonts w:eastAsia="黑体"/>
+        </w:rPr>
         <w:t xml:space="preserve"> 1⊕1=0。</w:t>
       </w:r>
     </w:p>
@@ -2223,7 +2539,7 @@
       </w:pPr>
       <w:r>
         <w:rPr>
-          <w:rFonts w:hint="eastAsia"/>
+          <w:rFonts w:hint="eastAsia" w:eastAsia="黑体"/>
         </w:rPr>
         <w:t xml:space="preserve">常见器件型号</w:t>
       </w:r>
@@ -2238,25 +2554,31 @@
       </w:pPr>
       <w:r>
         <w:rPr>
-          <w:rFonts w:hint="eastAsia"/>
+          <w:rFonts w:hint="eastAsia" w:eastAsia="黑体"/>
         </w:rPr>
         <w:t xml:space="preserve">74HC86（四</w:t>
       </w:r>
       <w:r>
+        <w:rPr>
+          <w:rFonts w:eastAsia="黑体"/>
+        </w:rPr>
         <w:t xml:space="preserve"> 2 </w:t>
       </w:r>
       <w:r>
         <w:rPr>
-          <w:rFonts w:hint="eastAsia"/>
+          <w:rFonts w:hint="eastAsia" w:eastAsia="黑体"/>
         </w:rPr>
         <w:t xml:space="preserve">输入异或门）、74LS86、CD4030</w:t>
       </w:r>
       <w:r>
+        <w:rPr>
+          <w:rFonts w:eastAsia="黑体"/>
+        </w:rPr>
         <w:t xml:space="preserve"> / </w:t>
       </w:r>
       <w:r>
         <w:rPr>
-          <w:rFonts w:hint="eastAsia"/>
+          <w:rFonts w:hint="eastAsia" w:eastAsia="黑体"/>
         </w:rPr>
         <w:t xml:space="preserve">CD4070（异或门）。</w:t>
       </w:r>
@@ -2271,16 +2593,19 @@
       </w:pPr>
       <w:r>
         <w:rPr>
-          <w:rFonts w:hint="eastAsia"/>
+          <w:rFonts w:hint="eastAsia" w:eastAsia="黑体"/>
         </w:rPr>
         <w:t xml:space="preserve">74HC266（四</w:t>
       </w:r>
       <w:r>
+        <w:rPr>
+          <w:rFonts w:eastAsia="黑体"/>
+        </w:rPr>
         <w:t xml:space="preserve"> 2 </w:t>
       </w:r>
       <w:r>
         <w:rPr>
-          <w:rFonts w:hint="eastAsia"/>
+          <w:rFonts w:hint="eastAsia" w:eastAsia="黑体"/>
         </w:rPr>
         <w:t xml:space="preserve">输入同或门，输出取反）。</w:t>
       </w:r>
@@ -2293,7 +2618,7 @@
       </w:pPr>
       <w:r>
         <w:rPr>
-          <w:rFonts w:hint="eastAsia"/>
+          <w:rFonts w:hint="eastAsia" w:eastAsia="黑体"/>
         </w:rPr>
         <w:t xml:space="preserve">注意事项</w:t>
       </w:r>
@@ -2308,7 +2633,7 @@
       </w:pPr>
       <w:r>
         <w:rPr>
-          <w:rFonts w:hint="eastAsia"/>
+          <w:rFonts w:hint="eastAsia" w:eastAsia="黑体"/>
         </w:rPr>
         <w:t xml:space="preserve">多输入异或用树形并联可降低延迟，注意扇出。</w:t>
       </w:r>
@@ -2323,7 +2648,7 @@
       </w:pPr>
       <w:r>
         <w:rPr>
-          <w:rFonts w:hint="eastAsia"/>
+          <w:rFonts w:hint="eastAsia" w:eastAsia="黑体"/>
         </w:rPr>
         <w:t xml:space="preserve">输入悬空会引入噪声，未用输入应接确定电平。</w:t>
       </w:r>
@@ -2338,7 +2663,7 @@
       </w:pPr>
       <w:r>
         <w:rPr>
-          <w:rFonts w:hint="eastAsia"/>
+          <w:rFonts w:hint="eastAsia" w:eastAsia="黑体"/>
         </w:rPr>
         <w:t xml:space="preserve">用作奇偶校验时注意位宽与高位连接，避免漏算。</w:t>
       </w:r>
@@ -2351,7 +2676,7 @@
       </w:pPr>
       <w:r>
         <w:rPr>
-          <w:rFonts w:hint="eastAsia"/>
+          <w:rFonts w:hint="eastAsia" w:eastAsia="黑体"/>
         </w:rPr>
         <w:t xml:space="preserve">参考资料</w:t>
       </w:r>
@@ -2365,6 +2690,9 @@
         </w:numPr>
       </w:pPr>
       <w:r>
+        <w:rPr>
+          <w:rFonts w:eastAsia="黑体"/>
+        </w:rPr>
         <w:t xml:space="preserve">Wikipedia: XOR gate。</w:t>
       </w:r>
     </w:p>
@@ -2378,7 +2706,7 @@
       </w:pPr>
       <w:r>
         <w:rPr>
-          <w:rFonts w:hint="eastAsia"/>
+          <w:rFonts w:hint="eastAsia" w:eastAsia="黑体"/>
         </w:rPr>
         <w:t xml:space="preserve">《数字电子技术基础》（阎石）。</w:t>
       </w:r>
@@ -2392,11 +2720,14 @@
         </w:numPr>
       </w:pPr>
       <w:r>
+        <w:rPr>
+          <w:rFonts w:eastAsia="黑体"/>
+        </w:rPr>
         <w:t xml:space="preserve">74HC86 / CD4070 </w:t>
       </w:r>
       <w:r>
         <w:rPr>
-          <w:rFonts w:hint="eastAsia"/>
+          <w:rFonts w:hint="eastAsia" w:eastAsia="黑体"/>
         </w:rPr>
         <w:t xml:space="preserve">数据手册。</w:t>
       </w:r>
@@ -2410,11 +2741,11 @@
       </w:pPr>
       <w:r>
         <w:rPr>
-          <w:rFonts w:ascii="Times New Roman" w:hAnsi="Times New Roman"/>
+          <w:rFonts w:ascii="Times New Roman" w:hAnsi="Times New Roman" w:eastAsia="黑体"/>
           <w:color w:val="555555"/>
           <w:sz w:val="21"/>
         </w:rPr>
-        <w:t>材料收集者：杜文杰</w:t>
+        <w:t>材料收集者：杜文杰，WX手机：19519196569，QQ:3478827729</w:t>
       </w:r>
     </w:p>
     <w:sectPr>
@@ -2434,7 +2765,7 @@
 </file>
 
 <file path=word/footer1.xml><?xml version="1.0" encoding="utf-8"?>
-<w:ftr xmlns:m="http://schemas.openxmlformats.org/officeDocument/2006/math" xmlns:mc="http://schemas.openxmlformats.org/markup-compatibility/2006" xmlns:mo="http://schemas.microsoft.com/office/mac/office/2008/main" xmlns:mv="urn:schemas-microsoft-com:mac:vml" xmlns:o="urn:schemas-microsoft-com:office:office" xmlns:r="http://schemas.openxmlformats.org/officeDocument/2006/relationships" xmlns:v="urn:schemas-microsoft-com:vml" xmlns:w10="urn:schemas-microsoft-com:office:word" xmlns:w14="http://schemas.microsoft.com/office/word/2010/wordml" xmlns:w="http://schemas.openxmlformats.org/wordprocessingml/2006/main" xmlns:wne="http://schemas.microsoft.com/office/word/2006/wordml" xmlns:wp14="http://schemas.microsoft.com/office/word/2010/wordprocessingDrawing" xmlns:wp="http://schemas.openxmlformats.org/drawingml/2006/wordprocessingDrawing" xmlns:wpc="http://schemas.microsoft.com/office/word/2010/wordprocessingCanvas" xmlns:wpg="http://schemas.microsoft.com/office/word/2010/wordprocessingGroup" xmlns:wpi="http://schemas.microsoft.com/office/word/2010/wordprocessingInk" xmlns:wps="http://schemas.microsoft.com/office/word/2010/wordprocessingShape" mc:Ignorable="w14 wp14">
+<w:ftr xmlns:mc="http://schemas.openxmlformats.org/markup-compatibility/2006" xmlns:w="http://schemas.openxmlformats.org/wordprocessingml/2006/main" xmlns:m="http://schemas.openxmlformats.org/officeDocument/2006/math" xmlns:mo="http://schemas.microsoft.com/office/mac/office/2008/main" xmlns:mv="urn:schemas-microsoft-com:mac:vml" xmlns:o="urn:schemas-microsoft-com:office:office" xmlns:r="http://schemas.openxmlformats.org/officeDocument/2006/relationships" xmlns:v="urn:schemas-microsoft-com:vml" xmlns:w10="urn:schemas-microsoft-com:office:word" xmlns:w14="http://schemas.microsoft.com/office/word/2010/wordml" xmlns:wne="http://schemas.microsoft.com/office/word/2006/wordml" xmlns:wp14="http://schemas.microsoft.com/office/word/2010/wordprocessingDrawing" xmlns:wp="http://schemas.openxmlformats.org/drawingml/2006/wordprocessingDrawing" xmlns:wpc="http://schemas.microsoft.com/office/word/2010/wordprocessingCanvas" xmlns:wpg="http://schemas.microsoft.com/office/word/2010/wordprocessingGroup" xmlns:wpi="http://schemas.microsoft.com/office/word/2010/wordprocessingInk" xmlns:wps="http://schemas.microsoft.com/office/word/2010/wordprocessingShape" mc:Ignorable="w14 wp14">
   <w:p>
     <w:pPr>
       <w:pStyle w:val="Footer"/>
@@ -2442,12 +2773,14 @@
     </w:pPr>
     <w:r>
       <w:rPr>
+        <w:rFonts w:eastAsia="黑体"/>
         <w:sz w:val="18"/>
       </w:rPr>
       <w:t xml:space="preserve">第 </w:t>
     </w:r>
     <w:r>
       <w:rPr>
+        <w:rFonts w:eastAsia="黑体"/>
         <w:sz w:val="18"/>
       </w:rPr>
       <w:fldChar w:fldCharType="begin"/>
@@ -2456,6 +2789,7 @@
     </w:r>
     <w:r>
       <w:rPr>
+        <w:rFonts w:eastAsia="黑体"/>
         <w:sz w:val="18"/>
       </w:rPr>
       <w:t xml:space="preserve"> 页</w:t>
@@ -2469,6 +2803,9 @@
   <w:footnote w:type="continuationSeparator" w:id="0">
     <w:p>
       <w:r>
+        <w:rPr>
+          <w:rFonts w:eastAsia="黑体"/>
+        </w:rPr>
         <w:continuationSeparator/>
       </w:r>
     </w:p>
@@ -2476,6 +2813,9 @@
   <w:footnote w:type="separator" w:id="-1">
     <w:p>
       <w:r>
+        <w:rPr>
+          <w:rFonts w:eastAsia="黑体"/>
+        </w:rPr>
         <w:separator/>
       </w:r>
     </w:p>
@@ -2484,7 +2824,7 @@
 </file>
 
 <file path=word/header1.xml><?xml version="1.0" encoding="utf-8"?>
-<w:hdr xmlns:m="http://schemas.openxmlformats.org/officeDocument/2006/math" xmlns:mc="http://schemas.openxmlformats.org/markup-compatibility/2006" xmlns:mo="http://schemas.microsoft.com/office/mac/office/2008/main" xmlns:mv="urn:schemas-microsoft-com:mac:vml" xmlns:o="urn:schemas-microsoft-com:office:office" xmlns:r="http://schemas.openxmlformats.org/officeDocument/2006/relationships" xmlns:v="urn:schemas-microsoft-com:vml" xmlns:w10="urn:schemas-microsoft-com:office:word" xmlns:w14="http://schemas.microsoft.com/office/word/2010/wordml" xmlns:w="http://schemas.openxmlformats.org/wordprocessingml/2006/main" xmlns:wne="http://schemas.microsoft.com/office/word/2006/wordml" xmlns:wp14="http://schemas.microsoft.com/office/word/2010/wordprocessingDrawing" xmlns:wp="http://schemas.openxmlformats.org/drawingml/2006/wordprocessingDrawing" xmlns:wpc="http://schemas.microsoft.com/office/word/2010/wordprocessingCanvas" xmlns:wpg="http://schemas.microsoft.com/office/word/2010/wordprocessingGroup" xmlns:wpi="http://schemas.microsoft.com/office/word/2010/wordprocessingInk" xmlns:wps="http://schemas.microsoft.com/office/word/2010/wordprocessingShape" mc:Ignorable="w14 wp14">
+<w:hdr xmlns:mc="http://schemas.openxmlformats.org/markup-compatibility/2006" xmlns:w="http://schemas.openxmlformats.org/wordprocessingml/2006/main" xmlns:m="http://schemas.openxmlformats.org/officeDocument/2006/math" xmlns:mo="http://schemas.microsoft.com/office/mac/office/2008/main" xmlns:mv="urn:schemas-microsoft-com:mac:vml" xmlns:o="urn:schemas-microsoft-com:office:office" xmlns:r="http://schemas.openxmlformats.org/officeDocument/2006/relationships" xmlns:v="urn:schemas-microsoft-com:vml" xmlns:w10="urn:schemas-microsoft-com:office:word" xmlns:w14="http://schemas.microsoft.com/office/word/2010/wordml" xmlns:wne="http://schemas.microsoft.com/office/word/2006/wordml" xmlns:wp14="http://schemas.microsoft.com/office/word/2010/wordprocessingDrawing" xmlns:wp="http://schemas.openxmlformats.org/drawingml/2006/wordprocessingDrawing" xmlns:wpc="http://schemas.microsoft.com/office/word/2010/wordprocessingCanvas" xmlns:wpg="http://schemas.microsoft.com/office/word/2010/wordprocessingGroup" xmlns:wpi="http://schemas.microsoft.com/office/word/2010/wordprocessingInk" xmlns:wps="http://schemas.microsoft.com/office/word/2010/wordprocessingShape" mc:Ignorable="w14 wp14">
   <w:p>
     <w:pPr>
       <w:pStyle w:val="Header"/>
@@ -2492,7 +2832,7 @@
     </w:pPr>
     <w:r>
       <w:rPr>
-        <w:rFonts w:ascii="Times New Roman" w:hAnsi="Times New Roman"/>
+        <w:rFonts w:ascii="Times New Roman" w:hAnsi="Times New Roman" w:eastAsia="黑体"/>
         <w:sz w:val="18"/>
         <w:rFonts w:eastAsia="黑体"/>
         <w:rFonts w:eastAsia="黑体"/>
@@ -2504,7 +2844,7 @@
 </file>
 
 <file path=word/numbering.xml><?xml version="1.0" encoding="utf-8"?>
-<w:numbering xmlns:m="http://schemas.openxmlformats.org/officeDocument/2006/math" xmlns:mc="http://schemas.openxmlformats.org/markup-compatibility/2006" xmlns:mo="http://schemas.microsoft.com/office/mac/office/2008/main" xmlns:mv="urn:schemas-microsoft-com:mac:vml" xmlns:o="urn:schemas-microsoft-com:office:office" xmlns:r="http://schemas.openxmlformats.org/officeDocument/2006/relationships" xmlns:v="urn:schemas-microsoft-com:vml" xmlns:w="http://schemas.openxmlformats.org/wordprocessingml/2006/main" xmlns:w10="urn:schemas-microsoft-com:office:word" xmlns:w14="http://schemas.microsoft.com/office/word/2010/wordml" xmlns:wne="http://schemas.microsoft.com/office/word/2006/wordml" xmlns:wp="http://schemas.openxmlformats.org/drawingml/2006/wordprocessingDrawing" xmlns:wp14="http://schemas.microsoft.com/office/word/2010/wordprocessingDrawing" xmlns:wpc="http://schemas.microsoft.com/office/word/2010/wordprocessingCanvas" xmlns:wpg="http://schemas.microsoft.com/office/word/2010/wordprocessingGroup" xmlns:wpi="http://schemas.microsoft.com/office/word/2010/wordprocessingInk" xmlns:wps="http://schemas.microsoft.com/office/word/2010/wordprocessingShape" mc:Ignorable="w14 wp14">
+<w:numbering xmlns:mc="http://schemas.openxmlformats.org/markup-compatibility/2006" xmlns:w="http://schemas.openxmlformats.org/wordprocessingml/2006/main" xmlns:m="http://schemas.openxmlformats.org/officeDocument/2006/math" xmlns:mo="http://schemas.microsoft.com/office/mac/office/2008/main" xmlns:mv="urn:schemas-microsoft-com:mac:vml" xmlns:o="urn:schemas-microsoft-com:office:office" xmlns:r="http://schemas.openxmlformats.org/officeDocument/2006/relationships" xmlns:v="urn:schemas-microsoft-com:vml" xmlns:w10="urn:schemas-microsoft-com:office:word" xmlns:w14="http://schemas.microsoft.com/office/word/2010/wordml" xmlns:wne="http://schemas.microsoft.com/office/word/2006/wordml" xmlns:wp="http://schemas.openxmlformats.org/drawingml/2006/wordprocessingDrawing" xmlns:wp14="http://schemas.microsoft.com/office/word/2010/wordprocessingDrawing" xmlns:wpc="http://schemas.microsoft.com/office/word/2010/wordprocessingCanvas" xmlns:wpg="http://schemas.microsoft.com/office/word/2010/wordprocessingGroup" xmlns:wpi="http://schemas.microsoft.com/office/word/2010/wordprocessingInk" xmlns:wps="http://schemas.microsoft.com/office/word/2010/wordprocessingShape" mc:Ignorable="w14 wp14">
   <w:abstractNum w:abstractNumId="0">
     <w:nsid w:val="FFFFFF7C"/>
     <w:multiLevelType w:val="singleLevel"/>
@@ -2591,7 +2931,7 @@
         <w:ind w:hanging="360" w:left="1440"/>
       </w:pPr>
       <w:rPr>
-        <w:rFonts w:ascii="Symbol" w:hAnsi="Symbol" w:hint="default"/>
+        <w:rFonts w:ascii="Symbol" w:hAnsi="Symbol" w:hint="default" w:eastAsia="黑体"/>
       </w:rPr>
     </w:lvl>
   </w:abstractNum>
@@ -2612,7 +2952,7 @@
         <w:ind w:hanging="360" w:left="1080"/>
       </w:pPr>
       <w:rPr>
-        <w:rFonts w:ascii="Symbol" w:hAnsi="Symbol" w:hint="default"/>
+        <w:rFonts w:ascii="Symbol" w:hAnsi="Symbol" w:hint="default" w:eastAsia="黑体"/>
       </w:rPr>
     </w:lvl>
   </w:abstractNum>
@@ -2633,7 +2973,7 @@
         <w:ind w:hanging="360" w:left="720"/>
       </w:pPr>
       <w:rPr>
-        <w:rFonts w:ascii="Symbol" w:hAnsi="Symbol" w:hint="default"/>
+        <w:rFonts w:ascii="Symbol" w:hAnsi="Symbol" w:hint="default" w:eastAsia="黑体"/>
       </w:rPr>
     </w:lvl>
   </w:abstractNum>
@@ -2672,7 +3012,7 @@
         <w:ind w:hanging="360" w:left="360"/>
       </w:pPr>
       <w:rPr>
-        <w:rFonts w:ascii="Symbol" w:hAnsi="Symbol" w:hint="default"/>
+        <w:rFonts w:ascii="Symbol" w:hAnsi="Symbol" w:hint="default" w:eastAsia="黑体"/>
       </w:rPr>
     </w:lvl>
   </w:abstractNum>
@@ -2763,7 +3103,7 @@
         <w:ind w:left="720" w:hanging="360"/>
       </w:pPr>
       <w:rPr>
-        <w:rFonts w:ascii="Symbol" w:hAnsi="Symbol" w:cs="Symbol" w:hint="default"/>
+        <w:rFonts w:ascii="Symbol" w:hAnsi="Symbol" w:cs="Symbol" w:hint="default" w:eastAsia="黑体"/>
       </w:rPr>
     </w:lvl>
     <w:lvl w:ilvl="1">
@@ -2774,7 +3114,7 @@
         <w:ind w:left="1440" w:hanging="360"/>
       </w:pPr>
       <w:rPr>
-        <w:rFonts w:ascii="Courier New" w:hAnsi="Courier New" w:cs="Courier New" w:hint="default"/>
+        <w:rFonts w:ascii="Courier New" w:hAnsi="Courier New" w:cs="Courier New" w:hint="default" w:eastAsia="黑体"/>
       </w:rPr>
     </w:lvl>
     <w:lvl w:ilvl="2">
@@ -2785,7 +3125,7 @@
         <w:ind w:left="2160" w:hanging="360"/>
       </w:pPr>
       <w:rPr>
-        <w:rFonts w:ascii="Wingdings" w:hAnsi="Wingdings" w:cs="Wingdings" w:hint="default"/>
+        <w:rFonts w:ascii="Wingdings" w:hAnsi="Wingdings" w:cs="Wingdings" w:hint="default" w:eastAsia="黑体"/>
       </w:rPr>
     </w:lvl>
     <w:lvl w:ilvl="3">
@@ -2796,7 +3136,7 @@
         <w:ind w:left="2880" w:hanging="360"/>
       </w:pPr>
       <w:rPr>
-        <w:rFonts w:ascii="Symbol" w:hAnsi="Symbol" w:cs="Symbol" w:hint="default"/>
+        <w:rFonts w:ascii="Symbol" w:hAnsi="Symbol" w:cs="Symbol" w:hint="default" w:eastAsia="黑体"/>
       </w:rPr>
     </w:lvl>
     <w:lvl w:ilvl="4">
@@ -2807,7 +3147,7 @@
         <w:ind w:left="3600" w:hanging="360"/>
       </w:pPr>
       <w:rPr>
-        <w:rFonts w:ascii="Courier New" w:hAnsi="Courier New" w:cs="Courier New" w:hint="default"/>
+        <w:rFonts w:ascii="Courier New" w:hAnsi="Courier New" w:cs="Courier New" w:hint="default" w:eastAsia="黑体"/>
       </w:rPr>
     </w:lvl>
     <w:lvl w:ilvl="5">
@@ -2818,7 +3158,7 @@
         <w:ind w:left="4320" w:hanging="360"/>
       </w:pPr>
       <w:rPr>
-        <w:rFonts w:ascii="Wingdings" w:hAnsi="Wingdings" w:cs="Wingdings" w:hint="default"/>
+        <w:rFonts w:ascii="Wingdings" w:hAnsi="Wingdings" w:cs="Wingdings" w:hint="default" w:eastAsia="黑体"/>
       </w:rPr>
     </w:lvl>
     <w:lvl w:ilvl="6">
@@ -2829,7 +3169,7 @@
         <w:ind w:left="5040" w:hanging="360"/>
       </w:pPr>
       <w:rPr>
-        <w:rFonts w:ascii="Symbol" w:hAnsi="Symbol" w:cs="Symbol" w:hint="default"/>
+        <w:rFonts w:ascii="Symbol" w:hAnsi="Symbol" w:cs="Symbol" w:hint="default" w:eastAsia="黑体"/>
       </w:rPr>
     </w:lvl>
     <w:lvl w:ilvl="7">
@@ -2840,7 +3180,7 @@
         <w:ind w:left="5760" w:hanging="360"/>
       </w:pPr>
       <w:rPr>
-        <w:rFonts w:ascii="Courier New" w:hAnsi="Courier New" w:cs="Courier New" w:hint="default"/>
+        <w:rFonts w:ascii="Courier New" w:hAnsi="Courier New" w:cs="Courier New" w:hint="default" w:eastAsia="黑体"/>
       </w:rPr>
     </w:lvl>
     <w:lvl w:ilvl="8">
@@ -2851,7 +3191,7 @@
         <w:ind w:left="6480" w:hanging="360"/>
       </w:pPr>
       <w:rPr>
-        <w:rFonts w:ascii="Wingdings" w:hAnsi="Wingdings" w:cs="Wingdings" w:hint="default"/>
+        <w:rFonts w:ascii="Wingdings" w:hAnsi="Wingdings" w:cs="Wingdings" w:hint="default" w:eastAsia="黑体"/>
       </w:rPr>
     </w:lvl>
   </w:abstractNum>
@@ -2907,11 +3247,11 @@
 </file>
 
 <file path=word/styles.xml><?xml version="1.0" encoding="utf-8"?>
-<w:styles xmlns:mc="http://schemas.openxmlformats.org/markup-compatibility/2006" xmlns:r="http://schemas.openxmlformats.org/officeDocument/2006/relationships" xmlns:w="http://schemas.openxmlformats.org/wordprocessingml/2006/main" xmlns:w14="http://schemas.microsoft.com/office/word/2010/wordml" mc:Ignorable="w14">
+<w:styles xmlns:mc="http://schemas.openxmlformats.org/markup-compatibility/2006" xmlns:w="http://schemas.openxmlformats.org/wordprocessingml/2006/main" xmlns:r="http://schemas.openxmlformats.org/officeDocument/2006/relationships" xmlns:w14="http://schemas.microsoft.com/office/word/2010/wordml" mc:Ignorable="w14">
   <w:docDefaults>
     <w:rPrDefault>
       <w:rPr>
-        <w:rFonts w:asciiTheme="minorHAnsi" w:cstheme="minorBidi" w:eastAsiaTheme="minorEastAsia" w:hAnsiTheme="minorHAnsi"/>
+        <w:rFonts w:asciiTheme="minorHAnsi" w:cstheme="minorBidi" w:hAnsiTheme="minorHAnsi" w:eastAsia="黑体"/>
         <w:sz w:val="22"/>
         <w:szCs w:val="22"/>
         <w:lang w:bidi="ar-SA" w:eastAsia="en-US" w:val="en-US"/>
@@ -3133,7 +3473,7 @@
       <w:outlineLvl w:val="0"/>
     </w:pPr>
     <w:rPr>
-      <w:rFonts w:ascii="Times New Roman" w:asciiTheme="majorHAnsi" w:cstheme="majorBidi" w:eastAsia="黑体" w:eastAsiaTheme="majorEastAsia" w:hAnsi="Times New Roman" w:hAnsiTheme="majorHAnsi"/>
+      <w:rFonts w:ascii="Times New Roman" w:asciiTheme="majorHAnsi" w:cstheme="majorBidi" w:eastAsia="黑体" w:hAnsi="Times New Roman" w:hAnsiTheme="majorHAnsi"/>
       <w:b/>
       <w:bCs/>
       <w:color w:val="1F3864"/>
@@ -3157,7 +3497,7 @@
       <w:outlineLvl w:val="1"/>
     </w:pPr>
     <w:rPr>
-      <w:rFonts w:ascii="Times New Roman" w:asciiTheme="majorHAnsi" w:cstheme="majorBidi" w:eastAsia="黑体" w:eastAsiaTheme="majorEastAsia" w:hAnsi="Times New Roman" w:hAnsiTheme="majorHAnsi"/>
+      <w:rFonts w:ascii="Times New Roman" w:asciiTheme="majorHAnsi" w:cstheme="majorBidi" w:eastAsia="黑体" w:hAnsi="Times New Roman" w:hAnsiTheme="majorHAnsi"/>
       <w:b/>
       <w:bCs/>
       <w:color w:val="2E4E7E"/>
@@ -3181,7 +3521,7 @@
       <w:outlineLvl w:val="2"/>
     </w:pPr>
     <w:rPr>
-      <w:rFonts w:ascii="Times New Roman" w:asciiTheme="majorHAnsi" w:cstheme="majorBidi" w:eastAsia="黑体" w:eastAsiaTheme="majorEastAsia" w:hAnsi="Times New Roman" w:hAnsiTheme="majorHAnsi"/>
+      <w:rFonts w:ascii="Times New Roman" w:asciiTheme="majorHAnsi" w:cstheme="majorBidi" w:eastAsia="黑体" w:hAnsi="Times New Roman" w:hAnsiTheme="majorHAnsi"/>
       <w:b/>
       <w:bCs/>
       <w:color w:val="2E4E7E"/>
@@ -3205,7 +3545,7 @@
       <w:outlineLvl w:val="3"/>
     </w:pPr>
     <w:rPr>
-      <w:rFonts w:ascii="Times New Roman" w:asciiTheme="majorHAnsi" w:cstheme="majorBidi" w:eastAsia="黑体" w:eastAsiaTheme="majorEastAsia" w:hAnsi="Times New Roman" w:hAnsiTheme="majorHAnsi"/>
+      <w:rFonts w:ascii="Times New Roman" w:asciiTheme="majorHAnsi" w:cstheme="majorBidi" w:eastAsia="黑体" w:hAnsi="Times New Roman" w:hAnsiTheme="majorHAnsi"/>
       <w:b/>
       <w:bCs/>
       <w:i/>
@@ -3231,7 +3571,7 @@
       <w:outlineLvl w:val="4"/>
     </w:pPr>
     <w:rPr>
-      <w:rFonts w:ascii="Times New Roman" w:asciiTheme="majorHAnsi" w:cstheme="majorBidi" w:eastAsia="黑体" w:eastAsiaTheme="majorEastAsia" w:hAnsi="Times New Roman" w:hAnsiTheme="majorHAnsi"/>
+      <w:rFonts w:ascii="Times New Roman" w:asciiTheme="majorHAnsi" w:cstheme="majorBidi" w:eastAsia="黑体" w:hAnsi="Times New Roman" w:hAnsiTheme="majorHAnsi"/>
       <w:b/>
       <w:color w:val="333333"/>
       <w:sz w:val="22"/>
@@ -3254,7 +3594,7 @@
       <w:outlineLvl w:val="5"/>
     </w:pPr>
     <w:rPr>
-      <w:rFonts w:asciiTheme="majorHAnsi" w:cstheme="majorBidi" w:eastAsiaTheme="majorEastAsia" w:hAnsiTheme="majorHAnsi"/>
+      <w:rFonts w:asciiTheme="majorHAnsi" w:cstheme="majorBidi" w:hAnsiTheme="majorHAnsi" w:eastAsia="黑体"/>
       <w:i/>
       <w:iCs/>
       <w:color w:themeColor="accent1" w:themeShade="7F" w:val="243F60"/>
@@ -3277,7 +3617,7 @@
       <w:outlineLvl w:val="6"/>
     </w:pPr>
     <w:rPr>
-      <w:rFonts w:asciiTheme="majorHAnsi" w:cstheme="majorBidi" w:eastAsiaTheme="majorEastAsia" w:hAnsiTheme="majorHAnsi"/>
+      <w:rFonts w:asciiTheme="majorHAnsi" w:cstheme="majorBidi" w:hAnsiTheme="majorHAnsi" w:eastAsia="黑体"/>
       <w:i/>
       <w:iCs/>
       <w:color w:themeColor="text1" w:themeTint="BF" w:val="404040"/>
@@ -3300,7 +3640,7 @@
       <w:outlineLvl w:val="7"/>
     </w:pPr>
     <w:rPr>
-      <w:rFonts w:asciiTheme="majorHAnsi" w:cstheme="majorBidi" w:eastAsiaTheme="majorEastAsia" w:hAnsiTheme="majorHAnsi"/>
+      <w:rFonts w:asciiTheme="majorHAnsi" w:cstheme="majorBidi" w:hAnsiTheme="majorHAnsi" w:eastAsia="黑体"/>
       <w:color w:themeColor="accent1" w:val="4F81BD"/>
       <w:sz w:val="20"/>
       <w:szCs w:val="20"/>
@@ -3323,7 +3663,7 @@
       <w:outlineLvl w:val="8"/>
     </w:pPr>
     <w:rPr>
-      <w:rFonts w:asciiTheme="majorHAnsi" w:cstheme="majorBidi" w:eastAsiaTheme="majorEastAsia" w:hAnsiTheme="majorHAnsi"/>
+      <w:rFonts w:asciiTheme="majorHAnsi" w:cstheme="majorBidi" w:hAnsiTheme="majorHAnsi" w:eastAsia="黑体"/>
       <w:i/>
       <w:iCs/>
       <w:color w:themeColor="text1" w:themeTint="BF" w:val="404040"/>
@@ -3374,7 +3714,7 @@
     <w:uiPriority w:val="9"/>
     <w:rsid w:val="00FC693F"/>
     <w:rPr>
-      <w:rFonts w:asciiTheme="majorHAnsi" w:cstheme="majorBidi" w:eastAsiaTheme="majorEastAsia" w:hAnsiTheme="majorHAnsi"/>
+      <w:rFonts w:asciiTheme="majorHAnsi" w:cstheme="majorBidi" w:hAnsiTheme="majorHAnsi" w:eastAsia="黑体"/>
       <w:b/>
       <w:bCs/>
       <w:color w:themeColor="accent1" w:themeShade="BF" w:val="365F91"/>
@@ -3389,7 +3729,7 @@
     <w:uiPriority w:val="9"/>
     <w:rsid w:val="00FC693F"/>
     <w:rPr>
-      <w:rFonts w:asciiTheme="majorHAnsi" w:cstheme="majorBidi" w:eastAsiaTheme="majorEastAsia" w:hAnsiTheme="majorHAnsi"/>
+      <w:rFonts w:asciiTheme="majorHAnsi" w:cstheme="majorBidi" w:hAnsiTheme="majorHAnsi" w:eastAsia="黑体"/>
       <w:b/>
       <w:bCs/>
       <w:color w:themeColor="accent1" w:val="4F81BD"/>
@@ -3404,7 +3744,7 @@
     <w:uiPriority w:val="9"/>
     <w:rsid w:val="00FC693F"/>
     <w:rPr>
-      <w:rFonts w:asciiTheme="majorHAnsi" w:cstheme="majorBidi" w:eastAsiaTheme="majorEastAsia" w:hAnsiTheme="majorHAnsi"/>
+      <w:rFonts w:asciiTheme="majorHAnsi" w:cstheme="majorBidi" w:hAnsiTheme="majorHAnsi" w:eastAsia="黑体"/>
       <w:b/>
       <w:bCs/>
       <w:color w:themeColor="accent1" w:val="4F81BD"/>
@@ -3427,7 +3767,7 @@
       <w:contextualSpacing/>
     </w:pPr>
     <w:rPr>
-      <w:rFonts w:ascii="Times New Roman" w:asciiTheme="majorHAnsi" w:cstheme="majorBidi" w:eastAsia="黑体" w:eastAsiaTheme="majorEastAsia" w:hAnsi="Times New Roman" w:hAnsiTheme="majorHAnsi"/>
+      <w:rFonts w:ascii="Times New Roman" w:asciiTheme="majorHAnsi" w:cstheme="majorBidi" w:eastAsia="黑体" w:hAnsi="Times New Roman" w:hAnsiTheme="majorHAnsi"/>
       <w:b/>
       <w:color w:val="1F3864"/>
       <w:spacing w:val="5"/>
@@ -3443,7 +3783,7 @@
     <w:uiPriority w:val="10"/>
     <w:rsid w:val="00FC693F"/>
     <w:rPr>
-      <w:rFonts w:asciiTheme="majorHAnsi" w:cstheme="majorBidi" w:eastAsiaTheme="majorEastAsia" w:hAnsiTheme="majorHAnsi"/>
+      <w:rFonts w:asciiTheme="majorHAnsi" w:cstheme="majorBidi" w:hAnsiTheme="majorHAnsi" w:eastAsia="黑体"/>
       <w:color w:themeColor="text2" w:themeShade="BF" w:val="17365D"/>
       <w:spacing w:val="5"/>
       <w:kern w:val="28"/>
@@ -3465,7 +3805,7 @@
       </w:numPr>
     </w:pPr>
     <w:rPr>
-      <w:rFonts w:asciiTheme="majorHAnsi" w:cstheme="majorBidi" w:eastAsiaTheme="majorEastAsia" w:hAnsiTheme="majorHAnsi"/>
+      <w:rFonts w:asciiTheme="majorHAnsi" w:cstheme="majorBidi" w:hAnsiTheme="majorHAnsi" w:eastAsia="黑体"/>
       <w:i/>
       <w:iCs/>
       <w:color w:themeColor="accent1" w:val="4F81BD"/>
@@ -3481,7 +3821,7 @@
     <w:uiPriority w:val="11"/>
     <w:rsid w:val="00FC693F"/>
     <w:rPr>
-      <w:rFonts w:asciiTheme="majorHAnsi" w:cstheme="majorBidi" w:eastAsiaTheme="majorEastAsia" w:hAnsiTheme="majorHAnsi"/>
+      <w:rFonts w:asciiTheme="majorHAnsi" w:cstheme="majorBidi" w:hAnsiTheme="majorHAnsi" w:eastAsia="黑体"/>
       <w:i/>
       <w:iCs/>
       <w:color w:themeColor="accent1" w:val="4F81BD"/>
@@ -3548,6 +3888,7 @@
       <w:spacing w:after="120"/>
     </w:pPr>
     <w:rPr>
+      <w:rFonts w:eastAsia="黑体"/>
       <w:sz w:val="16"/>
       <w:szCs w:val="16"/>
     </w:rPr>
@@ -3559,6 +3900,7 @@
     <w:uiPriority w:val="99"/>
     <w:rsid w:val="00AA1D8D"/>
     <w:rPr>
+      <w:rFonts w:eastAsia="黑体"/>
       <w:sz w:val="16"/>
       <w:szCs w:val="16"/>
     </w:rPr>
@@ -3728,7 +4070,7 @@
       </w:tabs>
     </w:pPr>
     <w:rPr>
-      <w:rFonts w:ascii="Courier" w:hAnsi="Courier"/>
+      <w:rFonts w:ascii="Courier" w:hAnsi="Courier" w:eastAsia="黑体"/>
       <w:sz w:val="20"/>
       <w:szCs w:val="20"/>
     </w:rPr>
@@ -3740,7 +4082,7 @@
     <w:uiPriority w:val="99"/>
     <w:rsid w:val="0029639D"/>
     <w:rPr>
-      <w:rFonts w:ascii="Courier" w:hAnsi="Courier"/>
+      <w:rFonts w:ascii="Courier" w:hAnsi="Courier" w:eastAsia="黑体"/>
       <w:sz w:val="20"/>
       <w:szCs w:val="20"/>
     </w:rPr>
@@ -3776,6 +4118,7 @@
     <w:uiPriority w:val="29"/>
     <w:rsid w:val="00FC693F"/>
     <w:rPr>
+      <w:rFonts w:eastAsia="黑体"/>
       <w:i/>
       <w:iCs/>
       <w:color w:themeColor="text1" w:val="000000"/>
@@ -3789,7 +4132,7 @@
     <w:semiHidden/>
     <w:rsid w:val="00FC693F"/>
     <w:rPr>
-      <w:rFonts w:asciiTheme="majorHAnsi" w:cstheme="majorBidi" w:eastAsiaTheme="majorEastAsia" w:hAnsiTheme="majorHAnsi"/>
+      <w:rFonts w:asciiTheme="majorHAnsi" w:cstheme="majorBidi" w:hAnsiTheme="majorHAnsi" w:eastAsia="黑体"/>
       <w:b/>
       <w:bCs/>
       <w:i/>
@@ -3805,7 +4148,7 @@
     <w:semiHidden/>
     <w:rsid w:val="00FC693F"/>
     <w:rPr>
-      <w:rFonts w:asciiTheme="majorHAnsi" w:cstheme="majorBidi" w:eastAsiaTheme="majorEastAsia" w:hAnsiTheme="majorHAnsi"/>
+      <w:rFonts w:asciiTheme="majorHAnsi" w:cstheme="majorBidi" w:hAnsiTheme="majorHAnsi" w:eastAsia="黑体"/>
       <w:color w:themeColor="accent1" w:themeShade="7F" w:val="243F60"/>
     </w:rPr>
   </w:style>
@@ -3817,7 +4160,7 @@
     <w:semiHidden/>
     <w:rsid w:val="00FC693F"/>
     <w:rPr>
-      <w:rFonts w:asciiTheme="majorHAnsi" w:cstheme="majorBidi" w:eastAsiaTheme="majorEastAsia" w:hAnsiTheme="majorHAnsi"/>
+      <w:rFonts w:asciiTheme="majorHAnsi" w:cstheme="majorBidi" w:hAnsiTheme="majorHAnsi" w:eastAsia="黑体"/>
       <w:i/>
       <w:iCs/>
       <w:color w:themeColor="accent1" w:themeShade="7F" w:val="243F60"/>
@@ -3831,7 +4174,7 @@
     <w:semiHidden/>
     <w:rsid w:val="00FC693F"/>
     <w:rPr>
-      <w:rFonts w:asciiTheme="majorHAnsi" w:cstheme="majorBidi" w:eastAsiaTheme="majorEastAsia" w:hAnsiTheme="majorHAnsi"/>
+      <w:rFonts w:asciiTheme="majorHAnsi" w:cstheme="majorBidi" w:hAnsiTheme="majorHAnsi" w:eastAsia="黑体"/>
       <w:i/>
       <w:iCs/>
       <w:color w:themeColor="text1" w:themeTint="BF" w:val="404040"/>
@@ -3845,7 +4188,7 @@
     <w:semiHidden/>
     <w:rsid w:val="00FC693F"/>
     <w:rPr>
-      <w:rFonts w:asciiTheme="majorHAnsi" w:cstheme="majorBidi" w:eastAsiaTheme="majorEastAsia" w:hAnsiTheme="majorHAnsi"/>
+      <w:rFonts w:asciiTheme="majorHAnsi" w:cstheme="majorBidi" w:hAnsiTheme="majorHAnsi" w:eastAsia="黑体"/>
       <w:color w:themeColor="accent1" w:val="4F81BD"/>
       <w:sz w:val="20"/>
       <w:szCs w:val="20"/>
@@ -3859,7 +4202,7 @@
     <w:semiHidden/>
     <w:rsid w:val="00FC693F"/>
     <w:rPr>
-      <w:rFonts w:asciiTheme="majorHAnsi" w:cstheme="majorBidi" w:eastAsiaTheme="majorEastAsia" w:hAnsiTheme="majorHAnsi"/>
+      <w:rFonts w:asciiTheme="majorHAnsi" w:cstheme="majorBidi" w:hAnsiTheme="majorHAnsi" w:eastAsia="黑体"/>
       <w:i/>
       <w:iCs/>
       <w:color w:themeColor="text1" w:themeTint="BF" w:val="404040"/>
@@ -3880,6 +4223,7 @@
       <w:spacing w:line="240" w:lineRule="auto"/>
     </w:pPr>
     <w:rPr>
+      <w:rFonts w:eastAsia="黑体"/>
       <w:b/>
       <w:bCs/>
       <w:color w:themeColor="accent1" w:val="4F81BD"/>
@@ -3894,6 +4238,7 @@
     <w:qFormat/>
     <w:rsid w:val="00FC693F"/>
     <w:rPr>
+      <w:rFonts w:eastAsia="黑体"/>
       <w:b/>
       <w:bCs/>
     </w:rPr>
@@ -3905,6 +4250,7 @@
     <w:qFormat/>
     <w:rsid w:val="00FC693F"/>
     <w:rPr>
+      <w:rFonts w:eastAsia="黑体"/>
       <w:i/>
       <w:iCs/>
     </w:rPr>
@@ -3925,6 +4271,7 @@
       <w:ind w:left="936" w:right="936"/>
     </w:pPr>
     <w:rPr>
+      <w:rFonts w:eastAsia="黑体"/>
       <w:b/>
       <w:bCs/>
       <w:i/>
@@ -3939,6 +4286,7 @@
     <w:uiPriority w:val="30"/>
     <w:rsid w:val="00FC693F"/>
     <w:rPr>
+      <w:rFonts w:eastAsia="黑体"/>
       <w:b/>
       <w:bCs/>
       <w:i/>
@@ -3953,6 +4301,7 @@
     <w:qFormat/>
     <w:rsid w:val="00FC693F"/>
     <w:rPr>
+      <w:rFonts w:eastAsia="黑体"/>
       <w:i/>
       <w:iCs/>
       <w:color w:themeColor="text1" w:themeTint="7F" w:val="808080"/>
@@ -3965,6 +4314,7 @@
     <w:qFormat/>
     <w:rsid w:val="00FC693F"/>
     <w:rPr>
+      <w:rFonts w:eastAsia="黑体"/>
       <w:b/>
       <w:bCs/>
       <w:i/>
@@ -3979,6 +4329,7 @@
     <w:qFormat/>
     <w:rsid w:val="00FC693F"/>
     <w:rPr>
+      <w:rFonts w:eastAsia="黑体"/>
       <w:smallCaps/>
       <w:color w:themeColor="accent2" w:val="C0504D"/>
       <w:u w:val="single"/>
@@ -3991,6 +4342,7 @@
     <w:qFormat/>
     <w:rsid w:val="00FC693F"/>
     <w:rPr>
+      <w:rFonts w:eastAsia="黑体"/>
       <w:b/>
       <w:bCs/>
       <w:smallCaps/>
@@ -4006,6 +4358,7 @@
     <w:qFormat/>
     <w:rsid w:val="00FC693F"/>
     <w:rPr>
+      <w:rFonts w:eastAsia="黑体"/>
       <w:b/>
       <w:bCs/>
       <w:smallCaps/>
@@ -4060,6 +4413,7 @@
       <w:spacing w:after="0" w:line="240" w:lineRule="auto"/>
     </w:pPr>
     <w:rPr>
+      <w:rFonts w:eastAsia="黑体"/>
       <w:color w:themeColor="text1" w:themeShade="BF" w:val="000000"/>
     </w:rPr>
     <w:tblPr>
@@ -4082,6 +4436,7 @@
         <w:spacing w:after="0" w:before="0" w:line="240" w:lineRule="auto"/>
       </w:pPr>
       <w:rPr>
+        <w:rFonts w:eastAsia="黑体"/>
         <w:b/>
         <w:bCs/>
       </w:rPr>
@@ -4102,6 +4457,7 @@
         <w:spacing w:after="0" w:before="0" w:line="240" w:lineRule="auto"/>
       </w:pPr>
       <w:rPr>
+        <w:rFonts w:eastAsia="黑体"/>
         <w:b/>
         <w:bCs/>
       </w:rPr>
@@ -4119,12 +4475,14 @@
     </w:tblStylePr>
     <w:tblStylePr w:type="firstCol">
       <w:rPr>
+        <w:rFonts w:eastAsia="黑体"/>
         <w:b/>
         <w:bCs/>
       </w:rPr>
     </w:tblStylePr>
     <w:tblStylePr w:type="lastCol">
       <w:rPr>
+        <w:rFonts w:eastAsia="黑体"/>
         <w:b/>
         <w:bCs/>
       </w:rPr>
@@ -4163,6 +4521,7 @@
       <w:spacing w:after="0" w:line="240" w:lineRule="auto"/>
     </w:pPr>
     <w:rPr>
+      <w:rFonts w:eastAsia="黑体"/>
       <w:color w:themeColor="accent1" w:themeShade="BF" w:val="365F91"/>
     </w:rPr>
     <w:tblPr>
@@ -4185,6 +4544,7 @@
         <w:spacing w:after="0" w:before="0" w:line="240" w:lineRule="auto"/>
       </w:pPr>
       <w:rPr>
+        <w:rFonts w:eastAsia="黑体"/>
         <w:b/>
         <w:bCs/>
       </w:rPr>
@@ -4205,6 +4565,7 @@
         <w:spacing w:after="0" w:before="0" w:line="240" w:lineRule="auto"/>
       </w:pPr>
       <w:rPr>
+        <w:rFonts w:eastAsia="黑体"/>
         <w:b/>
         <w:bCs/>
       </w:rPr>
@@ -4222,12 +4583,14 @@
     </w:tblStylePr>
     <w:tblStylePr w:type="firstCol">
       <w:rPr>
+        <w:rFonts w:eastAsia="黑体"/>
         <w:b/>
         <w:bCs/>
       </w:rPr>
     </w:tblStylePr>
     <w:tblStylePr w:type="lastCol">
       <w:rPr>
+        <w:rFonts w:eastAsia="黑体"/>
         <w:b/>
         <w:bCs/>
       </w:rPr>
@@ -4266,6 +4629,7 @@
       <w:spacing w:after="0" w:line="240" w:lineRule="auto"/>
     </w:pPr>
     <w:rPr>
+      <w:rFonts w:eastAsia="黑体"/>
       <w:color w:themeColor="accent2" w:themeShade="BF" w:val="943634"/>
     </w:rPr>
     <w:tblPr>
@@ -4288,6 +4652,7 @@
         <w:spacing w:after="0" w:before="0" w:line="240" w:lineRule="auto"/>
       </w:pPr>
       <w:rPr>
+        <w:rFonts w:eastAsia="黑体"/>
         <w:b/>
         <w:bCs/>
       </w:rPr>
@@ -4308,6 +4673,7 @@
         <w:spacing w:after="0" w:before="0" w:line="240" w:lineRule="auto"/>
       </w:pPr>
       <w:rPr>
+        <w:rFonts w:eastAsia="黑体"/>
         <w:b/>
         <w:bCs/>
       </w:rPr>
@@ -4325,12 +4691,14 @@
     </w:tblStylePr>
     <w:tblStylePr w:type="firstCol">
       <w:rPr>
+        <w:rFonts w:eastAsia="黑体"/>
         <w:b/>
         <w:bCs/>
       </w:rPr>
     </w:tblStylePr>
     <w:tblStylePr w:type="lastCol">
       <w:rPr>
+        <w:rFonts w:eastAsia="黑体"/>
         <w:b/>
         <w:bCs/>
       </w:rPr>
@@ -4369,6 +4737,7 @@
       <w:spacing w:after="0" w:line="240" w:lineRule="auto"/>
     </w:pPr>
     <w:rPr>
+      <w:rFonts w:eastAsia="黑体"/>
       <w:color w:themeColor="accent3" w:themeShade="BF" w:val="76923C"/>
     </w:rPr>
     <w:tblPr>
@@ -4391,6 +4760,7 @@
         <w:spacing w:after="0" w:before="0" w:line="240" w:lineRule="auto"/>
       </w:pPr>
       <w:rPr>
+        <w:rFonts w:eastAsia="黑体"/>
         <w:b/>
         <w:bCs/>
       </w:rPr>
@@ -4411,6 +4781,7 @@
         <w:spacing w:after="0" w:before="0" w:line="240" w:lineRule="auto"/>
       </w:pPr>
       <w:rPr>
+        <w:rFonts w:eastAsia="黑体"/>
         <w:b/>
         <w:bCs/>
       </w:rPr>
@@ -4428,12 +4799,14 @@
     </w:tblStylePr>
     <w:tblStylePr w:type="firstCol">
       <w:rPr>
+        <w:rFonts w:eastAsia="黑体"/>
         <w:b/>
         <w:bCs/>
       </w:rPr>
     </w:tblStylePr>
     <w:tblStylePr w:type="lastCol">
       <w:rPr>
+        <w:rFonts w:eastAsia="黑体"/>
         <w:b/>
         <w:bCs/>
       </w:rPr>
@@ -4472,6 +4845,7 @@
       <w:spacing w:after="0" w:line="240" w:lineRule="auto"/>
     </w:pPr>
     <w:rPr>
+      <w:rFonts w:eastAsia="黑体"/>
       <w:color w:themeColor="accent4" w:themeShade="BF" w:val="5F497A"/>
     </w:rPr>
     <w:tblPr>
@@ -4494,6 +4868,7 @@
         <w:spacing w:after="0" w:before="0" w:line="240" w:lineRule="auto"/>
       </w:pPr>
       <w:rPr>
+        <w:rFonts w:eastAsia="黑体"/>
         <w:b/>
         <w:bCs/>
       </w:rPr>
@@ -4514,6 +4889,7 @@
         <w:spacing w:after="0" w:before="0" w:line="240" w:lineRule="auto"/>
       </w:pPr>
       <w:rPr>
+        <w:rFonts w:eastAsia="黑体"/>
         <w:b/>
         <w:bCs/>
       </w:rPr>
@@ -4531,12 +4907,14 @@
     </w:tblStylePr>
     <w:tblStylePr w:type="firstCol">
       <w:rPr>
+        <w:rFonts w:eastAsia="黑体"/>
         <w:b/>
         <w:bCs/>
       </w:rPr>
     </w:tblStylePr>
     <w:tblStylePr w:type="lastCol">
       <w:rPr>
+        <w:rFonts w:eastAsia="黑体"/>
         <w:b/>
         <w:bCs/>
       </w:rPr>
@@ -4575,6 +4953,7 @@
       <w:spacing w:after="0" w:line="240" w:lineRule="auto"/>
     </w:pPr>
     <w:rPr>
+      <w:rFonts w:eastAsia="黑体"/>
       <w:color w:themeColor="accent5" w:themeShade="BF" w:val="31849B"/>
     </w:rPr>
     <w:tblPr>
@@ -4597,6 +4976,7 @@
         <w:spacing w:after="0" w:before="0" w:line="240" w:lineRule="auto"/>
       </w:pPr>
       <w:rPr>
+        <w:rFonts w:eastAsia="黑体"/>
         <w:b/>
         <w:bCs/>
       </w:rPr>
@@ -4617,6 +4997,7 @@
         <w:spacing w:after="0" w:before="0" w:line="240" w:lineRule="auto"/>
       </w:pPr>
       <w:rPr>
+        <w:rFonts w:eastAsia="黑体"/>
         <w:b/>
         <w:bCs/>
       </w:rPr>
@@ -4634,12 +5015,14 @@
     </w:tblStylePr>
     <w:tblStylePr w:type="firstCol">
       <w:rPr>
+        <w:rFonts w:eastAsia="黑体"/>
         <w:b/>
         <w:bCs/>
       </w:rPr>
     </w:tblStylePr>
     <w:tblStylePr w:type="lastCol">
       <w:rPr>
+        <w:rFonts w:eastAsia="黑体"/>
         <w:b/>
         <w:bCs/>
       </w:rPr>
@@ -4678,6 +5061,7 @@
       <w:spacing w:after="0" w:line="240" w:lineRule="auto"/>
     </w:pPr>
     <w:rPr>
+      <w:rFonts w:eastAsia="黑体"/>
       <w:color w:themeColor="accent6" w:themeShade="BF" w:val="E36C0A"/>
     </w:rPr>
     <w:tblPr>
@@ -4700,6 +5084,7 @@
         <w:spacing w:after="0" w:before="0" w:line="240" w:lineRule="auto"/>
       </w:pPr>
       <w:rPr>
+        <w:rFonts w:eastAsia="黑体"/>
         <w:b/>
         <w:bCs/>
       </w:rPr>
@@ -4720,6 +5105,7 @@
         <w:spacing w:after="0" w:before="0" w:line="240" w:lineRule="auto"/>
       </w:pPr>
       <w:rPr>
+        <w:rFonts w:eastAsia="黑体"/>
         <w:b/>
         <w:bCs/>
       </w:rPr>
@@ -4737,12 +5123,14 @@
     </w:tblStylePr>
     <w:tblStylePr w:type="firstCol">
       <w:rPr>
+        <w:rFonts w:eastAsia="黑体"/>
         <w:b/>
         <w:bCs/>
       </w:rPr>
     </w:tblStylePr>
     <w:tblStylePr w:type="lastCol">
       <w:rPr>
+        <w:rFonts w:eastAsia="黑体"/>
         <w:b/>
         <w:bCs/>
       </w:rPr>
@@ -4802,6 +5190,7 @@
         <w:spacing w:after="0" w:before="0" w:line="240" w:lineRule="auto"/>
       </w:pPr>
       <w:rPr>
+        <w:rFonts w:eastAsia="黑体"/>
         <w:b/>
         <w:bCs/>
         <w:color w:themeColor="background1" w:val="FFFFFF"/>
@@ -4816,6 +5205,7 @@
         <w:spacing w:after="0" w:before="0" w:line="240" w:lineRule="auto"/>
       </w:pPr>
       <w:rPr>
+        <w:rFonts w:eastAsia="黑体"/>
         <w:b/>
         <w:bCs/>
       </w:rPr>
@@ -4831,12 +5221,14 @@
     </w:tblStylePr>
     <w:tblStylePr w:type="firstCol">
       <w:rPr>
+        <w:rFonts w:eastAsia="黑体"/>
         <w:b/>
         <w:bCs/>
       </w:rPr>
     </w:tblStylePr>
     <w:tblStylePr w:type="lastCol">
       <w:rPr>
+        <w:rFonts w:eastAsia="黑体"/>
         <w:b/>
         <w:bCs/>
       </w:rPr>
@@ -4894,6 +5286,7 @@
         <w:spacing w:after="0" w:before="0" w:line="240" w:lineRule="auto"/>
       </w:pPr>
       <w:rPr>
+        <w:rFonts w:eastAsia="黑体"/>
         <w:b/>
         <w:bCs/>
         <w:color w:themeColor="background1" w:val="FFFFFF"/>
@@ -4908,6 +5301,7 @@
         <w:spacing w:after="0" w:before="0" w:line="240" w:lineRule="auto"/>
       </w:pPr>
       <w:rPr>
+        <w:rFonts w:eastAsia="黑体"/>
         <w:b/>
         <w:bCs/>
       </w:rPr>
@@ -4923,12 +5317,14 @@
     </w:tblStylePr>
     <w:tblStylePr w:type="firstCol">
       <w:rPr>
+        <w:rFonts w:eastAsia="黑体"/>
         <w:b/>
         <w:bCs/>
       </w:rPr>
     </w:tblStylePr>
     <w:tblStylePr w:type="lastCol">
       <w:rPr>
+        <w:rFonts w:eastAsia="黑体"/>
         <w:b/>
         <w:bCs/>
       </w:rPr>
@@ -4986,6 +5382,7 @@
         <w:spacing w:after="0" w:before="0" w:line="240" w:lineRule="auto"/>
       </w:pPr>
       <w:rPr>
+        <w:rFonts w:eastAsia="黑体"/>
         <w:b/>
         <w:bCs/>
         <w:color w:themeColor="background1" w:val="FFFFFF"/>
@@ -5000,6 +5397,7 @@
         <w:spacing w:after="0" w:before="0" w:line="240" w:lineRule="auto"/>
       </w:pPr>
       <w:rPr>
+        <w:rFonts w:eastAsia="黑体"/>
         <w:b/>
         <w:bCs/>
       </w:rPr>
@@ -5015,12 +5413,14 @@
     </w:tblStylePr>
     <w:tblStylePr w:type="firstCol">
       <w:rPr>
+        <w:rFonts w:eastAsia="黑体"/>
         <w:b/>
         <w:bCs/>
       </w:rPr>
     </w:tblStylePr>
     <w:tblStylePr w:type="lastCol">
       <w:rPr>
+        <w:rFonts w:eastAsia="黑体"/>
         <w:b/>
         <w:bCs/>
       </w:rPr>
@@ -5078,6 +5478,7 @@
         <w:spacing w:after="0" w:before="0" w:line="240" w:lineRule="auto"/>
       </w:pPr>
       <w:rPr>
+        <w:rFonts w:eastAsia="黑体"/>
         <w:b/>
         <w:bCs/>
         <w:color w:themeColor="background1" w:val="FFFFFF"/>
@@ -5092,6 +5493,7 @@
         <w:spacing w:after="0" w:before="0" w:line="240" w:lineRule="auto"/>
       </w:pPr>
       <w:rPr>
+        <w:rFonts w:eastAsia="黑体"/>
         <w:b/>
         <w:bCs/>
       </w:rPr>
@@ -5107,12 +5509,14 @@
     </w:tblStylePr>
     <w:tblStylePr w:type="firstCol">
       <w:rPr>
+        <w:rFonts w:eastAsia="黑体"/>
         <w:b/>
         <w:bCs/>
       </w:rPr>
     </w:tblStylePr>
     <w:tblStylePr w:type="lastCol">
       <w:rPr>
+        <w:rFonts w:eastAsia="黑体"/>
         <w:b/>
         <w:bCs/>
       </w:rPr>
@@ -5170,6 +5574,7 @@
         <w:spacing w:after="0" w:before="0" w:line="240" w:lineRule="auto"/>
       </w:pPr>
       <w:rPr>
+        <w:rFonts w:eastAsia="黑体"/>
         <w:b/>
         <w:bCs/>
         <w:color w:themeColor="background1" w:val="FFFFFF"/>
@@ -5184,6 +5589,7 @@
         <w:spacing w:after="0" w:before="0" w:line="240" w:lineRule="auto"/>
       </w:pPr>
       <w:rPr>
+        <w:rFonts w:eastAsia="黑体"/>
         <w:b/>
         <w:bCs/>
       </w:rPr>
@@ -5199,12 +5605,14 @@
     </w:tblStylePr>
     <w:tblStylePr w:type="firstCol">
       <w:rPr>
+        <w:rFonts w:eastAsia="黑体"/>
         <w:b/>
         <w:bCs/>
       </w:rPr>
     </w:tblStylePr>
     <w:tblStylePr w:type="lastCol">
       <w:rPr>
+        <w:rFonts w:eastAsia="黑体"/>
         <w:b/>
         <w:bCs/>
       </w:rPr>
@@ -5262,6 +5670,7 @@
         <w:spacing w:after="0" w:before="0" w:line="240" w:lineRule="auto"/>
       </w:pPr>
       <w:rPr>
+        <w:rFonts w:eastAsia="黑体"/>
         <w:b/>
         <w:bCs/>
         <w:color w:themeColor="background1" w:val="FFFFFF"/>
@@ -5276,6 +5685,7 @@
         <w:spacing w:after="0" w:before="0" w:line="240" w:lineRule="auto"/>
       </w:pPr>
       <w:rPr>
+        <w:rFonts w:eastAsia="黑体"/>
         <w:b/>
         <w:bCs/>
       </w:rPr>
@@ -5291,12 +5701,14 @@
     </w:tblStylePr>
     <w:tblStylePr w:type="firstCol">
       <w:rPr>
+        <w:rFonts w:eastAsia="黑体"/>
         <w:b/>
         <w:bCs/>
       </w:rPr>
     </w:tblStylePr>
     <w:tblStylePr w:type="lastCol">
       <w:rPr>
+        <w:rFonts w:eastAsia="黑体"/>
         <w:b/>
         <w:bCs/>
       </w:rPr>
@@ -5354,6 +5766,7 @@
         <w:spacing w:after="0" w:before="0" w:line="240" w:lineRule="auto"/>
       </w:pPr>
       <w:rPr>
+        <w:rFonts w:eastAsia="黑体"/>
         <w:b/>
         <w:bCs/>
         <w:color w:themeColor="background1" w:val="FFFFFF"/>
@@ -5368,6 +5781,7 @@
         <w:spacing w:after="0" w:before="0" w:line="240" w:lineRule="auto"/>
       </w:pPr>
       <w:rPr>
+        <w:rFonts w:eastAsia="黑体"/>
         <w:b/>
         <w:bCs/>
       </w:rPr>
@@ -5383,12 +5797,14 @@
     </w:tblStylePr>
     <w:tblStylePr w:type="firstCol">
       <w:rPr>
+        <w:rFonts w:eastAsia="黑体"/>
         <w:b/>
         <w:bCs/>
       </w:rPr>
     </w:tblStylePr>
     <w:tblStylePr w:type="lastCol">
       <w:rPr>
+        <w:rFonts w:eastAsia="黑体"/>
         <w:b/>
         <w:bCs/>
       </w:rPr>
@@ -5448,7 +5864,7 @@
         <w:spacing w:after="0" w:before="0" w:line="240" w:lineRule="auto"/>
       </w:pPr>
       <w:rPr>
-        <w:rFonts w:asciiTheme="majorHAnsi" w:cstheme="majorBidi" w:eastAsiaTheme="majorEastAsia" w:hAnsiTheme="majorHAnsi"/>
+        <w:rFonts w:asciiTheme="majorHAnsi" w:cstheme="majorBidi" w:hAnsiTheme="majorHAnsi" w:eastAsia="黑体"/>
         <w:b/>
         <w:bCs/>
       </w:rPr>
@@ -5469,7 +5885,7 @@
         <w:spacing w:after="0" w:before="0" w:line="240" w:lineRule="auto"/>
       </w:pPr>
       <w:rPr>
-        <w:rFonts w:asciiTheme="majorHAnsi" w:cstheme="majorBidi" w:eastAsiaTheme="majorEastAsia" w:hAnsiTheme="majorHAnsi"/>
+        <w:rFonts w:asciiTheme="majorHAnsi" w:cstheme="majorBidi" w:hAnsiTheme="majorHAnsi" w:eastAsia="黑体"/>
         <w:b/>
         <w:bCs/>
       </w:rPr>
@@ -5487,14 +5903,14 @@
     </w:tblStylePr>
     <w:tblStylePr w:type="firstCol">
       <w:rPr>
-        <w:rFonts w:asciiTheme="majorHAnsi" w:cstheme="majorBidi" w:eastAsiaTheme="majorEastAsia" w:hAnsiTheme="majorHAnsi"/>
+        <w:rFonts w:asciiTheme="majorHAnsi" w:cstheme="majorBidi" w:hAnsiTheme="majorHAnsi" w:eastAsia="黑体"/>
         <w:b/>
         <w:bCs/>
       </w:rPr>
     </w:tblStylePr>
     <w:tblStylePr w:type="lastCol">
       <w:rPr>
-        <w:rFonts w:asciiTheme="majorHAnsi" w:cstheme="majorBidi" w:eastAsiaTheme="majorEastAsia" w:hAnsiTheme="majorHAnsi"/>
+        <w:rFonts w:asciiTheme="majorHAnsi" w:cstheme="majorBidi" w:hAnsiTheme="majorHAnsi" w:eastAsia="黑体"/>
         <w:b/>
         <w:bCs/>
       </w:rPr>
@@ -5578,7 +5994,7 @@
         <w:spacing w:after="0" w:before="0" w:line="240" w:lineRule="auto"/>
       </w:pPr>
       <w:rPr>
-        <w:rFonts w:asciiTheme="majorHAnsi" w:cstheme="majorBidi" w:eastAsiaTheme="majorEastAsia" w:hAnsiTheme="majorHAnsi"/>
+        <w:rFonts w:asciiTheme="majorHAnsi" w:cstheme="majorBidi" w:hAnsiTheme="majorHAnsi" w:eastAsia="黑体"/>
         <w:b/>
         <w:bCs/>
       </w:rPr>
@@ -5599,7 +6015,7 @@
         <w:spacing w:after="0" w:before="0" w:line="240" w:lineRule="auto"/>
       </w:pPr>
       <w:rPr>
-        <w:rFonts w:asciiTheme="majorHAnsi" w:cstheme="majorBidi" w:eastAsiaTheme="majorEastAsia" w:hAnsiTheme="majorHAnsi"/>
+        <w:rFonts w:asciiTheme="majorHAnsi" w:cstheme="majorBidi" w:hAnsiTheme="majorHAnsi" w:eastAsia="黑体"/>
         <w:b/>
         <w:bCs/>
       </w:rPr>
@@ -5617,14 +6033,14 @@
     </w:tblStylePr>
     <w:tblStylePr w:type="firstCol">
       <w:rPr>
-        <w:rFonts w:asciiTheme="majorHAnsi" w:cstheme="majorBidi" w:eastAsiaTheme="majorEastAsia" w:hAnsiTheme="majorHAnsi"/>
+        <w:rFonts w:asciiTheme="majorHAnsi" w:cstheme="majorBidi" w:hAnsiTheme="majorHAnsi" w:eastAsia="黑体"/>
         <w:b/>
         <w:bCs/>
       </w:rPr>
     </w:tblStylePr>
     <w:tblStylePr w:type="lastCol">
       <w:rPr>
-        <w:rFonts w:asciiTheme="majorHAnsi" w:cstheme="majorBidi" w:eastAsiaTheme="majorEastAsia" w:hAnsiTheme="majorHAnsi"/>
+        <w:rFonts w:asciiTheme="majorHAnsi" w:cstheme="majorBidi" w:hAnsiTheme="majorHAnsi" w:eastAsia="黑体"/>
         <w:b/>
         <w:bCs/>
       </w:rPr>
@@ -5708,7 +6124,7 @@
         <w:spacing w:after="0" w:before="0" w:line="240" w:lineRule="auto"/>
       </w:pPr>
       <w:rPr>
-        <w:rFonts w:asciiTheme="majorHAnsi" w:cstheme="majorBidi" w:eastAsiaTheme="majorEastAsia" w:hAnsiTheme="majorHAnsi"/>
+        <w:rFonts w:asciiTheme="majorHAnsi" w:cstheme="majorBidi" w:hAnsiTheme="majorHAnsi" w:eastAsia="黑体"/>
         <w:b/>
         <w:bCs/>
       </w:rPr>
@@ -5729,7 +6145,7 @@
         <w:spacing w:after="0" w:before="0" w:line="240" w:lineRule="auto"/>
       </w:pPr>
       <w:rPr>
-        <w:rFonts w:asciiTheme="majorHAnsi" w:cstheme="majorBidi" w:eastAsiaTheme="majorEastAsia" w:hAnsiTheme="majorHAnsi"/>
+        <w:rFonts w:asciiTheme="majorHAnsi" w:cstheme="majorBidi" w:hAnsiTheme="majorHAnsi" w:eastAsia="黑体"/>
         <w:b/>
         <w:bCs/>
       </w:rPr>
@@ -5747,14 +6163,14 @@
     </w:tblStylePr>
     <w:tblStylePr w:type="firstCol">
       <w:rPr>
-        <w:rFonts w:asciiTheme="majorHAnsi" w:cstheme="majorBidi" w:eastAsiaTheme="majorEastAsia" w:hAnsiTheme="majorHAnsi"/>
+        <w:rFonts w:asciiTheme="majorHAnsi" w:cstheme="majorBidi" w:hAnsiTheme="majorHAnsi" w:eastAsia="黑体"/>
         <w:b/>
         <w:bCs/>
       </w:rPr>
     </w:tblStylePr>
     <w:tblStylePr w:type="lastCol">
       <w:rPr>
-        <w:rFonts w:asciiTheme="majorHAnsi" w:cstheme="majorBidi" w:eastAsiaTheme="majorEastAsia" w:hAnsiTheme="majorHAnsi"/>
+        <w:rFonts w:asciiTheme="majorHAnsi" w:cstheme="majorBidi" w:hAnsiTheme="majorHAnsi" w:eastAsia="黑体"/>
         <w:b/>
         <w:bCs/>
       </w:rPr>
@@ -5838,7 +6254,7 @@
         <w:spacing w:after="0" w:before="0" w:line="240" w:lineRule="auto"/>
       </w:pPr>
       <w:rPr>
-        <w:rFonts w:asciiTheme="majorHAnsi" w:cstheme="majorBidi" w:eastAsiaTheme="majorEastAsia" w:hAnsiTheme="majorHAnsi"/>
+        <w:rFonts w:asciiTheme="majorHAnsi" w:cstheme="majorBidi" w:hAnsiTheme="majorHAnsi" w:eastAsia="黑体"/>
         <w:b/>
         <w:bCs/>
       </w:rPr>
@@ -5859,7 +6275,7 @@
         <w:spacing w:after="0" w:before="0" w:line="240" w:lineRule="auto"/>
       </w:pPr>
       <w:rPr>
-        <w:rFonts w:asciiTheme="majorHAnsi" w:cstheme="majorBidi" w:eastAsiaTheme="majorEastAsia" w:hAnsiTheme="majorHAnsi"/>
+        <w:rFonts w:asciiTheme="majorHAnsi" w:cstheme="majorBidi" w:hAnsiTheme="majorHAnsi" w:eastAsia="黑体"/>
         <w:b/>
         <w:bCs/>
       </w:rPr>
@@ -5877,14 +6293,14 @@
     </w:tblStylePr>
     <w:tblStylePr w:type="firstCol">
       <w:rPr>
-        <w:rFonts w:asciiTheme="majorHAnsi" w:cstheme="majorBidi" w:eastAsiaTheme="majorEastAsia" w:hAnsiTheme="majorHAnsi"/>
+        <w:rFonts w:asciiTheme="majorHAnsi" w:cstheme="majorBidi" w:hAnsiTheme="majorHAnsi" w:eastAsia="黑体"/>
         <w:b/>
         <w:bCs/>
       </w:rPr>
     </w:tblStylePr>
     <w:tblStylePr w:type="lastCol">
       <w:rPr>
-        <w:rFonts w:asciiTheme="majorHAnsi" w:cstheme="majorBidi" w:eastAsiaTheme="majorEastAsia" w:hAnsiTheme="majorHAnsi"/>
+        <w:rFonts w:asciiTheme="majorHAnsi" w:cstheme="majorBidi" w:hAnsiTheme="majorHAnsi" w:eastAsia="黑体"/>
         <w:b/>
         <w:bCs/>
       </w:rPr>
@@ -5968,7 +6384,7 @@
         <w:spacing w:after="0" w:before="0" w:line="240" w:lineRule="auto"/>
       </w:pPr>
       <w:rPr>
-        <w:rFonts w:asciiTheme="majorHAnsi" w:cstheme="majorBidi" w:eastAsiaTheme="majorEastAsia" w:hAnsiTheme="majorHAnsi"/>
+        <w:rFonts w:asciiTheme="majorHAnsi" w:cstheme="majorBidi" w:hAnsiTheme="majorHAnsi" w:eastAsia="黑体"/>
         <w:b/>
         <w:bCs/>
       </w:rPr>
@@ -5989,7 +6405,7 @@
         <w:spacing w:after="0" w:before="0" w:line="240" w:lineRule="auto"/>
       </w:pPr>
       <w:rPr>
-        <w:rFonts w:asciiTheme="majorHAnsi" w:cstheme="majorBidi" w:eastAsiaTheme="majorEastAsia" w:hAnsiTheme="majorHAnsi"/>
+        <w:rFonts w:asciiTheme="majorHAnsi" w:cstheme="majorBidi" w:hAnsiTheme="majorHAnsi" w:eastAsia="黑体"/>
         <w:b/>
         <w:bCs/>
       </w:rPr>
@@ -6007,14 +6423,14 @@
     </w:tblStylePr>
     <w:tblStylePr w:type="firstCol">
       <w:rPr>
-        <w:rFonts w:asciiTheme="majorHAnsi" w:cstheme="majorBidi" w:eastAsiaTheme="majorEastAsia" w:hAnsiTheme="majorHAnsi"/>
+        <w:rFonts w:asciiTheme="majorHAnsi" w:cstheme="majorBidi" w:hAnsiTheme="majorHAnsi" w:eastAsia="黑体"/>
         <w:b/>
         <w:bCs/>
       </w:rPr>
     </w:tblStylePr>
     <w:tblStylePr w:type="lastCol">
       <w:rPr>
-        <w:rFonts w:asciiTheme="majorHAnsi" w:cstheme="majorBidi" w:eastAsiaTheme="majorEastAsia" w:hAnsiTheme="majorHAnsi"/>
+        <w:rFonts w:asciiTheme="majorHAnsi" w:cstheme="majorBidi" w:hAnsiTheme="majorHAnsi" w:eastAsia="黑体"/>
         <w:b/>
         <w:bCs/>
       </w:rPr>
@@ -6098,7 +6514,7 @@
         <w:spacing w:after="0" w:before="0" w:line="240" w:lineRule="auto"/>
       </w:pPr>
       <w:rPr>
-        <w:rFonts w:asciiTheme="majorHAnsi" w:cstheme="majorBidi" w:eastAsiaTheme="majorEastAsia" w:hAnsiTheme="majorHAnsi"/>
+        <w:rFonts w:asciiTheme="majorHAnsi" w:cstheme="majorBidi" w:hAnsiTheme="majorHAnsi" w:eastAsia="黑体"/>
         <w:b/>
         <w:bCs/>
       </w:rPr>
@@ -6119,7 +6535,7 @@
         <w:spacing w:after="0" w:before="0" w:line="240" w:lineRule="auto"/>
       </w:pPr>
       <w:rPr>
-        <w:rFonts w:asciiTheme="majorHAnsi" w:cstheme="majorBidi" w:eastAsiaTheme="majorEastAsia" w:hAnsiTheme="majorHAnsi"/>
+        <w:rFonts w:asciiTheme="majorHAnsi" w:cstheme="majorBidi" w:hAnsiTheme="majorHAnsi" w:eastAsia="黑体"/>
         <w:b/>
         <w:bCs/>
       </w:rPr>
@@ -6137,14 +6553,14 @@
     </w:tblStylePr>
     <w:tblStylePr w:type="firstCol">
       <w:rPr>
-        <w:rFonts w:asciiTheme="majorHAnsi" w:cstheme="majorBidi" w:eastAsiaTheme="majorEastAsia" w:hAnsiTheme="majorHAnsi"/>
+        <w:rFonts w:asciiTheme="majorHAnsi" w:cstheme="majorBidi" w:hAnsiTheme="majorHAnsi" w:eastAsia="黑体"/>
         <w:b/>
         <w:bCs/>
       </w:rPr>
     </w:tblStylePr>
     <w:tblStylePr w:type="lastCol">
       <w:rPr>
-        <w:rFonts w:asciiTheme="majorHAnsi" w:cstheme="majorBidi" w:eastAsiaTheme="majorEastAsia" w:hAnsiTheme="majorHAnsi"/>
+        <w:rFonts w:asciiTheme="majorHAnsi" w:cstheme="majorBidi" w:hAnsiTheme="majorHAnsi" w:eastAsia="黑体"/>
         <w:b/>
         <w:bCs/>
       </w:rPr>
@@ -6228,7 +6644,7 @@
         <w:spacing w:after="0" w:before="0" w:line="240" w:lineRule="auto"/>
       </w:pPr>
       <w:rPr>
-        <w:rFonts w:asciiTheme="majorHAnsi" w:cstheme="majorBidi" w:eastAsiaTheme="majorEastAsia" w:hAnsiTheme="majorHAnsi"/>
+        <w:rFonts w:asciiTheme="majorHAnsi" w:cstheme="majorBidi" w:hAnsiTheme="majorHAnsi" w:eastAsia="黑体"/>
         <w:b/>
         <w:bCs/>
       </w:rPr>
@@ -6249,7 +6665,7 @@
         <w:spacing w:after="0" w:before="0" w:line="240" w:lineRule="auto"/>
       </w:pPr>
       <w:rPr>
-        <w:rFonts w:asciiTheme="majorHAnsi" w:cstheme="majorBidi" w:eastAsiaTheme="majorEastAsia" w:hAnsiTheme="majorHAnsi"/>
+        <w:rFonts w:asciiTheme="majorHAnsi" w:cstheme="majorBidi" w:hAnsiTheme="majorHAnsi" w:eastAsia="黑体"/>
         <w:b/>
         <w:bCs/>
       </w:rPr>
@@ -6267,14 +6683,14 @@
     </w:tblStylePr>
     <w:tblStylePr w:type="firstCol">
       <w:rPr>
-        <w:rFonts w:asciiTheme="majorHAnsi" w:cstheme="majorBidi" w:eastAsiaTheme="majorEastAsia" w:hAnsiTheme="majorHAnsi"/>
+        <w:rFonts w:asciiTheme="majorHAnsi" w:cstheme="majorBidi" w:hAnsiTheme="majorHAnsi" w:eastAsia="黑体"/>
         <w:b/>
         <w:bCs/>
       </w:rPr>
     </w:tblStylePr>
     <w:tblStylePr w:type="lastCol">
       <w:rPr>
-        <w:rFonts w:asciiTheme="majorHAnsi" w:cstheme="majorBidi" w:eastAsiaTheme="majorEastAsia" w:hAnsiTheme="majorHAnsi"/>
+        <w:rFonts w:asciiTheme="majorHAnsi" w:cstheme="majorBidi" w:hAnsiTheme="majorHAnsi" w:eastAsia="黑体"/>
         <w:b/>
         <w:bCs/>
       </w:rPr>
@@ -6357,6 +6773,7 @@
         <w:spacing w:after="0" w:before="0" w:line="240" w:lineRule="auto"/>
       </w:pPr>
       <w:rPr>
+        <w:rFonts w:eastAsia="黑体"/>
         <w:b/>
         <w:bCs/>
         <w:color w:themeColor="background1" w:val="FFFFFF"/>
@@ -6379,6 +6796,7 @@
         <w:spacing w:after="0" w:before="0" w:line="240" w:lineRule="auto"/>
       </w:pPr>
       <w:rPr>
+        <w:rFonts w:eastAsia="黑体"/>
         <w:b/>
         <w:bCs/>
       </w:rPr>
@@ -6396,12 +6814,14 @@
     </w:tblStylePr>
     <w:tblStylePr w:type="firstCol">
       <w:rPr>
+        <w:rFonts w:eastAsia="黑体"/>
         <w:b/>
         <w:bCs/>
       </w:rPr>
     </w:tblStylePr>
     <w:tblStylePr w:type="lastCol">
       <w:rPr>
+        <w:rFonts w:eastAsia="黑体"/>
         <w:b/>
         <w:bCs/>
       </w:rPr>
@@ -6463,6 +6883,7 @@
         <w:spacing w:after="0" w:before="0" w:line="240" w:lineRule="auto"/>
       </w:pPr>
       <w:rPr>
+        <w:rFonts w:eastAsia="黑体"/>
         <w:b/>
         <w:bCs/>
         <w:color w:themeColor="background1" w:val="FFFFFF"/>
@@ -6485,6 +6906,7 @@
         <w:spacing w:after="0" w:before="0" w:line="240" w:lineRule="auto"/>
       </w:pPr>
       <w:rPr>
+        <w:rFonts w:eastAsia="黑体"/>
         <w:b/>
         <w:bCs/>
       </w:rPr>
@@ -6502,12 +6924,14 @@
     </w:tblStylePr>
     <w:tblStylePr w:type="firstCol">
       <w:rPr>
+        <w:rFonts w:eastAsia="黑体"/>
         <w:b/>
         <w:bCs/>
       </w:rPr>
     </w:tblStylePr>
     <w:tblStylePr w:type="lastCol">
       <w:rPr>
+        <w:rFonts w:eastAsia="黑体"/>
         <w:b/>
         <w:bCs/>
       </w:rPr>
@@ -6569,6 +6993,7 @@
         <w:spacing w:after="0" w:before="0" w:line="240" w:lineRule="auto"/>
       </w:pPr>
       <w:rPr>
+        <w:rFonts w:eastAsia="黑体"/>
         <w:b/>
         <w:bCs/>
         <w:color w:themeColor="background1" w:val="FFFFFF"/>
@@ -6591,6 +7016,7 @@
         <w:spacing w:after="0" w:before="0" w:line="240" w:lineRule="auto"/>
       </w:pPr>
       <w:rPr>
+        <w:rFonts w:eastAsia="黑体"/>
         <w:b/>
         <w:bCs/>
       </w:rPr>
@@ -6608,12 +7034,14 @@
     </w:tblStylePr>
     <w:tblStylePr w:type="firstCol">
       <w:rPr>
+        <w:rFonts w:eastAsia="黑体"/>
         <w:b/>
         <w:bCs/>
       </w:rPr>
     </w:tblStylePr>
     <w:tblStylePr w:type="lastCol">
       <w:rPr>
+        <w:rFonts w:eastAsia="黑体"/>
         <w:b/>
         <w:bCs/>
       </w:rPr>
@@ -6675,6 +7103,7 @@
         <w:spacing w:after="0" w:before="0" w:line="240" w:lineRule="auto"/>
       </w:pPr>
       <w:rPr>
+        <w:rFonts w:eastAsia="黑体"/>
         <w:b/>
         <w:bCs/>
         <w:color w:themeColor="background1" w:val="FFFFFF"/>
@@ -6697,6 +7126,7 @@
         <w:spacing w:after="0" w:before="0" w:line="240" w:lineRule="auto"/>
       </w:pPr>
       <w:rPr>
+        <w:rFonts w:eastAsia="黑体"/>
         <w:b/>
         <w:bCs/>
       </w:rPr>
@@ -6714,12 +7144,14 @@
     </w:tblStylePr>
     <w:tblStylePr w:type="firstCol">
       <w:rPr>
+        <w:rFonts w:eastAsia="黑体"/>
         <w:b/>
         <w:bCs/>
       </w:rPr>
     </w:tblStylePr>
     <w:tblStylePr w:type="lastCol">
       <w:rPr>
+        <w:rFonts w:eastAsia="黑体"/>
         <w:b/>
         <w:bCs/>
       </w:rPr>
@@ -6781,6 +7213,7 @@
         <w:spacing w:after="0" w:before="0" w:line="240" w:lineRule="auto"/>
       </w:pPr>
       <w:rPr>
+        <w:rFonts w:eastAsia="黑体"/>
         <w:b/>
         <w:bCs/>
         <w:color w:themeColor="background1" w:val="FFFFFF"/>
@@ -6803,6 +7236,7 @@
         <w:spacing w:after="0" w:before="0" w:line="240" w:lineRule="auto"/>
       </w:pPr>
       <w:rPr>
+        <w:rFonts w:eastAsia="黑体"/>
         <w:b/>
         <w:bCs/>
       </w:rPr>
@@ -6820,12 +7254,14 @@
     </w:tblStylePr>
     <w:tblStylePr w:type="firstCol">
       <w:rPr>
+        <w:rFonts w:eastAsia="黑体"/>
         <w:b/>
         <w:bCs/>
       </w:rPr>
     </w:tblStylePr>
     <w:tblStylePr w:type="lastCol">
       <w:rPr>
+        <w:rFonts w:eastAsia="黑体"/>
         <w:b/>
         <w:bCs/>
       </w:rPr>
@@ -6887,6 +7323,7 @@
         <w:spacing w:after="0" w:before="0" w:line="240" w:lineRule="auto"/>
       </w:pPr>
       <w:rPr>
+        <w:rFonts w:eastAsia="黑体"/>
         <w:b/>
         <w:bCs/>
         <w:color w:themeColor="background1" w:val="FFFFFF"/>
@@ -6909,6 +7346,7 @@
         <w:spacing w:after="0" w:before="0" w:line="240" w:lineRule="auto"/>
       </w:pPr>
       <w:rPr>
+        <w:rFonts w:eastAsia="黑体"/>
         <w:b/>
         <w:bCs/>
       </w:rPr>
@@ -6926,12 +7364,14 @@
     </w:tblStylePr>
     <w:tblStylePr w:type="firstCol">
       <w:rPr>
+        <w:rFonts w:eastAsia="黑体"/>
         <w:b/>
         <w:bCs/>
       </w:rPr>
     </w:tblStylePr>
     <w:tblStylePr w:type="lastCol">
       <w:rPr>
+        <w:rFonts w:eastAsia="黑体"/>
         <w:b/>
         <w:bCs/>
       </w:rPr>
@@ -6993,6 +7433,7 @@
         <w:spacing w:after="0" w:before="0" w:line="240" w:lineRule="auto"/>
       </w:pPr>
       <w:rPr>
+        <w:rFonts w:eastAsia="黑体"/>
         <w:b/>
         <w:bCs/>
         <w:color w:themeColor="background1" w:val="FFFFFF"/>
@@ -7015,6 +7456,7 @@
         <w:spacing w:after="0" w:before="0" w:line="240" w:lineRule="auto"/>
       </w:pPr>
       <w:rPr>
+        <w:rFonts w:eastAsia="黑体"/>
         <w:b/>
         <w:bCs/>
       </w:rPr>
@@ -7032,12 +7474,14 @@
     </w:tblStylePr>
     <w:tblStylePr w:type="firstCol">
       <w:rPr>
+        <w:rFonts w:eastAsia="黑体"/>
         <w:b/>
         <w:bCs/>
       </w:rPr>
     </w:tblStylePr>
     <w:tblStylePr w:type="lastCol">
       <w:rPr>
+        <w:rFonts w:eastAsia="黑体"/>
         <w:b/>
         <w:bCs/>
       </w:rPr>
@@ -7096,6 +7540,7 @@
         <w:spacing w:after="0" w:before="0" w:line="240" w:lineRule="auto"/>
       </w:pPr>
       <w:rPr>
+        <w:rFonts w:eastAsia="黑体"/>
         <w:b/>
         <w:bCs/>
         <w:color w:themeColor="background1" w:val="FFFFFF"/>
@@ -7118,6 +7563,7 @@
         <w:spacing w:after="0" w:before="0" w:line="240" w:lineRule="auto"/>
       </w:pPr>
       <w:rPr>
+        <w:rFonts w:eastAsia="黑体"/>
         <w:color w:val="auto"/>
       </w:rPr>
       <w:tblPr/>
@@ -7135,6 +7581,7 @@
     </w:tblStylePr>
     <w:tblStylePr w:type="firstCol">
       <w:rPr>
+        <w:rFonts w:eastAsia="黑体"/>
         <w:b/>
         <w:bCs/>
         <w:color w:themeColor="background1" w:val="FFFFFF"/>
@@ -7154,6 +7601,7 @@
     </w:tblStylePr>
     <w:tblStylePr w:type="lastCol">
       <w:rPr>
+        <w:rFonts w:eastAsia="黑体"/>
         <w:b/>
         <w:bCs/>
         <w:color w:themeColor="background1" w:val="FFFFFF"/>
@@ -7202,6 +7650,7 @@
     </w:tblStylePr>
     <w:tblStylePr w:type="nwCell">
       <w:rPr>
+        <w:rFonts w:eastAsia="黑体"/>
         <w:color w:themeColor="background1" w:val="FFFFFF"/>
       </w:rPr>
       <w:tblPr/>
@@ -7245,6 +7694,7 @@
         <w:spacing w:after="0" w:before="0" w:line="240" w:lineRule="auto"/>
       </w:pPr>
       <w:rPr>
+        <w:rFonts w:eastAsia="黑体"/>
         <w:b/>
         <w:bCs/>
         <w:color w:themeColor="background1" w:val="FFFFFF"/>
@@ -7267,6 +7717,7 @@
         <w:spacing w:after="0" w:before="0" w:line="240" w:lineRule="auto"/>
       </w:pPr>
       <w:rPr>
+        <w:rFonts w:eastAsia="黑体"/>
         <w:color w:val="auto"/>
       </w:rPr>
       <w:tblPr/>
@@ -7284,6 +7735,7 @@
     </w:tblStylePr>
     <w:tblStylePr w:type="firstCol">
       <w:rPr>
+        <w:rFonts w:eastAsia="黑体"/>
         <w:b/>
         <w:bCs/>
         <w:color w:themeColor="background1" w:val="FFFFFF"/>
@@ -7303,6 +7755,7 @@
     </w:tblStylePr>
     <w:tblStylePr w:type="lastCol">
       <w:rPr>
+        <w:rFonts w:eastAsia="黑体"/>
         <w:b/>
         <w:bCs/>
         <w:color w:themeColor="background1" w:val="FFFFFF"/>
@@ -7351,6 +7804,7 @@
     </w:tblStylePr>
     <w:tblStylePr w:type="nwCell">
       <w:rPr>
+        <w:rFonts w:eastAsia="黑体"/>
         <w:color w:themeColor="background1" w:val="FFFFFF"/>
       </w:rPr>
       <w:tblPr/>
@@ -7394,6 +7848,7 @@
         <w:spacing w:after="0" w:before="0" w:line="240" w:lineRule="auto"/>
       </w:pPr>
       <w:rPr>
+        <w:rFonts w:eastAsia="黑体"/>
         <w:b/>
         <w:bCs/>
         <w:color w:themeColor="background1" w:val="FFFFFF"/>
@@ -7416,6 +7871,7 @@
         <w:spacing w:after="0" w:before="0" w:line="240" w:lineRule="auto"/>
       </w:pPr>
       <w:rPr>
+        <w:rFonts w:eastAsia="黑体"/>
         <w:color w:val="auto"/>
       </w:rPr>
       <w:tblPr/>
@@ -7433,6 +7889,7 @@
     </w:tblStylePr>
     <w:tblStylePr w:type="firstCol">
       <w:rPr>
+        <w:rFonts w:eastAsia="黑体"/>
         <w:b/>
         <w:bCs/>
         <w:color w:themeColor="background1" w:val="FFFFFF"/>
@@ -7452,6 +7909,7 @@
     </w:tblStylePr>
     <w:tblStylePr w:type="lastCol">
       <w:rPr>
+        <w:rFonts w:eastAsia="黑体"/>
         <w:b/>
         <w:bCs/>
         <w:color w:themeColor="background1" w:val="FFFFFF"/>
@@ -7500,6 +7958,7 @@
     </w:tblStylePr>
     <w:tblStylePr w:type="nwCell">
       <w:rPr>
+        <w:rFonts w:eastAsia="黑体"/>
         <w:color w:themeColor="background1" w:val="FFFFFF"/>
       </w:rPr>
       <w:tblPr/>
@@ -7543,6 +8002,7 @@
         <w:spacing w:after="0" w:before="0" w:line="240" w:lineRule="auto"/>
       </w:pPr>
       <w:rPr>
+        <w:rFonts w:eastAsia="黑体"/>
         <w:b/>
         <w:bCs/>
         <w:color w:themeColor="background1" w:val="FFFFFF"/>
@@ -7565,6 +8025,7 @@
         <w:spacing w:after="0" w:before="0" w:line="240" w:lineRule="auto"/>
       </w:pPr>
       <w:rPr>
+        <w:rFonts w:eastAsia="黑体"/>
         <w:color w:val="auto"/>
       </w:rPr>
       <w:tblPr/>
@@ -7582,6 +8043,7 @@
     </w:tblStylePr>
     <w:tblStylePr w:type="firstCol">
       <w:rPr>
+        <w:rFonts w:eastAsia="黑体"/>
         <w:b/>
         <w:bCs/>
         <w:color w:themeColor="background1" w:val="FFFFFF"/>
@@ -7601,6 +8063,7 @@
     </w:tblStylePr>
     <w:tblStylePr w:type="lastCol">
       <w:rPr>
+        <w:rFonts w:eastAsia="黑体"/>
         <w:b/>
         <w:bCs/>
         <w:color w:themeColor="background1" w:val="FFFFFF"/>
@@ -7649,6 +8112,7 @@
     </w:tblStylePr>
     <w:tblStylePr w:type="nwCell">
       <w:rPr>
+        <w:rFonts w:eastAsia="黑体"/>
         <w:color w:themeColor="background1" w:val="FFFFFF"/>
       </w:rPr>
       <w:tblPr/>
@@ -7692,6 +8156,7 @@
         <w:spacing w:after="0" w:before="0" w:line="240" w:lineRule="auto"/>
       </w:pPr>
       <w:rPr>
+        <w:rFonts w:eastAsia="黑体"/>
         <w:b/>
         <w:bCs/>
         <w:color w:themeColor="background1" w:val="FFFFFF"/>
@@ -7714,6 +8179,7 @@
         <w:spacing w:after="0" w:before="0" w:line="240" w:lineRule="auto"/>
       </w:pPr>
       <w:rPr>
+        <w:rFonts w:eastAsia="黑体"/>
         <w:color w:val="auto"/>
       </w:rPr>
       <w:tblPr/>
@@ -7731,6 +8197,7 @@
     </w:tblStylePr>
     <w:tblStylePr w:type="firstCol">
       <w:rPr>
+        <w:rFonts w:eastAsia="黑体"/>
         <w:b/>
         <w:bCs/>
         <w:color w:themeColor="background1" w:val="FFFFFF"/>
@@ -7750,6 +8217,7 @@
     </w:tblStylePr>
     <w:tblStylePr w:type="lastCol">
       <w:rPr>
+        <w:rFonts w:eastAsia="黑体"/>
         <w:b/>
         <w:bCs/>
         <w:color w:themeColor="background1" w:val="FFFFFF"/>
@@ -7798,6 +8266,7 @@
     </w:tblStylePr>
     <w:tblStylePr w:type="nwCell">
       <w:rPr>
+        <w:rFonts w:eastAsia="黑体"/>
         <w:color w:themeColor="background1" w:val="FFFFFF"/>
       </w:rPr>
       <w:tblPr/>
@@ -7841,6 +8310,7 @@
         <w:spacing w:after="0" w:before="0" w:line="240" w:lineRule="auto"/>
       </w:pPr>
       <w:rPr>
+        <w:rFonts w:eastAsia="黑体"/>
         <w:b/>
         <w:bCs/>
         <w:color w:themeColor="background1" w:val="FFFFFF"/>
@@ -7863,6 +8333,7 @@
         <w:spacing w:after="0" w:before="0" w:line="240" w:lineRule="auto"/>
       </w:pPr>
       <w:rPr>
+        <w:rFonts w:eastAsia="黑体"/>
         <w:color w:val="auto"/>
       </w:rPr>
       <w:tblPr/>
@@ -7880,6 +8351,7 @@
     </w:tblStylePr>
     <w:tblStylePr w:type="firstCol">
       <w:rPr>
+        <w:rFonts w:eastAsia="黑体"/>
         <w:b/>
         <w:bCs/>
         <w:color w:themeColor="background1" w:val="FFFFFF"/>
@@ -7899,6 +8371,7 @@
     </w:tblStylePr>
     <w:tblStylePr w:type="lastCol">
       <w:rPr>
+        <w:rFonts w:eastAsia="黑体"/>
         <w:b/>
         <w:bCs/>
         <w:color w:themeColor="background1" w:val="FFFFFF"/>
@@ -7947,6 +8420,7 @@
     </w:tblStylePr>
     <w:tblStylePr w:type="nwCell">
       <w:rPr>
+        <w:rFonts w:eastAsia="黑体"/>
         <w:color w:themeColor="background1" w:val="FFFFFF"/>
       </w:rPr>
       <w:tblPr/>
@@ -7990,6 +8464,7 @@
         <w:spacing w:after="0" w:before="0" w:line="240" w:lineRule="auto"/>
       </w:pPr>
       <w:rPr>
+        <w:rFonts w:eastAsia="黑体"/>
         <w:b/>
         <w:bCs/>
         <w:color w:themeColor="background1" w:val="FFFFFF"/>
@@ -8012,6 +8487,7 @@
         <w:spacing w:after="0" w:before="0" w:line="240" w:lineRule="auto"/>
       </w:pPr>
       <w:rPr>
+        <w:rFonts w:eastAsia="黑体"/>
         <w:color w:val="auto"/>
       </w:rPr>
       <w:tblPr/>
@@ -8029,6 +8505,7 @@
     </w:tblStylePr>
     <w:tblStylePr w:type="firstCol">
       <w:rPr>
+        <w:rFonts w:eastAsia="黑体"/>
         <w:b/>
         <w:bCs/>
         <w:color w:themeColor="background1" w:val="FFFFFF"/>
@@ -8048,6 +8525,7 @@
     </w:tblStylePr>
     <w:tblStylePr w:type="lastCol">
       <w:rPr>
+        <w:rFonts w:eastAsia="黑体"/>
         <w:b/>
         <w:bCs/>
         <w:color w:themeColor="background1" w:val="FFFFFF"/>
@@ -8096,6 +8574,7 @@
     </w:tblStylePr>
     <w:tblStylePr w:type="nwCell">
       <w:rPr>
+        <w:rFonts w:eastAsia="黑体"/>
         <w:color w:themeColor="background1" w:val="FFFFFF"/>
       </w:rPr>
       <w:tblPr/>
@@ -8120,6 +8599,7 @@
       <w:spacing w:after="0" w:line="240" w:lineRule="auto"/>
     </w:pPr>
     <w:rPr>
+      <w:rFonts w:eastAsia="黑体"/>
       <w:color w:themeColor="text1" w:val="000000"/>
     </w:rPr>
     <w:tblPr>
@@ -8139,7 +8619,7 @@
     </w:tblPr>
     <w:tblStylePr w:type="firstRow">
       <w:rPr>
-        <w:rFonts w:asciiTheme="majorHAnsi" w:cstheme="majorBidi" w:eastAsiaTheme="majorEastAsia" w:hAnsiTheme="majorHAnsi"/>
+        <w:rFonts w:asciiTheme="majorHAnsi" w:cstheme="majorBidi" w:hAnsiTheme="majorHAnsi" w:eastAsia="黑体"/>
       </w:rPr>
       <w:tblPr/>
       <w:tcPr>
@@ -8151,6 +8631,7 @@
     </w:tblStylePr>
     <w:tblStylePr w:type="lastRow">
       <w:rPr>
+        <w:rFonts w:eastAsia="黑体"/>
         <w:b/>
         <w:bCs/>
         <w:color w:themeColor="text2" w:val="1F497D"/>
@@ -8165,12 +8646,14 @@
     </w:tblStylePr>
     <w:tblStylePr w:type="firstCol">
       <w:rPr>
+        <w:rFonts w:eastAsia="黑体"/>
         <w:b/>
         <w:bCs/>
       </w:rPr>
     </w:tblStylePr>
     <w:tblStylePr w:type="lastCol">
       <w:rPr>
+        <w:rFonts w:eastAsia="黑体"/>
         <w:b/>
         <w:bCs/>
       </w:rPr>
@@ -8204,6 +8687,7 @@
       <w:spacing w:after="0" w:line="240" w:lineRule="auto"/>
     </w:pPr>
     <w:rPr>
+      <w:rFonts w:eastAsia="黑体"/>
       <w:color w:themeColor="text1" w:val="000000"/>
     </w:rPr>
     <w:tblPr>
@@ -8223,7 +8707,7 @@
     </w:tblPr>
     <w:tblStylePr w:type="firstRow">
       <w:rPr>
-        <w:rFonts w:asciiTheme="majorHAnsi" w:cstheme="majorBidi" w:eastAsiaTheme="majorEastAsia" w:hAnsiTheme="majorHAnsi"/>
+        <w:rFonts w:asciiTheme="majorHAnsi" w:cstheme="majorBidi" w:hAnsiTheme="majorHAnsi" w:eastAsia="黑体"/>
       </w:rPr>
       <w:tblPr/>
       <w:tcPr>
@@ -8235,6 +8719,7 @@
     </w:tblStylePr>
     <w:tblStylePr w:type="lastRow">
       <w:rPr>
+        <w:rFonts w:eastAsia="黑体"/>
         <w:b/>
         <w:bCs/>
         <w:color w:themeColor="text2" w:val="1F497D"/>
@@ -8249,12 +8734,14 @@
     </w:tblStylePr>
     <w:tblStylePr w:type="firstCol">
       <w:rPr>
+        <w:rFonts w:eastAsia="黑体"/>
         <w:b/>
         <w:bCs/>
       </w:rPr>
     </w:tblStylePr>
     <w:tblStylePr w:type="lastCol">
       <w:rPr>
+        <w:rFonts w:eastAsia="黑体"/>
         <w:b/>
         <w:bCs/>
       </w:rPr>
@@ -8288,6 +8775,7 @@
       <w:spacing w:after="0" w:line="240" w:lineRule="auto"/>
     </w:pPr>
     <w:rPr>
+      <w:rFonts w:eastAsia="黑体"/>
       <w:color w:themeColor="text1" w:val="000000"/>
     </w:rPr>
     <w:tblPr>
@@ -8307,7 +8795,7 @@
     </w:tblPr>
     <w:tblStylePr w:type="firstRow">
       <w:rPr>
-        <w:rFonts w:asciiTheme="majorHAnsi" w:cstheme="majorBidi" w:eastAsiaTheme="majorEastAsia" w:hAnsiTheme="majorHAnsi"/>
+        <w:rFonts w:asciiTheme="majorHAnsi" w:cstheme="majorBidi" w:hAnsiTheme="majorHAnsi" w:eastAsia="黑体"/>
       </w:rPr>
       <w:tblPr/>
       <w:tcPr>
@@ -8319,6 +8807,7 @@
     </w:tblStylePr>
     <w:tblStylePr w:type="lastRow">
       <w:rPr>
+        <w:rFonts w:eastAsia="黑体"/>
         <w:b/>
         <w:bCs/>
         <w:color w:themeColor="text2" w:val="1F497D"/>
@@ -8333,12 +8822,14 @@
     </w:tblStylePr>
     <w:tblStylePr w:type="firstCol">
       <w:rPr>
+        <w:rFonts w:eastAsia="黑体"/>
         <w:b/>
         <w:bCs/>
       </w:rPr>
     </w:tblStylePr>
     <w:tblStylePr w:type="lastCol">
       <w:rPr>
+        <w:rFonts w:eastAsia="黑体"/>
         <w:b/>
         <w:bCs/>
       </w:rPr>
@@ -8372,6 +8863,7 @@
       <w:spacing w:after="0" w:line="240" w:lineRule="auto"/>
     </w:pPr>
     <w:rPr>
+      <w:rFonts w:eastAsia="黑体"/>
       <w:color w:themeColor="text1" w:val="000000"/>
     </w:rPr>
     <w:tblPr>
@@ -8391,7 +8883,7 @@
     </w:tblPr>
     <w:tblStylePr w:type="firstRow">
       <w:rPr>
-        <w:rFonts w:asciiTheme="majorHAnsi" w:cstheme="majorBidi" w:eastAsiaTheme="majorEastAsia" w:hAnsiTheme="majorHAnsi"/>
+        <w:rFonts w:asciiTheme="majorHAnsi" w:cstheme="majorBidi" w:hAnsiTheme="majorHAnsi" w:eastAsia="黑体"/>
       </w:rPr>
       <w:tblPr/>
       <w:tcPr>
@@ -8403,6 +8895,7 @@
     </w:tblStylePr>
     <w:tblStylePr w:type="lastRow">
       <w:rPr>
+        <w:rFonts w:eastAsia="黑体"/>
         <w:b/>
         <w:bCs/>
         <w:color w:themeColor="text2" w:val="1F497D"/>
@@ -8417,12 +8910,14 @@
     </w:tblStylePr>
     <w:tblStylePr w:type="firstCol">
       <w:rPr>
+        <w:rFonts w:eastAsia="黑体"/>
         <w:b/>
         <w:bCs/>
       </w:rPr>
     </w:tblStylePr>
     <w:tblStylePr w:type="lastCol">
       <w:rPr>
+        <w:rFonts w:eastAsia="黑体"/>
         <w:b/>
         <w:bCs/>
       </w:rPr>
@@ -8456,6 +8951,7 @@
       <w:spacing w:after="0" w:line="240" w:lineRule="auto"/>
     </w:pPr>
     <w:rPr>
+      <w:rFonts w:eastAsia="黑体"/>
       <w:color w:themeColor="text1" w:val="000000"/>
     </w:rPr>
     <w:tblPr>
@@ -8475,7 +8971,7 @@
     </w:tblPr>
     <w:tblStylePr w:type="firstRow">
       <w:rPr>
-        <w:rFonts w:asciiTheme="majorHAnsi" w:cstheme="majorBidi" w:eastAsiaTheme="majorEastAsia" w:hAnsiTheme="majorHAnsi"/>
+        <w:rFonts w:asciiTheme="majorHAnsi" w:cstheme="majorBidi" w:hAnsiTheme="majorHAnsi" w:eastAsia="黑体"/>
       </w:rPr>
       <w:tblPr/>
       <w:tcPr>
@@ -8487,6 +8983,7 @@
     </w:tblStylePr>
     <w:tblStylePr w:type="lastRow">
       <w:rPr>
+        <w:rFonts w:eastAsia="黑体"/>
         <w:b/>
         <w:bCs/>
         <w:color w:themeColor="text2" w:val="1F497D"/>
@@ -8501,12 +8998,14 @@
     </w:tblStylePr>
     <w:tblStylePr w:type="firstCol">
       <w:rPr>
+        <w:rFonts w:eastAsia="黑体"/>
         <w:b/>
         <w:bCs/>
       </w:rPr>
     </w:tblStylePr>
     <w:tblStylePr w:type="lastCol">
       <w:rPr>
+        <w:rFonts w:eastAsia="黑体"/>
         <w:b/>
         <w:bCs/>
       </w:rPr>
@@ -8540,6 +9039,7 @@
       <w:spacing w:after="0" w:line="240" w:lineRule="auto"/>
     </w:pPr>
     <w:rPr>
+      <w:rFonts w:eastAsia="黑体"/>
       <w:color w:themeColor="text1" w:val="000000"/>
     </w:rPr>
     <w:tblPr>
@@ -8559,7 +9059,7 @@
     </w:tblPr>
     <w:tblStylePr w:type="firstRow">
       <w:rPr>
-        <w:rFonts w:asciiTheme="majorHAnsi" w:cstheme="majorBidi" w:eastAsiaTheme="majorEastAsia" w:hAnsiTheme="majorHAnsi"/>
+        <w:rFonts w:asciiTheme="majorHAnsi" w:cstheme="majorBidi" w:hAnsiTheme="majorHAnsi" w:eastAsia="黑体"/>
       </w:rPr>
       <w:tblPr/>
       <w:tcPr>
@@ -8571,6 +9071,7 @@
     </w:tblStylePr>
     <w:tblStylePr w:type="lastRow">
       <w:rPr>
+        <w:rFonts w:eastAsia="黑体"/>
         <w:b/>
         <w:bCs/>
         <w:color w:themeColor="text2" w:val="1F497D"/>
@@ -8585,12 +9086,14 @@
     </w:tblStylePr>
     <w:tblStylePr w:type="firstCol">
       <w:rPr>
+        <w:rFonts w:eastAsia="黑体"/>
         <w:b/>
         <w:bCs/>
       </w:rPr>
     </w:tblStylePr>
     <w:tblStylePr w:type="lastCol">
       <w:rPr>
+        <w:rFonts w:eastAsia="黑体"/>
         <w:b/>
         <w:bCs/>
       </w:rPr>
@@ -8624,6 +9127,7 @@
       <w:spacing w:after="0" w:line="240" w:lineRule="auto"/>
     </w:pPr>
     <w:rPr>
+      <w:rFonts w:eastAsia="黑体"/>
       <w:color w:themeColor="text1" w:val="000000"/>
     </w:rPr>
     <w:tblPr>
@@ -8643,7 +9147,7 @@
     </w:tblPr>
     <w:tblStylePr w:type="firstRow">
       <w:rPr>
-        <w:rFonts w:asciiTheme="majorHAnsi" w:cstheme="majorBidi" w:eastAsiaTheme="majorEastAsia" w:hAnsiTheme="majorHAnsi"/>
+        <w:rFonts w:asciiTheme="majorHAnsi" w:cstheme="majorBidi" w:hAnsiTheme="majorHAnsi" w:eastAsia="黑体"/>
       </w:rPr>
       <w:tblPr/>
       <w:tcPr>
@@ -8655,6 +9159,7 @@
     </w:tblStylePr>
     <w:tblStylePr w:type="lastRow">
       <w:rPr>
+        <w:rFonts w:eastAsia="黑体"/>
         <w:b/>
         <w:bCs/>
         <w:color w:themeColor="text2" w:val="1F497D"/>
@@ -8669,12 +9174,14 @@
     </w:tblStylePr>
     <w:tblStylePr w:type="firstCol">
       <w:rPr>
+        <w:rFonts w:eastAsia="黑体"/>
         <w:b/>
         <w:bCs/>
       </w:rPr>
     </w:tblStylePr>
     <w:tblStylePr w:type="lastCol">
       <w:rPr>
+        <w:rFonts w:eastAsia="黑体"/>
         <w:b/>
         <w:bCs/>
       </w:rPr>
@@ -8708,7 +9215,7 @@
       <w:spacing w:after="0" w:line="240" w:lineRule="auto"/>
     </w:pPr>
     <w:rPr>
-      <w:rFonts w:asciiTheme="majorHAnsi" w:cstheme="majorBidi" w:eastAsiaTheme="majorEastAsia" w:hAnsiTheme="majorHAnsi"/>
+      <w:rFonts w:asciiTheme="majorHAnsi" w:cstheme="majorBidi" w:hAnsiTheme="majorHAnsi" w:eastAsia="黑体"/>
       <w:color w:themeColor="text1" w:val="000000"/>
     </w:rPr>
     <w:tblPr>
@@ -8730,6 +9237,7 @@
     </w:tblPr>
     <w:tblStylePr w:type="firstRow">
       <w:rPr>
+        <w:rFonts w:eastAsia="黑体"/>
         <w:sz w:val="24"/>
         <w:szCs w:val="24"/>
       </w:rPr>
@@ -8836,7 +9344,7 @@
       <w:spacing w:after="0" w:line="240" w:lineRule="auto"/>
     </w:pPr>
     <w:rPr>
-      <w:rFonts w:asciiTheme="majorHAnsi" w:cstheme="majorBidi" w:eastAsiaTheme="majorEastAsia" w:hAnsiTheme="majorHAnsi"/>
+      <w:rFonts w:asciiTheme="majorHAnsi" w:cstheme="majorBidi" w:hAnsiTheme="majorHAnsi" w:eastAsia="黑体"/>
       <w:color w:themeColor="text1" w:val="000000"/>
     </w:rPr>
     <w:tblPr>
@@ -8858,6 +9366,7 @@
     </w:tblPr>
     <w:tblStylePr w:type="firstRow">
       <w:rPr>
+        <w:rFonts w:eastAsia="黑体"/>
         <w:sz w:val="24"/>
         <w:szCs w:val="24"/>
       </w:rPr>
@@ -8964,7 +9473,7 @@
       <w:spacing w:after="0" w:line="240" w:lineRule="auto"/>
     </w:pPr>
     <w:rPr>
-      <w:rFonts w:asciiTheme="majorHAnsi" w:cstheme="majorBidi" w:eastAsiaTheme="majorEastAsia" w:hAnsiTheme="majorHAnsi"/>
+      <w:rFonts w:asciiTheme="majorHAnsi" w:cstheme="majorBidi" w:hAnsiTheme="majorHAnsi" w:eastAsia="黑体"/>
       <w:color w:themeColor="text1" w:val="000000"/>
     </w:rPr>
     <w:tblPr>
@@ -8986,6 +9495,7 @@
     </w:tblPr>
     <w:tblStylePr w:type="firstRow">
       <w:rPr>
+        <w:rFonts w:eastAsia="黑体"/>
         <w:sz w:val="24"/>
         <w:szCs w:val="24"/>
       </w:rPr>
@@ -9092,7 +9602,7 @@
       <w:spacing w:after="0" w:line="240" w:lineRule="auto"/>
     </w:pPr>
     <w:rPr>
-      <w:rFonts w:asciiTheme="majorHAnsi" w:cstheme="majorBidi" w:eastAsiaTheme="majorEastAsia" w:hAnsiTheme="majorHAnsi"/>
+      <w:rFonts w:asciiTheme="majorHAnsi" w:cstheme="majorBidi" w:hAnsiTheme="majorHAnsi" w:eastAsia="黑体"/>
       <w:color w:themeColor="text1" w:val="000000"/>
     </w:rPr>
     <w:tblPr>
@@ -9114,6 +9624,7 @@
     </w:tblPr>
     <w:tblStylePr w:type="firstRow">
       <w:rPr>
+        <w:rFonts w:eastAsia="黑体"/>
         <w:sz w:val="24"/>
         <w:szCs w:val="24"/>
       </w:rPr>
@@ -9220,7 +9731,7 @@
       <w:spacing w:after="0" w:line="240" w:lineRule="auto"/>
     </w:pPr>
     <w:rPr>
-      <w:rFonts w:asciiTheme="majorHAnsi" w:cstheme="majorBidi" w:eastAsiaTheme="majorEastAsia" w:hAnsiTheme="majorHAnsi"/>
+      <w:rFonts w:asciiTheme="majorHAnsi" w:cstheme="majorBidi" w:hAnsiTheme="majorHAnsi" w:eastAsia="黑体"/>
       <w:color w:themeColor="text1" w:val="000000"/>
     </w:rPr>
     <w:tblPr>
@@ -9242,6 +9753,7 @@
     </w:tblPr>
     <w:tblStylePr w:type="firstRow">
       <w:rPr>
+        <w:rFonts w:eastAsia="黑体"/>
         <w:sz w:val="24"/>
         <w:szCs w:val="24"/>
       </w:rPr>
@@ -9348,7 +9860,7 @@
       <w:spacing w:after="0" w:line="240" w:lineRule="auto"/>
     </w:pPr>
     <w:rPr>
-      <w:rFonts w:asciiTheme="majorHAnsi" w:cstheme="majorBidi" w:eastAsiaTheme="majorEastAsia" w:hAnsiTheme="majorHAnsi"/>
+      <w:rFonts w:asciiTheme="majorHAnsi" w:cstheme="majorBidi" w:hAnsiTheme="majorHAnsi" w:eastAsia="黑体"/>
       <w:color w:themeColor="text1" w:val="000000"/>
     </w:rPr>
     <w:tblPr>
@@ -9370,6 +9882,7 @@
     </w:tblPr>
     <w:tblStylePr w:type="firstRow">
       <w:rPr>
+        <w:rFonts w:eastAsia="黑体"/>
         <w:sz w:val="24"/>
         <w:szCs w:val="24"/>
       </w:rPr>
@@ -9476,7 +9989,7 @@
       <w:spacing w:after="0" w:line="240" w:lineRule="auto"/>
     </w:pPr>
     <w:rPr>
-      <w:rFonts w:asciiTheme="majorHAnsi" w:cstheme="majorBidi" w:eastAsiaTheme="majorEastAsia" w:hAnsiTheme="majorHAnsi"/>
+      <w:rFonts w:asciiTheme="majorHAnsi" w:cstheme="majorBidi" w:hAnsiTheme="majorHAnsi" w:eastAsia="黑体"/>
       <w:color w:themeColor="text1" w:val="000000"/>
     </w:rPr>
     <w:tblPr>
@@ -9498,6 +10011,7 @@
     </w:tblPr>
     <w:tblStylePr w:type="firstRow">
       <w:rPr>
+        <w:rFonts w:eastAsia="黑体"/>
         <w:sz w:val="24"/>
         <w:szCs w:val="24"/>
       </w:rPr>
@@ -9627,12 +10141,14 @@
     </w:tcPr>
     <w:tblStylePr w:type="firstRow">
       <w:rPr>
+        <w:rFonts w:eastAsia="黑体"/>
         <w:b/>
         <w:bCs/>
       </w:rPr>
     </w:tblStylePr>
     <w:tblStylePr w:type="lastRow">
       <w:rPr>
+        <w:rFonts w:eastAsia="黑体"/>
         <w:b/>
         <w:bCs/>
       </w:rPr>
@@ -9645,12 +10161,14 @@
     </w:tblStylePr>
     <w:tblStylePr w:type="firstCol">
       <w:rPr>
+        <w:rFonts w:eastAsia="黑体"/>
         <w:b/>
         <w:bCs/>
       </w:rPr>
     </w:tblStylePr>
     <w:tblStylePr w:type="lastCol">
       <w:rPr>
+        <w:rFonts w:eastAsia="黑体"/>
         <w:b/>
         <w:bCs/>
       </w:rPr>
@@ -9700,12 +10218,14 @@
     </w:tcPr>
     <w:tblStylePr w:type="firstRow">
       <w:rPr>
+        <w:rFonts w:eastAsia="黑体"/>
         <w:b/>
         <w:bCs/>
       </w:rPr>
     </w:tblStylePr>
     <w:tblStylePr w:type="lastRow">
       <w:rPr>
+        <w:rFonts w:eastAsia="黑体"/>
         <w:b/>
         <w:bCs/>
       </w:rPr>
@@ -9718,12 +10238,14 @@
     </w:tblStylePr>
     <w:tblStylePr w:type="firstCol">
       <w:rPr>
+        <w:rFonts w:eastAsia="黑体"/>
         <w:b/>
         <w:bCs/>
       </w:rPr>
     </w:tblStylePr>
     <w:tblStylePr w:type="lastCol">
       <w:rPr>
+        <w:rFonts w:eastAsia="黑体"/>
         <w:b/>
         <w:bCs/>
       </w:rPr>
@@ -9773,12 +10295,14 @@
     </w:tcPr>
     <w:tblStylePr w:type="firstRow">
       <w:rPr>
+        <w:rFonts w:eastAsia="黑体"/>
         <w:b/>
         <w:bCs/>
       </w:rPr>
     </w:tblStylePr>
     <w:tblStylePr w:type="lastRow">
       <w:rPr>
+        <w:rFonts w:eastAsia="黑体"/>
         <w:b/>
         <w:bCs/>
       </w:rPr>
@@ -9791,12 +10315,14 @@
     </w:tblStylePr>
     <w:tblStylePr w:type="firstCol">
       <w:rPr>
+        <w:rFonts w:eastAsia="黑体"/>
         <w:b/>
         <w:bCs/>
       </w:rPr>
     </w:tblStylePr>
     <w:tblStylePr w:type="lastCol">
       <w:rPr>
+        <w:rFonts w:eastAsia="黑体"/>
         <w:b/>
         <w:bCs/>
       </w:rPr>
@@ -9846,12 +10372,14 @@
     </w:tcPr>
     <w:tblStylePr w:type="firstRow">
       <w:rPr>
+        <w:rFonts w:eastAsia="黑体"/>
         <w:b/>
         <w:bCs/>
       </w:rPr>
     </w:tblStylePr>
     <w:tblStylePr w:type="lastRow">
       <w:rPr>
+        <w:rFonts w:eastAsia="黑体"/>
         <w:b/>
         <w:bCs/>
       </w:rPr>
@@ -9864,12 +10392,14 @@
     </w:tblStylePr>
     <w:tblStylePr w:type="firstCol">
       <w:rPr>
+        <w:rFonts w:eastAsia="黑体"/>
         <w:b/>
         <w:bCs/>
       </w:rPr>
     </w:tblStylePr>
     <w:tblStylePr w:type="lastCol">
       <w:rPr>
+        <w:rFonts w:eastAsia="黑体"/>
         <w:b/>
         <w:bCs/>
       </w:rPr>
@@ -9919,12 +10449,14 @@
     </w:tcPr>
     <w:tblStylePr w:type="firstRow">
       <w:rPr>
+        <w:rFonts w:eastAsia="黑体"/>
         <w:b/>
         <w:bCs/>
       </w:rPr>
     </w:tblStylePr>
     <w:tblStylePr w:type="lastRow">
       <w:rPr>
+        <w:rFonts w:eastAsia="黑体"/>
         <w:b/>
         <w:bCs/>
       </w:rPr>
@@ -9937,12 +10469,14 @@
     </w:tblStylePr>
     <w:tblStylePr w:type="firstCol">
       <w:rPr>
+        <w:rFonts w:eastAsia="黑体"/>
         <w:b/>
         <w:bCs/>
       </w:rPr>
     </w:tblStylePr>
     <w:tblStylePr w:type="lastCol">
       <w:rPr>
+        <w:rFonts w:eastAsia="黑体"/>
         <w:b/>
         <w:bCs/>
       </w:rPr>
@@ -9992,12 +10526,14 @@
     </w:tcPr>
     <w:tblStylePr w:type="firstRow">
       <w:rPr>
+        <w:rFonts w:eastAsia="黑体"/>
         <w:b/>
         <w:bCs/>
       </w:rPr>
     </w:tblStylePr>
     <w:tblStylePr w:type="lastRow">
       <w:rPr>
+        <w:rFonts w:eastAsia="黑体"/>
         <w:b/>
         <w:bCs/>
       </w:rPr>
@@ -10010,12 +10546,14 @@
     </w:tblStylePr>
     <w:tblStylePr w:type="firstCol">
       <w:rPr>
+        <w:rFonts w:eastAsia="黑体"/>
         <w:b/>
         <w:bCs/>
       </w:rPr>
     </w:tblStylePr>
     <w:tblStylePr w:type="lastCol">
       <w:rPr>
+        <w:rFonts w:eastAsia="黑体"/>
         <w:b/>
         <w:bCs/>
       </w:rPr>
@@ -10065,12 +10603,14 @@
     </w:tcPr>
     <w:tblStylePr w:type="firstRow">
       <w:rPr>
+        <w:rFonts w:eastAsia="黑体"/>
         <w:b/>
         <w:bCs/>
       </w:rPr>
     </w:tblStylePr>
     <w:tblStylePr w:type="lastRow">
       <w:rPr>
+        <w:rFonts w:eastAsia="黑体"/>
         <w:b/>
         <w:bCs/>
       </w:rPr>
@@ -10083,12 +10623,14 @@
     </w:tblStylePr>
     <w:tblStylePr w:type="firstCol">
       <w:rPr>
+        <w:rFonts w:eastAsia="黑体"/>
         <w:b/>
         <w:bCs/>
       </w:rPr>
     </w:tblStylePr>
     <w:tblStylePr w:type="lastCol">
       <w:rPr>
+        <w:rFonts w:eastAsia="黑体"/>
         <w:b/>
         <w:bCs/>
       </w:rPr>
@@ -10115,7 +10657,7 @@
       <w:spacing w:after="0" w:line="240" w:lineRule="auto"/>
     </w:pPr>
     <w:rPr>
-      <w:rFonts w:asciiTheme="majorHAnsi" w:cstheme="majorBidi" w:eastAsiaTheme="majorEastAsia" w:hAnsiTheme="majorHAnsi"/>
+      <w:rFonts w:asciiTheme="majorHAnsi" w:cstheme="majorBidi" w:hAnsiTheme="majorHAnsi" w:eastAsia="黑体"/>
       <w:color w:themeColor="text1" w:val="000000"/>
     </w:rPr>
     <w:tblPr>
@@ -10142,6 +10684,7 @@
     </w:tcPr>
     <w:tblStylePr w:type="firstRow">
       <w:rPr>
+        <w:rFonts w:eastAsia="黑体"/>
         <w:b/>
         <w:bCs/>
         <w:color w:themeColor="text1" w:val="000000"/>
@@ -10153,6 +10696,7 @@
     </w:tblStylePr>
     <w:tblStylePr w:type="lastRow">
       <w:rPr>
+        <w:rFonts w:eastAsia="黑体"/>
         <w:b/>
         <w:bCs/>
         <w:color w:themeColor="text1" w:val="000000"/>
@@ -10172,6 +10716,7 @@
     </w:tblStylePr>
     <w:tblStylePr w:type="firstCol">
       <w:rPr>
+        <w:rFonts w:eastAsia="黑体"/>
         <w:b/>
         <w:bCs/>
         <w:color w:themeColor="text1" w:val="000000"/>
@@ -10191,6 +10736,7 @@
     </w:tblStylePr>
     <w:tblStylePr w:type="lastCol">
       <w:rPr>
+        <w:rFonts w:eastAsia="黑体"/>
         <w:b w:val="0"/>
         <w:bCs w:val="0"/>
         <w:color w:themeColor="text1" w:val="000000"/>
@@ -10240,7 +10786,7 @@
       <w:spacing w:after="0" w:line="240" w:lineRule="auto"/>
     </w:pPr>
     <w:rPr>
-      <w:rFonts w:asciiTheme="majorHAnsi" w:cstheme="majorBidi" w:eastAsiaTheme="majorEastAsia" w:hAnsiTheme="majorHAnsi"/>
+      <w:rFonts w:asciiTheme="majorHAnsi" w:cstheme="majorBidi" w:hAnsiTheme="majorHAnsi" w:eastAsia="黑体"/>
       <w:color w:themeColor="text1" w:val="000000"/>
     </w:rPr>
     <w:tblPr>
@@ -10267,6 +10813,7 @@
     </w:tcPr>
     <w:tblStylePr w:type="firstRow">
       <w:rPr>
+        <w:rFonts w:eastAsia="黑体"/>
         <w:b/>
         <w:bCs/>
         <w:color w:themeColor="text1" w:val="000000"/>
@@ -10278,6 +10825,7 @@
     </w:tblStylePr>
     <w:tblStylePr w:type="lastRow">
       <w:rPr>
+        <w:rFonts w:eastAsia="黑体"/>
         <w:b/>
         <w:bCs/>
         <w:color w:themeColor="text1" w:val="000000"/>
@@ -10297,6 +10845,7 @@
     </w:tblStylePr>
     <w:tblStylePr w:type="firstCol">
       <w:rPr>
+        <w:rFonts w:eastAsia="黑体"/>
         <w:b/>
         <w:bCs/>
         <w:color w:themeColor="text1" w:val="000000"/>
@@ -10316,6 +10865,7 @@
     </w:tblStylePr>
     <w:tblStylePr w:type="lastCol">
       <w:rPr>
+        <w:rFonts w:eastAsia="黑体"/>
         <w:b w:val="0"/>
         <w:bCs w:val="0"/>
         <w:color w:themeColor="text1" w:val="000000"/>
@@ -10365,7 +10915,7 @@
       <w:spacing w:after="0" w:line="240" w:lineRule="auto"/>
     </w:pPr>
     <w:rPr>
-      <w:rFonts w:asciiTheme="majorHAnsi" w:cstheme="majorBidi" w:eastAsiaTheme="majorEastAsia" w:hAnsiTheme="majorHAnsi"/>
+      <w:rFonts w:asciiTheme="majorHAnsi" w:cstheme="majorBidi" w:hAnsiTheme="majorHAnsi" w:eastAsia="黑体"/>
       <w:color w:themeColor="text1" w:val="000000"/>
     </w:rPr>
     <w:tblPr>
@@ -10392,6 +10942,7 @@
     </w:tcPr>
     <w:tblStylePr w:type="firstRow">
       <w:rPr>
+        <w:rFonts w:eastAsia="黑体"/>
         <w:b/>
         <w:bCs/>
         <w:color w:themeColor="text1" w:val="000000"/>
@@ -10403,6 +10954,7 @@
     </w:tblStylePr>
     <w:tblStylePr w:type="lastRow">
       <w:rPr>
+        <w:rFonts w:eastAsia="黑体"/>
         <w:b/>
         <w:bCs/>
         <w:color w:themeColor="text1" w:val="000000"/>
@@ -10422,6 +10974,7 @@
     </w:tblStylePr>
     <w:tblStylePr w:type="firstCol">
       <w:rPr>
+        <w:rFonts w:eastAsia="黑体"/>
         <w:b/>
         <w:bCs/>
         <w:color w:themeColor="text1" w:val="000000"/>
@@ -10441,6 +10994,7 @@
     </w:tblStylePr>
     <w:tblStylePr w:type="lastCol">
       <w:rPr>
+        <w:rFonts w:eastAsia="黑体"/>
         <w:b w:val="0"/>
         <w:bCs w:val="0"/>
         <w:color w:themeColor="text1" w:val="000000"/>
@@ -10490,7 +11044,7 @@
       <w:spacing w:after="0" w:line="240" w:lineRule="auto"/>
     </w:pPr>
     <w:rPr>
-      <w:rFonts w:asciiTheme="majorHAnsi" w:cstheme="majorBidi" w:eastAsiaTheme="majorEastAsia" w:hAnsiTheme="majorHAnsi"/>
+      <w:rFonts w:asciiTheme="majorHAnsi" w:cstheme="majorBidi" w:hAnsiTheme="majorHAnsi" w:eastAsia="黑体"/>
       <w:color w:themeColor="text1" w:val="000000"/>
     </w:rPr>
     <w:tblPr>
@@ -10517,6 +11071,7 @@
     </w:tcPr>
     <w:tblStylePr w:type="firstRow">
       <w:rPr>
+        <w:rFonts w:eastAsia="黑体"/>
         <w:b/>
         <w:bCs/>
         <w:color w:themeColor="text1" w:val="000000"/>
@@ -10528,6 +11083,7 @@
     </w:tblStylePr>
     <w:tblStylePr w:type="lastRow">
       <w:rPr>
+        <w:rFonts w:eastAsia="黑体"/>
         <w:b/>
         <w:bCs/>
         <w:color w:themeColor="text1" w:val="000000"/>
@@ -10547,6 +11103,7 @@
     </w:tblStylePr>
     <w:tblStylePr w:type="firstCol">
       <w:rPr>
+        <w:rFonts w:eastAsia="黑体"/>
         <w:b/>
         <w:bCs/>
         <w:color w:themeColor="text1" w:val="000000"/>
@@ -10566,6 +11123,7 @@
     </w:tblStylePr>
     <w:tblStylePr w:type="lastCol">
       <w:rPr>
+        <w:rFonts w:eastAsia="黑体"/>
         <w:b w:val="0"/>
         <w:bCs w:val="0"/>
         <w:color w:themeColor="text1" w:val="000000"/>
@@ -10615,7 +11173,7 @@
       <w:spacing w:after="0" w:line="240" w:lineRule="auto"/>
     </w:pPr>
     <w:rPr>
-      <w:rFonts w:asciiTheme="majorHAnsi" w:cstheme="majorBidi" w:eastAsiaTheme="majorEastAsia" w:hAnsiTheme="majorHAnsi"/>
+      <w:rFonts w:asciiTheme="majorHAnsi" w:cstheme="majorBidi" w:hAnsiTheme="majorHAnsi" w:eastAsia="黑体"/>
       <w:color w:themeColor="text1" w:val="000000"/>
     </w:rPr>
     <w:tblPr>
@@ -10642,6 +11200,7 @@
     </w:tcPr>
     <w:tblStylePr w:type="firstRow">
       <w:rPr>
+        <w:rFonts w:eastAsia="黑体"/>
         <w:b/>
         <w:bCs/>
         <w:color w:themeColor="text1" w:val="000000"/>
@@ -10653,6 +11212,7 @@
     </w:tblStylePr>
     <w:tblStylePr w:type="lastRow">
       <w:rPr>
+        <w:rFonts w:eastAsia="黑体"/>
         <w:b/>
         <w:bCs/>
         <w:color w:themeColor="text1" w:val="000000"/>
@@ -10672,6 +11232,7 @@
     </w:tblStylePr>
     <w:tblStylePr w:type="firstCol">
       <w:rPr>
+        <w:rFonts w:eastAsia="黑体"/>
         <w:b/>
         <w:bCs/>
         <w:color w:themeColor="text1" w:val="000000"/>
@@ -10691,6 +11252,7 @@
     </w:tblStylePr>
     <w:tblStylePr w:type="lastCol">
       <w:rPr>
+        <w:rFonts w:eastAsia="黑体"/>
         <w:b w:val="0"/>
         <w:bCs w:val="0"/>
         <w:color w:themeColor="text1" w:val="000000"/>
@@ -10740,7 +11302,7 @@
       <w:spacing w:after="0" w:line="240" w:lineRule="auto"/>
     </w:pPr>
     <w:rPr>
-      <w:rFonts w:asciiTheme="majorHAnsi" w:cstheme="majorBidi" w:eastAsiaTheme="majorEastAsia" w:hAnsiTheme="majorHAnsi"/>
+      <w:rFonts w:asciiTheme="majorHAnsi" w:cstheme="majorBidi" w:hAnsiTheme="majorHAnsi" w:eastAsia="黑体"/>
       <w:color w:themeColor="text1" w:val="000000"/>
     </w:rPr>
     <w:tblPr>
@@ -10767,6 +11329,7 @@
     </w:tcPr>
     <w:tblStylePr w:type="firstRow">
       <w:rPr>
+        <w:rFonts w:eastAsia="黑体"/>
         <w:b/>
         <w:bCs/>
         <w:color w:themeColor="text1" w:val="000000"/>
@@ -10778,6 +11341,7 @@
     </w:tblStylePr>
     <w:tblStylePr w:type="lastRow">
       <w:rPr>
+        <w:rFonts w:eastAsia="黑体"/>
         <w:b/>
         <w:bCs/>
         <w:color w:themeColor="text1" w:val="000000"/>
@@ -10797,6 +11361,7 @@
     </w:tblStylePr>
     <w:tblStylePr w:type="firstCol">
       <w:rPr>
+        <w:rFonts w:eastAsia="黑体"/>
         <w:b/>
         <w:bCs/>
         <w:color w:themeColor="text1" w:val="000000"/>
@@ -10816,6 +11381,7 @@
     </w:tblStylePr>
     <w:tblStylePr w:type="lastCol">
       <w:rPr>
+        <w:rFonts w:eastAsia="黑体"/>
         <w:b w:val="0"/>
         <w:bCs w:val="0"/>
         <w:color w:themeColor="text1" w:val="000000"/>
@@ -10865,7 +11431,7 @@
       <w:spacing w:after="0" w:line="240" w:lineRule="auto"/>
     </w:pPr>
     <w:rPr>
-      <w:rFonts w:asciiTheme="majorHAnsi" w:cstheme="majorBidi" w:eastAsiaTheme="majorEastAsia" w:hAnsiTheme="majorHAnsi"/>
+      <w:rFonts w:asciiTheme="majorHAnsi" w:cstheme="majorBidi" w:hAnsiTheme="majorHAnsi" w:eastAsia="黑体"/>
       <w:color w:themeColor="text1" w:val="000000"/>
     </w:rPr>
     <w:tblPr>
@@ -10892,6 +11458,7 @@
     </w:tcPr>
     <w:tblStylePr w:type="firstRow">
       <w:rPr>
+        <w:rFonts w:eastAsia="黑体"/>
         <w:b/>
         <w:bCs/>
         <w:color w:themeColor="text1" w:val="000000"/>
@@ -10903,6 +11470,7 @@
     </w:tblStylePr>
     <w:tblStylePr w:type="lastRow">
       <w:rPr>
+        <w:rFonts w:eastAsia="黑体"/>
         <w:b/>
         <w:bCs/>
         <w:color w:themeColor="text1" w:val="000000"/>
@@ -10922,6 +11490,7 @@
     </w:tblStylePr>
     <w:tblStylePr w:type="firstCol">
       <w:rPr>
+        <w:rFonts w:eastAsia="黑体"/>
         <w:b/>
         <w:bCs/>
         <w:color w:themeColor="text1" w:val="000000"/>
@@ -10941,6 +11510,7 @@
     </w:tblStylePr>
     <w:tblStylePr w:type="lastCol">
       <w:rPr>
+        <w:rFonts w:eastAsia="黑体"/>
         <w:b w:val="0"/>
         <w:bCs w:val="0"/>
         <w:color w:themeColor="text1" w:val="000000"/>
@@ -11013,6 +11583,7 @@
     </w:tcPr>
     <w:tblStylePr w:type="firstRow">
       <w:rPr>
+        <w:rFonts w:eastAsia="黑体"/>
         <w:b/>
         <w:bCs/>
         <w:i w:val="0"/>
@@ -11034,6 +11605,7 @@
     </w:tblStylePr>
     <w:tblStylePr w:type="lastRow">
       <w:rPr>
+        <w:rFonts w:eastAsia="黑体"/>
         <w:b/>
         <w:bCs/>
         <w:i w:val="0"/>
@@ -11055,6 +11627,7 @@
     </w:tblStylePr>
     <w:tblStylePr w:type="firstCol">
       <w:rPr>
+        <w:rFonts w:eastAsia="黑体"/>
         <w:b/>
         <w:bCs/>
         <w:i w:val="0"/>
@@ -11074,6 +11647,7 @@
     </w:tblStylePr>
     <w:tblStylePr w:type="lastCol">
       <w:rPr>
+        <w:rFonts w:eastAsia="黑体"/>
         <w:b/>
         <w:bCs/>
         <w:i w:val="0"/>
@@ -11154,6 +11728,7 @@
     </w:tcPr>
     <w:tblStylePr w:type="firstRow">
       <w:rPr>
+        <w:rFonts w:eastAsia="黑体"/>
         <w:b/>
         <w:bCs/>
         <w:i w:val="0"/>
@@ -11175,6 +11750,7 @@
     </w:tblStylePr>
     <w:tblStylePr w:type="lastRow">
       <w:rPr>
+        <w:rFonts w:eastAsia="黑体"/>
         <w:b/>
         <w:bCs/>
         <w:i w:val="0"/>
@@ -11196,6 +11772,7 @@
     </w:tblStylePr>
     <w:tblStylePr w:type="firstCol">
       <w:rPr>
+        <w:rFonts w:eastAsia="黑体"/>
         <w:b/>
         <w:bCs/>
         <w:i w:val="0"/>
@@ -11215,6 +11792,7 @@
     </w:tblStylePr>
     <w:tblStylePr w:type="lastCol">
       <w:rPr>
+        <w:rFonts w:eastAsia="黑体"/>
         <w:b/>
         <w:bCs/>
         <w:i w:val="0"/>
@@ -11295,6 +11873,7 @@
     </w:tcPr>
     <w:tblStylePr w:type="firstRow">
       <w:rPr>
+        <w:rFonts w:eastAsia="黑体"/>
         <w:b/>
         <w:bCs/>
         <w:i w:val="0"/>
@@ -11316,6 +11895,7 @@
     </w:tblStylePr>
     <w:tblStylePr w:type="lastRow">
       <w:rPr>
+        <w:rFonts w:eastAsia="黑体"/>
         <w:b/>
         <w:bCs/>
         <w:i w:val="0"/>
@@ -11337,6 +11917,7 @@
     </w:tblStylePr>
     <w:tblStylePr w:type="firstCol">
       <w:rPr>
+        <w:rFonts w:eastAsia="黑体"/>
         <w:b/>
         <w:bCs/>
         <w:i w:val="0"/>
@@ -11356,6 +11937,7 @@
     </w:tblStylePr>
     <w:tblStylePr w:type="lastCol">
       <w:rPr>
+        <w:rFonts w:eastAsia="黑体"/>
         <w:b/>
         <w:bCs/>
         <w:i w:val="0"/>
@@ -11436,6 +12018,7 @@
     </w:tcPr>
     <w:tblStylePr w:type="firstRow">
       <w:rPr>
+        <w:rFonts w:eastAsia="黑体"/>
         <w:b/>
         <w:bCs/>
         <w:i w:val="0"/>
@@ -11457,6 +12040,7 @@
     </w:tblStylePr>
     <w:tblStylePr w:type="lastRow">
       <w:rPr>
+        <w:rFonts w:eastAsia="黑体"/>
         <w:b/>
         <w:bCs/>
         <w:i w:val="0"/>
@@ -11478,6 +12062,7 @@
     </w:tblStylePr>
     <w:tblStylePr w:type="firstCol">
       <w:rPr>
+        <w:rFonts w:eastAsia="黑体"/>
         <w:b/>
         <w:bCs/>
         <w:i w:val="0"/>
@@ -11497,6 +12082,7 @@
     </w:tblStylePr>
     <w:tblStylePr w:type="lastCol">
       <w:rPr>
+        <w:rFonts w:eastAsia="黑体"/>
         <w:b/>
         <w:bCs/>
         <w:i w:val="0"/>
@@ -11577,6 +12163,7 @@
     </w:tcPr>
     <w:tblStylePr w:type="firstRow">
       <w:rPr>
+        <w:rFonts w:eastAsia="黑体"/>
         <w:b/>
         <w:bCs/>
         <w:i w:val="0"/>
@@ -11598,6 +12185,7 @@
     </w:tblStylePr>
     <w:tblStylePr w:type="lastRow">
       <w:rPr>
+        <w:rFonts w:eastAsia="黑体"/>
         <w:b/>
         <w:bCs/>
         <w:i w:val="0"/>
@@ -11619,6 +12207,7 @@
     </w:tblStylePr>
     <w:tblStylePr w:type="firstCol">
       <w:rPr>
+        <w:rFonts w:eastAsia="黑体"/>
         <w:b/>
         <w:bCs/>
         <w:i w:val="0"/>
@@ -11638,6 +12227,7 @@
     </w:tblStylePr>
     <w:tblStylePr w:type="lastCol">
       <w:rPr>
+        <w:rFonts w:eastAsia="黑体"/>
         <w:b/>
         <w:bCs/>
         <w:i w:val="0"/>
@@ -11718,6 +12308,7 @@
     </w:tcPr>
     <w:tblStylePr w:type="firstRow">
       <w:rPr>
+        <w:rFonts w:eastAsia="黑体"/>
         <w:b/>
         <w:bCs/>
         <w:i w:val="0"/>
@@ -11739,6 +12330,7 @@
     </w:tblStylePr>
     <w:tblStylePr w:type="lastRow">
       <w:rPr>
+        <w:rFonts w:eastAsia="黑体"/>
         <w:b/>
         <w:bCs/>
         <w:i w:val="0"/>
@@ -11760,6 +12352,7 @@
     </w:tblStylePr>
     <w:tblStylePr w:type="firstCol">
       <w:rPr>
+        <w:rFonts w:eastAsia="黑体"/>
         <w:b/>
         <w:bCs/>
         <w:i w:val="0"/>
@@ -11779,6 +12372,7 @@
     </w:tblStylePr>
     <w:tblStylePr w:type="lastCol">
       <w:rPr>
+        <w:rFonts w:eastAsia="黑体"/>
         <w:b/>
         <w:bCs/>
         <w:i w:val="0"/>
@@ -11859,6 +12453,7 @@
     </w:tcPr>
     <w:tblStylePr w:type="firstRow">
       <w:rPr>
+        <w:rFonts w:eastAsia="黑体"/>
         <w:b/>
         <w:bCs/>
         <w:i w:val="0"/>
@@ -11880,6 +12475,7 @@
     </w:tblStylePr>
     <w:tblStylePr w:type="lastRow">
       <w:rPr>
+        <w:rFonts w:eastAsia="黑体"/>
         <w:b/>
         <w:bCs/>
         <w:i w:val="0"/>
@@ -11901,6 +12497,7 @@
     </w:tblStylePr>
     <w:tblStylePr w:type="firstCol">
       <w:rPr>
+        <w:rFonts w:eastAsia="黑体"/>
         <w:b/>
         <w:bCs/>
         <w:i w:val="0"/>
@@ -11920,6 +12517,7 @@
     </w:tblStylePr>
     <w:tblStylePr w:type="lastCol">
       <w:rPr>
+        <w:rFonts w:eastAsia="黑体"/>
         <w:b/>
         <w:bCs/>
         <w:i w:val="0"/>
@@ -11977,6 +12575,7 @@
       <w:spacing w:after="0" w:line="240" w:lineRule="auto"/>
     </w:pPr>
     <w:rPr>
+      <w:rFonts w:eastAsia="黑体"/>
       <w:color w:themeColor="background1" w:val="FFFFFF"/>
     </w:rPr>
     <w:tblPr>
@@ -11995,6 +12594,7 @@
     </w:tcPr>
     <w:tblStylePr w:type="firstRow">
       <w:rPr>
+        <w:rFonts w:eastAsia="黑体"/>
         <w:b/>
         <w:bCs/>
       </w:rPr>
@@ -12091,6 +12691,7 @@
       <w:spacing w:after="0" w:line="240" w:lineRule="auto"/>
     </w:pPr>
     <w:rPr>
+      <w:rFonts w:eastAsia="黑体"/>
       <w:color w:themeColor="background1" w:val="FFFFFF"/>
     </w:rPr>
     <w:tblPr>
@@ -12109,6 +12710,7 @@
     </w:tcPr>
     <w:tblStylePr w:type="firstRow">
       <w:rPr>
+        <w:rFonts w:eastAsia="黑体"/>
         <w:b/>
         <w:bCs/>
       </w:rPr>
@@ -12205,6 +12807,7 @@
       <w:spacing w:after="0" w:line="240" w:lineRule="auto"/>
     </w:pPr>
     <w:rPr>
+      <w:rFonts w:eastAsia="黑体"/>
       <w:color w:themeColor="background1" w:val="FFFFFF"/>
     </w:rPr>
     <w:tblPr>
@@ -12223,6 +12826,7 @@
     </w:tcPr>
     <w:tblStylePr w:type="firstRow">
       <w:rPr>
+        <w:rFonts w:eastAsia="黑体"/>
         <w:b/>
         <w:bCs/>
       </w:rPr>
@@ -12319,6 +12923,7 @@
       <w:spacing w:after="0" w:line="240" w:lineRule="auto"/>
     </w:pPr>
     <w:rPr>
+      <w:rFonts w:eastAsia="黑体"/>
       <w:color w:themeColor="background1" w:val="FFFFFF"/>
     </w:rPr>
     <w:tblPr>
@@ -12337,6 +12942,7 @@
     </w:tcPr>
     <w:tblStylePr w:type="firstRow">
       <w:rPr>
+        <w:rFonts w:eastAsia="黑体"/>
         <w:b/>
         <w:bCs/>
       </w:rPr>
@@ -12433,6 +13039,7 @@
       <w:spacing w:after="0" w:line="240" w:lineRule="auto"/>
     </w:pPr>
     <w:rPr>
+      <w:rFonts w:eastAsia="黑体"/>
       <w:color w:themeColor="background1" w:val="FFFFFF"/>
     </w:rPr>
     <w:tblPr>
@@ -12451,6 +13058,7 @@
     </w:tcPr>
     <w:tblStylePr w:type="firstRow">
       <w:rPr>
+        <w:rFonts w:eastAsia="黑体"/>
         <w:b/>
         <w:bCs/>
       </w:rPr>
@@ -12547,6 +13155,7 @@
       <w:spacing w:after="0" w:line="240" w:lineRule="auto"/>
     </w:pPr>
     <w:rPr>
+      <w:rFonts w:eastAsia="黑体"/>
       <w:color w:themeColor="background1" w:val="FFFFFF"/>
     </w:rPr>
     <w:tblPr>
@@ -12565,6 +13174,7 @@
     </w:tcPr>
     <w:tblStylePr w:type="firstRow">
       <w:rPr>
+        <w:rFonts w:eastAsia="黑体"/>
         <w:b/>
         <w:bCs/>
       </w:rPr>
@@ -12661,6 +13271,7 @@
       <w:spacing w:after="0" w:line="240" w:lineRule="auto"/>
     </w:pPr>
     <w:rPr>
+      <w:rFonts w:eastAsia="黑体"/>
       <w:color w:themeColor="background1" w:val="FFFFFF"/>
     </w:rPr>
     <w:tblPr>
@@ -12679,6 +13290,7 @@
     </w:tcPr>
     <w:tblStylePr w:type="firstRow">
       <w:rPr>
+        <w:rFonts w:eastAsia="黑体"/>
         <w:b/>
         <w:bCs/>
       </w:rPr>
@@ -12775,6 +13387,7 @@
       <w:spacing w:after="0" w:line="240" w:lineRule="auto"/>
     </w:pPr>
     <w:rPr>
+      <w:rFonts w:eastAsia="黑体"/>
       <w:color w:themeColor="text1" w:val="000000"/>
     </w:rPr>
     <w:tblPr>
@@ -12801,6 +13414,7 @@
     </w:tcPr>
     <w:tblStylePr w:type="firstRow">
       <w:rPr>
+        <w:rFonts w:eastAsia="黑体"/>
         <w:b/>
         <w:bCs/>
       </w:rPr>
@@ -12819,6 +13433,7 @@
     </w:tblStylePr>
     <w:tblStylePr w:type="lastRow">
       <w:rPr>
+        <w:rFonts w:eastAsia="黑体"/>
         <w:b/>
         <w:bCs/>
         <w:color w:themeColor="background1" w:val="FFFFFF"/>
@@ -12833,6 +13448,7 @@
     </w:tblStylePr>
     <w:tblStylePr w:type="firstCol">
       <w:rPr>
+        <w:rFonts w:eastAsia="黑体"/>
         <w:color w:themeColor="background1" w:val="FFFFFF"/>
       </w:rPr>
       <w:tblPr/>
@@ -12850,6 +13466,7 @@
     </w:tblStylePr>
     <w:tblStylePr w:type="lastCol">
       <w:rPr>
+        <w:rFonts w:eastAsia="黑体"/>
         <w:color w:themeColor="background1" w:val="FFFFFF"/>
       </w:rPr>
       <w:tblPr/>
@@ -12879,11 +13496,13 @@
     </w:tblStylePr>
     <w:tblStylePr w:type="neCell">
       <w:rPr>
+        <w:rFonts w:eastAsia="黑体"/>
         <w:color w:themeColor="text1" w:val="000000"/>
       </w:rPr>
     </w:tblStylePr>
     <w:tblStylePr w:type="nwCell">
       <w:rPr>
+        <w:rFonts w:eastAsia="黑体"/>
         <w:color w:themeColor="text1" w:val="000000"/>
       </w:rPr>
     </w:tblStylePr>
@@ -12897,6 +13516,7 @@
       <w:spacing w:after="0" w:line="240" w:lineRule="auto"/>
     </w:pPr>
     <w:rPr>
+      <w:rFonts w:eastAsia="黑体"/>
       <w:color w:themeColor="text1" w:val="000000"/>
     </w:rPr>
     <w:tblPr>
@@ -12923,6 +13543,7 @@
     </w:tcPr>
     <w:tblStylePr w:type="firstRow">
       <w:rPr>
+        <w:rFonts w:eastAsia="黑体"/>
         <w:b/>
         <w:bCs/>
       </w:rPr>
@@ -12941,6 +13562,7 @@
     </w:tblStylePr>
     <w:tblStylePr w:type="lastRow">
       <w:rPr>
+        <w:rFonts w:eastAsia="黑体"/>
         <w:b/>
         <w:bCs/>
         <w:color w:themeColor="background1" w:val="FFFFFF"/>
@@ -12955,6 +13577,7 @@
     </w:tblStylePr>
     <w:tblStylePr w:type="firstCol">
       <w:rPr>
+        <w:rFonts w:eastAsia="黑体"/>
         <w:color w:themeColor="background1" w:val="FFFFFF"/>
       </w:rPr>
       <w:tblPr/>
@@ -12972,6 +13595,7 @@
     </w:tblStylePr>
     <w:tblStylePr w:type="lastCol">
       <w:rPr>
+        <w:rFonts w:eastAsia="黑体"/>
         <w:color w:themeColor="background1" w:val="FFFFFF"/>
       </w:rPr>
       <w:tblPr/>
@@ -13001,11 +13625,13 @@
     </w:tblStylePr>
     <w:tblStylePr w:type="neCell">
       <w:rPr>
+        <w:rFonts w:eastAsia="黑体"/>
         <w:color w:themeColor="text1" w:val="000000"/>
       </w:rPr>
     </w:tblStylePr>
     <w:tblStylePr w:type="nwCell">
       <w:rPr>
+        <w:rFonts w:eastAsia="黑体"/>
         <w:color w:themeColor="text1" w:val="000000"/>
       </w:rPr>
     </w:tblStylePr>
@@ -13019,6 +13645,7 @@
       <w:spacing w:after="0" w:line="240" w:lineRule="auto"/>
     </w:pPr>
     <w:rPr>
+      <w:rFonts w:eastAsia="黑体"/>
       <w:color w:themeColor="text1" w:val="000000"/>
     </w:rPr>
     <w:tblPr>
@@ -13045,6 +13672,7 @@
     </w:tcPr>
     <w:tblStylePr w:type="firstRow">
       <w:rPr>
+        <w:rFonts w:eastAsia="黑体"/>
         <w:b/>
         <w:bCs/>
       </w:rPr>
@@ -13063,6 +13691,7 @@
     </w:tblStylePr>
     <w:tblStylePr w:type="lastRow">
       <w:rPr>
+        <w:rFonts w:eastAsia="黑体"/>
         <w:b/>
         <w:bCs/>
         <w:color w:themeColor="background1" w:val="FFFFFF"/>
@@ -13077,6 +13706,7 @@
     </w:tblStylePr>
     <w:tblStylePr w:type="firstCol">
       <w:rPr>
+        <w:rFonts w:eastAsia="黑体"/>
         <w:color w:themeColor="background1" w:val="FFFFFF"/>
       </w:rPr>
       <w:tblPr/>
@@ -13094,6 +13724,7 @@
     </w:tblStylePr>
     <w:tblStylePr w:type="lastCol">
       <w:rPr>
+        <w:rFonts w:eastAsia="黑体"/>
         <w:color w:themeColor="background1" w:val="FFFFFF"/>
       </w:rPr>
       <w:tblPr/>
@@ -13123,11 +13754,13 @@
     </w:tblStylePr>
     <w:tblStylePr w:type="neCell">
       <w:rPr>
+        <w:rFonts w:eastAsia="黑体"/>
         <w:color w:themeColor="text1" w:val="000000"/>
       </w:rPr>
     </w:tblStylePr>
     <w:tblStylePr w:type="nwCell">
       <w:rPr>
+        <w:rFonts w:eastAsia="黑体"/>
         <w:color w:themeColor="text1" w:val="000000"/>
       </w:rPr>
     </w:tblStylePr>
@@ -13141,6 +13774,7 @@
       <w:spacing w:after="0" w:line="240" w:lineRule="auto"/>
     </w:pPr>
     <w:rPr>
+      <w:rFonts w:eastAsia="黑体"/>
       <w:color w:themeColor="text1" w:val="000000"/>
     </w:rPr>
     <w:tblPr>
@@ -13167,6 +13801,7 @@
     </w:tcPr>
     <w:tblStylePr w:type="firstRow">
       <w:rPr>
+        <w:rFonts w:eastAsia="黑体"/>
         <w:b/>
         <w:bCs/>
       </w:rPr>
@@ -13185,6 +13820,7 @@
     </w:tblStylePr>
     <w:tblStylePr w:type="lastRow">
       <w:rPr>
+        <w:rFonts w:eastAsia="黑体"/>
         <w:b/>
         <w:bCs/>
         <w:color w:themeColor="background1" w:val="FFFFFF"/>
@@ -13199,6 +13835,7 @@
     </w:tblStylePr>
     <w:tblStylePr w:type="firstCol">
       <w:rPr>
+        <w:rFonts w:eastAsia="黑体"/>
         <w:color w:themeColor="background1" w:val="FFFFFF"/>
       </w:rPr>
       <w:tblPr/>
@@ -13216,6 +13853,7 @@
     </w:tblStylePr>
     <w:tblStylePr w:type="lastCol">
       <w:rPr>
+        <w:rFonts w:eastAsia="黑体"/>
         <w:color w:themeColor="background1" w:val="FFFFFF"/>
       </w:rPr>
       <w:tblPr/>
@@ -13253,6 +13891,7 @@
       <w:spacing w:after="0" w:line="240" w:lineRule="auto"/>
     </w:pPr>
     <w:rPr>
+      <w:rFonts w:eastAsia="黑体"/>
       <w:color w:themeColor="text1" w:val="000000"/>
     </w:rPr>
     <w:tblPr>
@@ -13279,6 +13918,7 @@
     </w:tcPr>
     <w:tblStylePr w:type="firstRow">
       <w:rPr>
+        <w:rFonts w:eastAsia="黑体"/>
         <w:b/>
         <w:bCs/>
       </w:rPr>
@@ -13297,6 +13937,7 @@
     </w:tblStylePr>
     <w:tblStylePr w:type="lastRow">
       <w:rPr>
+        <w:rFonts w:eastAsia="黑体"/>
         <w:b/>
         <w:bCs/>
         <w:color w:themeColor="background1" w:val="FFFFFF"/>
@@ -13311,6 +13952,7 @@
     </w:tblStylePr>
     <w:tblStylePr w:type="firstCol">
       <w:rPr>
+        <w:rFonts w:eastAsia="黑体"/>
         <w:color w:themeColor="background1" w:val="FFFFFF"/>
       </w:rPr>
       <w:tblPr/>
@@ -13328,6 +13970,7 @@
     </w:tblStylePr>
     <w:tblStylePr w:type="lastCol">
       <w:rPr>
+        <w:rFonts w:eastAsia="黑体"/>
         <w:color w:themeColor="background1" w:val="FFFFFF"/>
       </w:rPr>
       <w:tblPr/>
@@ -13357,11 +14000,13 @@
     </w:tblStylePr>
     <w:tblStylePr w:type="neCell">
       <w:rPr>
+        <w:rFonts w:eastAsia="黑体"/>
         <w:color w:themeColor="text1" w:val="000000"/>
       </w:rPr>
     </w:tblStylePr>
     <w:tblStylePr w:type="nwCell">
       <w:rPr>
+        <w:rFonts w:eastAsia="黑体"/>
         <w:color w:themeColor="text1" w:val="000000"/>
       </w:rPr>
     </w:tblStylePr>
@@ -13375,6 +14020,7 @@
       <w:spacing w:after="0" w:line="240" w:lineRule="auto"/>
     </w:pPr>
     <w:rPr>
+      <w:rFonts w:eastAsia="黑体"/>
       <w:color w:themeColor="text1" w:val="000000"/>
     </w:rPr>
     <w:tblPr>
@@ -13401,6 +14047,7 @@
     </w:tcPr>
     <w:tblStylePr w:type="firstRow">
       <w:rPr>
+        <w:rFonts w:eastAsia="黑体"/>
         <w:b/>
         <w:bCs/>
       </w:rPr>
@@ -13419,6 +14066,7 @@
     </w:tblStylePr>
     <w:tblStylePr w:type="lastRow">
       <w:rPr>
+        <w:rFonts w:eastAsia="黑体"/>
         <w:b/>
         <w:bCs/>
         <w:color w:themeColor="background1" w:val="FFFFFF"/>
@@ -13433,6 +14081,7 @@
     </w:tblStylePr>
     <w:tblStylePr w:type="firstCol">
       <w:rPr>
+        <w:rFonts w:eastAsia="黑体"/>
         <w:color w:themeColor="background1" w:val="FFFFFF"/>
       </w:rPr>
       <w:tblPr/>
@@ -13450,6 +14099,7 @@
     </w:tblStylePr>
     <w:tblStylePr w:type="lastCol">
       <w:rPr>
+        <w:rFonts w:eastAsia="黑体"/>
         <w:color w:themeColor="background1" w:val="FFFFFF"/>
       </w:rPr>
       <w:tblPr/>
@@ -13479,11 +14129,13 @@
     </w:tblStylePr>
     <w:tblStylePr w:type="neCell">
       <w:rPr>
+        <w:rFonts w:eastAsia="黑体"/>
         <w:color w:themeColor="text1" w:val="000000"/>
       </w:rPr>
     </w:tblStylePr>
     <w:tblStylePr w:type="nwCell">
       <w:rPr>
+        <w:rFonts w:eastAsia="黑体"/>
         <w:color w:themeColor="text1" w:val="000000"/>
       </w:rPr>
     </w:tblStylePr>
@@ -13497,6 +14149,7 @@
       <w:spacing w:after="0" w:line="240" w:lineRule="auto"/>
     </w:pPr>
     <w:rPr>
+      <w:rFonts w:eastAsia="黑体"/>
       <w:color w:themeColor="text1" w:val="000000"/>
     </w:rPr>
     <w:tblPr>
@@ -13523,6 +14176,7 @@
     </w:tcPr>
     <w:tblStylePr w:type="firstRow">
       <w:rPr>
+        <w:rFonts w:eastAsia="黑体"/>
         <w:b/>
         <w:bCs/>
       </w:rPr>
@@ -13541,6 +14195,7 @@
     </w:tblStylePr>
     <w:tblStylePr w:type="lastRow">
       <w:rPr>
+        <w:rFonts w:eastAsia="黑体"/>
         <w:b/>
         <w:bCs/>
         <w:color w:themeColor="background1" w:val="FFFFFF"/>
@@ -13555,6 +14210,7 @@
     </w:tblStylePr>
     <w:tblStylePr w:type="firstCol">
       <w:rPr>
+        <w:rFonts w:eastAsia="黑体"/>
         <w:color w:themeColor="background1" w:val="FFFFFF"/>
       </w:rPr>
       <w:tblPr/>
@@ -13572,6 +14228,7 @@
     </w:tblStylePr>
     <w:tblStylePr w:type="lastCol">
       <w:rPr>
+        <w:rFonts w:eastAsia="黑体"/>
         <w:color w:themeColor="background1" w:val="FFFFFF"/>
       </w:rPr>
       <w:tblPr/>
@@ -13601,11 +14258,13 @@
     </w:tblStylePr>
     <w:tblStylePr w:type="neCell">
       <w:rPr>
+        <w:rFonts w:eastAsia="黑体"/>
         <w:color w:themeColor="text1" w:val="000000"/>
       </w:rPr>
     </w:tblStylePr>
     <w:tblStylePr w:type="nwCell">
       <w:rPr>
+        <w:rFonts w:eastAsia="黑体"/>
         <w:color w:themeColor="text1" w:val="000000"/>
       </w:rPr>
     </w:tblStylePr>
@@ -13619,6 +14278,7 @@
       <w:spacing w:after="0" w:line="240" w:lineRule="auto"/>
     </w:pPr>
     <w:rPr>
+      <w:rFonts w:eastAsia="黑体"/>
       <w:color w:themeColor="text1" w:val="000000"/>
     </w:rPr>
     <w:tblPr>
@@ -13637,6 +14297,7 @@
     </w:tcPr>
     <w:tblStylePr w:type="firstRow">
       <w:rPr>
+        <w:rFonts w:eastAsia="黑体"/>
         <w:b/>
         <w:bCs/>
         <w:color w:themeColor="background1" w:val="FFFFFF"/>
@@ -13651,6 +14312,7 @@
     </w:tblStylePr>
     <w:tblStylePr w:type="lastRow">
       <w:rPr>
+        <w:rFonts w:eastAsia="黑体"/>
         <w:b/>
         <w:bCs/>
         <w:color w:themeColor="accent2" w:themeShade="CC" w:val="9E3A38"/>
@@ -13665,12 +14327,14 @@
     </w:tblStylePr>
     <w:tblStylePr w:type="firstCol">
       <w:rPr>
+        <w:rFonts w:eastAsia="黑体"/>
         <w:b/>
         <w:bCs/>
       </w:rPr>
     </w:tblStylePr>
     <w:tblStylePr w:type="lastCol">
       <w:rPr>
+        <w:rFonts w:eastAsia="黑体"/>
         <w:b/>
         <w:bCs/>
       </w:rPr>
@@ -13705,6 +14369,7 @@
       <w:spacing w:after="0" w:line="240" w:lineRule="auto"/>
     </w:pPr>
     <w:rPr>
+      <w:rFonts w:eastAsia="黑体"/>
       <w:color w:themeColor="text1" w:val="000000"/>
     </w:rPr>
     <w:tblPr>
@@ -13723,6 +14388,7 @@
     </w:tcPr>
     <w:tblStylePr w:type="firstRow">
       <w:rPr>
+        <w:rFonts w:eastAsia="黑体"/>
         <w:b/>
         <w:bCs/>
         <w:color w:themeColor="background1" w:val="FFFFFF"/>
@@ -13737,6 +14403,7 @@
     </w:tblStylePr>
     <w:tblStylePr w:type="lastRow">
       <w:rPr>
+        <w:rFonts w:eastAsia="黑体"/>
         <w:b/>
         <w:bCs/>
         <w:color w:themeColor="accent2" w:themeShade="CC" w:val="9E3A38"/>
@@ -13751,12 +14418,14 @@
     </w:tblStylePr>
     <w:tblStylePr w:type="firstCol">
       <w:rPr>
+        <w:rFonts w:eastAsia="黑体"/>
         <w:b/>
         <w:bCs/>
       </w:rPr>
     </w:tblStylePr>
     <w:tblStylePr w:type="lastCol">
       <w:rPr>
+        <w:rFonts w:eastAsia="黑体"/>
         <w:b/>
         <w:bCs/>
       </w:rPr>
@@ -13791,6 +14460,7 @@
       <w:spacing w:after="0" w:line="240" w:lineRule="auto"/>
     </w:pPr>
     <w:rPr>
+      <w:rFonts w:eastAsia="黑体"/>
       <w:color w:themeColor="text1" w:val="000000"/>
     </w:rPr>
     <w:tblPr>
@@ -13809,6 +14479,7 @@
     </w:tcPr>
     <w:tblStylePr w:type="firstRow">
       <w:rPr>
+        <w:rFonts w:eastAsia="黑体"/>
         <w:b/>
         <w:bCs/>
         <w:color w:themeColor="background1" w:val="FFFFFF"/>
@@ -13823,6 +14494,7 @@
     </w:tblStylePr>
     <w:tblStylePr w:type="lastRow">
       <w:rPr>
+        <w:rFonts w:eastAsia="黑体"/>
         <w:b/>
         <w:bCs/>
         <w:color w:themeColor="accent2" w:themeShade="CC" w:val="9E3A38"/>
@@ -13837,12 +14509,14 @@
     </w:tblStylePr>
     <w:tblStylePr w:type="firstCol">
       <w:rPr>
+        <w:rFonts w:eastAsia="黑体"/>
         <w:b/>
         <w:bCs/>
       </w:rPr>
     </w:tblStylePr>
     <w:tblStylePr w:type="lastCol">
       <w:rPr>
+        <w:rFonts w:eastAsia="黑体"/>
         <w:b/>
         <w:bCs/>
       </w:rPr>
@@ -13877,6 +14551,7 @@
       <w:spacing w:after="0" w:line="240" w:lineRule="auto"/>
     </w:pPr>
     <w:rPr>
+      <w:rFonts w:eastAsia="黑体"/>
       <w:color w:themeColor="text1" w:val="000000"/>
     </w:rPr>
     <w:tblPr>
@@ -13895,6 +14570,7 @@
     </w:tcPr>
     <w:tblStylePr w:type="firstRow">
       <w:rPr>
+        <w:rFonts w:eastAsia="黑体"/>
         <w:b/>
         <w:bCs/>
         <w:color w:themeColor="background1" w:val="FFFFFF"/>
@@ -13909,6 +14585,7 @@
     </w:tblStylePr>
     <w:tblStylePr w:type="lastRow">
       <w:rPr>
+        <w:rFonts w:eastAsia="黑体"/>
         <w:b/>
         <w:bCs/>
         <w:color w:themeColor="accent4" w:themeShade="CC" w:val="664E82"/>
@@ -13923,12 +14600,14 @@
     </w:tblStylePr>
     <w:tblStylePr w:type="firstCol">
       <w:rPr>
+        <w:rFonts w:eastAsia="黑体"/>
         <w:b/>
         <w:bCs/>
       </w:rPr>
     </w:tblStylePr>
     <w:tblStylePr w:type="lastCol">
       <w:rPr>
+        <w:rFonts w:eastAsia="黑体"/>
         <w:b/>
         <w:bCs/>
       </w:rPr>
@@ -13963,6 +14642,7 @@
       <w:spacing w:after="0" w:line="240" w:lineRule="auto"/>
     </w:pPr>
     <w:rPr>
+      <w:rFonts w:eastAsia="黑体"/>
       <w:color w:themeColor="text1" w:val="000000"/>
     </w:rPr>
     <w:tblPr>
@@ -13981,6 +14661,7 @@
     </w:tcPr>
     <w:tblStylePr w:type="firstRow">
       <w:rPr>
+        <w:rFonts w:eastAsia="黑体"/>
         <w:b/>
         <w:bCs/>
         <w:color w:themeColor="background1" w:val="FFFFFF"/>
@@ -13995,6 +14676,7 @@
     </w:tblStylePr>
     <w:tblStylePr w:type="lastRow">
       <w:rPr>
+        <w:rFonts w:eastAsia="黑体"/>
         <w:b/>
         <w:bCs/>
         <w:color w:themeColor="accent3" w:themeShade="CC" w:val="7E9C40"/>
@@ -14009,12 +14691,14 @@
     </w:tblStylePr>
     <w:tblStylePr w:type="firstCol">
       <w:rPr>
+        <w:rFonts w:eastAsia="黑体"/>
         <w:b/>
         <w:bCs/>
       </w:rPr>
     </w:tblStylePr>
     <w:tblStylePr w:type="lastCol">
       <w:rPr>
+        <w:rFonts w:eastAsia="黑体"/>
         <w:b/>
         <w:bCs/>
       </w:rPr>
@@ -14049,6 +14733,7 @@
       <w:spacing w:after="0" w:line="240" w:lineRule="auto"/>
     </w:pPr>
     <w:rPr>
+      <w:rFonts w:eastAsia="黑体"/>
       <w:color w:themeColor="text1" w:val="000000"/>
     </w:rPr>
     <w:tblPr>
@@ -14067,6 +14752,7 @@
     </w:tcPr>
     <w:tblStylePr w:type="firstRow">
       <w:rPr>
+        <w:rFonts w:eastAsia="黑体"/>
         <w:b/>
         <w:bCs/>
         <w:color w:themeColor="background1" w:val="FFFFFF"/>
@@ -14081,6 +14767,7 @@
     </w:tblStylePr>
     <w:tblStylePr w:type="lastRow">
       <w:rPr>
+        <w:rFonts w:eastAsia="黑体"/>
         <w:b/>
         <w:bCs/>
         <w:color w:themeColor="accent6" w:themeShade="CC" w:val="F2730A"/>
@@ -14095,12 +14782,14 @@
     </w:tblStylePr>
     <w:tblStylePr w:type="firstCol">
       <w:rPr>
+        <w:rFonts w:eastAsia="黑体"/>
         <w:b/>
         <w:bCs/>
       </w:rPr>
     </w:tblStylePr>
     <w:tblStylePr w:type="lastCol">
       <w:rPr>
+        <w:rFonts w:eastAsia="黑体"/>
         <w:b/>
         <w:bCs/>
       </w:rPr>
@@ -14135,6 +14824,7 @@
       <w:spacing w:after="0" w:line="240" w:lineRule="auto"/>
     </w:pPr>
     <w:rPr>
+      <w:rFonts w:eastAsia="黑体"/>
       <w:color w:themeColor="text1" w:val="000000"/>
     </w:rPr>
     <w:tblPr>
@@ -14153,6 +14843,7 @@
     </w:tcPr>
     <w:tblStylePr w:type="firstRow">
       <w:rPr>
+        <w:rFonts w:eastAsia="黑体"/>
         <w:b/>
         <w:bCs/>
         <w:color w:themeColor="background1" w:val="FFFFFF"/>
@@ -14167,6 +14858,7 @@
     </w:tblStylePr>
     <w:tblStylePr w:type="lastRow">
       <w:rPr>
+        <w:rFonts w:eastAsia="黑体"/>
         <w:b/>
         <w:bCs/>
         <w:color w:themeColor="accent5" w:themeShade="CC" w:val="348DA5"/>
@@ -14181,12 +14873,14 @@
     </w:tblStylePr>
     <w:tblStylePr w:type="firstCol">
       <w:rPr>
+        <w:rFonts w:eastAsia="黑体"/>
         <w:b/>
         <w:bCs/>
       </w:rPr>
     </w:tblStylePr>
     <w:tblStylePr w:type="lastCol">
       <w:rPr>
+        <w:rFonts w:eastAsia="黑体"/>
         <w:b/>
         <w:bCs/>
       </w:rPr>
@@ -14221,6 +14915,7 @@
       <w:spacing w:after="0" w:line="240" w:lineRule="auto"/>
     </w:pPr>
     <w:rPr>
+      <w:rFonts w:eastAsia="黑体"/>
       <w:color w:themeColor="text1" w:val="000000"/>
     </w:rPr>
     <w:tblPr>
@@ -14242,6 +14937,7 @@
     </w:tcPr>
     <w:tblStylePr w:type="firstRow">
       <w:rPr>
+        <w:rFonts w:eastAsia="黑体"/>
         <w:b/>
         <w:bCs/>
       </w:rPr>
@@ -14252,6 +14948,7 @@
     </w:tblStylePr>
     <w:tblStylePr w:type="lastRow">
       <w:rPr>
+        <w:rFonts w:eastAsia="黑体"/>
         <w:b/>
         <w:bCs/>
         <w:color w:themeColor="text1" w:val="000000"/>
@@ -14263,6 +14960,7 @@
     </w:tblStylePr>
     <w:tblStylePr w:type="firstCol">
       <w:rPr>
+        <w:rFonts w:eastAsia="黑体"/>
         <w:color w:themeColor="background1" w:val="FFFFFF"/>
       </w:rPr>
       <w:tblPr/>
@@ -14272,6 +14970,7 @@
     </w:tblStylePr>
     <w:tblStylePr w:type="lastCol">
       <w:rPr>
+        <w:rFonts w:eastAsia="黑体"/>
         <w:color w:themeColor="background1" w:val="FFFFFF"/>
       </w:rPr>
       <w:tblPr/>
@@ -14301,6 +15000,7 @@
       <w:spacing w:after="0" w:line="240" w:lineRule="auto"/>
     </w:pPr>
     <w:rPr>
+      <w:rFonts w:eastAsia="黑体"/>
       <w:color w:themeColor="text1" w:val="000000"/>
     </w:rPr>
     <w:tblPr>
@@ -14322,6 +15022,7 @@
     </w:tcPr>
     <w:tblStylePr w:type="firstRow">
       <w:rPr>
+        <w:rFonts w:eastAsia="黑体"/>
         <w:b/>
         <w:bCs/>
       </w:rPr>
@@ -14332,6 +15033,7 @@
     </w:tblStylePr>
     <w:tblStylePr w:type="lastRow">
       <w:rPr>
+        <w:rFonts w:eastAsia="黑体"/>
         <w:b/>
         <w:bCs/>
         <w:color w:themeColor="text1" w:val="000000"/>
@@ -14343,6 +15045,7 @@
     </w:tblStylePr>
     <w:tblStylePr w:type="firstCol">
       <w:rPr>
+        <w:rFonts w:eastAsia="黑体"/>
         <w:color w:themeColor="background1" w:val="FFFFFF"/>
       </w:rPr>
       <w:tblPr/>
@@ -14352,6 +15055,7 @@
     </w:tblStylePr>
     <w:tblStylePr w:type="lastCol">
       <w:rPr>
+        <w:rFonts w:eastAsia="黑体"/>
         <w:color w:themeColor="background1" w:val="FFFFFF"/>
       </w:rPr>
       <w:tblPr/>
@@ -14381,6 +15085,7 @@
       <w:spacing w:after="0" w:line="240" w:lineRule="auto"/>
     </w:pPr>
     <w:rPr>
+      <w:rFonts w:eastAsia="黑体"/>
       <w:color w:themeColor="text1" w:val="000000"/>
     </w:rPr>
     <w:tblPr>
@@ -14402,6 +15107,7 @@
     </w:tcPr>
     <w:tblStylePr w:type="firstRow">
       <w:rPr>
+        <w:rFonts w:eastAsia="黑体"/>
         <w:b/>
         <w:bCs/>
       </w:rPr>
@@ -14412,6 +15118,7 @@
     </w:tblStylePr>
     <w:tblStylePr w:type="lastRow">
       <w:rPr>
+        <w:rFonts w:eastAsia="黑体"/>
         <w:b/>
         <w:bCs/>
         <w:color w:themeColor="text1" w:val="000000"/>
@@ -14423,6 +15130,7 @@
     </w:tblStylePr>
     <w:tblStylePr w:type="firstCol">
       <w:rPr>
+        <w:rFonts w:eastAsia="黑体"/>
         <w:color w:themeColor="background1" w:val="FFFFFF"/>
       </w:rPr>
       <w:tblPr/>
@@ -14432,6 +15140,7 @@
     </w:tblStylePr>
     <w:tblStylePr w:type="lastCol">
       <w:rPr>
+        <w:rFonts w:eastAsia="黑体"/>
         <w:color w:themeColor="background1" w:val="FFFFFF"/>
       </w:rPr>
       <w:tblPr/>
@@ -14461,6 +15170,7 @@
       <w:spacing w:after="0" w:line="240" w:lineRule="auto"/>
     </w:pPr>
     <w:rPr>
+      <w:rFonts w:eastAsia="黑体"/>
       <w:color w:themeColor="text1" w:val="000000"/>
     </w:rPr>
     <w:tblPr>
@@ -14482,6 +15192,7 @@
     </w:tcPr>
     <w:tblStylePr w:type="firstRow">
       <w:rPr>
+        <w:rFonts w:eastAsia="黑体"/>
         <w:b/>
         <w:bCs/>
       </w:rPr>
@@ -14492,6 +15203,7 @@
     </w:tblStylePr>
     <w:tblStylePr w:type="lastRow">
       <w:rPr>
+        <w:rFonts w:eastAsia="黑体"/>
         <w:b/>
         <w:bCs/>
         <w:color w:themeColor="text1" w:val="000000"/>
@@ -14503,6 +15215,7 @@
     </w:tblStylePr>
     <w:tblStylePr w:type="firstCol">
       <w:rPr>
+        <w:rFonts w:eastAsia="黑体"/>
         <w:color w:themeColor="background1" w:val="FFFFFF"/>
       </w:rPr>
       <w:tblPr/>
@@ -14512,6 +15225,7 @@
     </w:tblStylePr>
     <w:tblStylePr w:type="lastCol">
       <w:rPr>
+        <w:rFonts w:eastAsia="黑体"/>
         <w:color w:themeColor="background1" w:val="FFFFFF"/>
       </w:rPr>
       <w:tblPr/>
@@ -14541,6 +15255,7 @@
       <w:spacing w:after="0" w:line="240" w:lineRule="auto"/>
     </w:pPr>
     <w:rPr>
+      <w:rFonts w:eastAsia="黑体"/>
       <w:color w:themeColor="text1" w:val="000000"/>
     </w:rPr>
     <w:tblPr>
@@ -14562,6 +15277,7 @@
     </w:tcPr>
     <w:tblStylePr w:type="firstRow">
       <w:rPr>
+        <w:rFonts w:eastAsia="黑体"/>
         <w:b/>
         <w:bCs/>
       </w:rPr>
@@ -14572,6 +15288,7 @@
     </w:tblStylePr>
     <w:tblStylePr w:type="lastRow">
       <w:rPr>
+        <w:rFonts w:eastAsia="黑体"/>
         <w:b/>
         <w:bCs/>
         <w:color w:themeColor="text1" w:val="000000"/>
@@ -14583,6 +15300,7 @@
     </w:tblStylePr>
     <w:tblStylePr w:type="firstCol">
       <w:rPr>
+        <w:rFonts w:eastAsia="黑体"/>
         <w:color w:themeColor="background1" w:val="FFFFFF"/>
       </w:rPr>
       <w:tblPr/>
@@ -14592,6 +15310,7 @@
     </w:tblStylePr>
     <w:tblStylePr w:type="lastCol">
       <w:rPr>
+        <w:rFonts w:eastAsia="黑体"/>
         <w:color w:themeColor="background1" w:val="FFFFFF"/>
       </w:rPr>
       <w:tblPr/>
@@ -14621,6 +15340,7 @@
       <w:spacing w:after="0" w:line="240" w:lineRule="auto"/>
     </w:pPr>
     <w:rPr>
+      <w:rFonts w:eastAsia="黑体"/>
       <w:color w:themeColor="text1" w:val="000000"/>
     </w:rPr>
     <w:tblPr>
@@ -14642,6 +15362,7 @@
     </w:tcPr>
     <w:tblStylePr w:type="firstRow">
       <w:rPr>
+        <w:rFonts w:eastAsia="黑体"/>
         <w:b/>
         <w:bCs/>
       </w:rPr>
@@ -14652,6 +15373,7 @@
     </w:tblStylePr>
     <w:tblStylePr w:type="lastRow">
       <w:rPr>
+        <w:rFonts w:eastAsia="黑体"/>
         <w:b/>
         <w:bCs/>
         <w:color w:themeColor="text1" w:val="000000"/>
@@ -14663,6 +15385,7 @@
     </w:tblStylePr>
     <w:tblStylePr w:type="firstCol">
       <w:rPr>
+        <w:rFonts w:eastAsia="黑体"/>
         <w:color w:themeColor="background1" w:val="FFFFFF"/>
       </w:rPr>
       <w:tblPr/>
@@ -14672,6 +15395,7 @@
     </w:tblStylePr>
     <w:tblStylePr w:type="lastCol">
       <w:rPr>
+        <w:rFonts w:eastAsia="黑体"/>
         <w:color w:themeColor="background1" w:val="FFFFFF"/>
       </w:rPr>
       <w:tblPr/>
@@ -14701,6 +15425,7 @@
       <w:spacing w:after="0" w:line="240" w:lineRule="auto"/>
     </w:pPr>
     <w:rPr>
+      <w:rFonts w:eastAsia="黑体"/>
       <w:color w:themeColor="text1" w:val="000000"/>
     </w:rPr>
     <w:tblPr>
@@ -14722,6 +15447,7 @@
     </w:tcPr>
     <w:tblStylePr w:type="firstRow">
       <w:rPr>
+        <w:rFonts w:eastAsia="黑体"/>
         <w:b/>
         <w:bCs/>
       </w:rPr>
@@ -14732,6 +15458,7 @@
     </w:tblStylePr>
     <w:tblStylePr w:type="lastRow">
       <w:rPr>
+        <w:rFonts w:eastAsia="黑体"/>
         <w:b/>
         <w:bCs/>
         <w:color w:themeColor="text1" w:val="000000"/>
@@ -14743,6 +15470,7 @@
     </w:tblStylePr>
     <w:tblStylePr w:type="firstCol">
       <w:rPr>
+        <w:rFonts w:eastAsia="黑体"/>
         <w:color w:themeColor="background1" w:val="FFFFFF"/>
       </w:rPr>
       <w:tblPr/>
@@ -14752,6 +15480,7 @@
     </w:tblStylePr>
     <w:tblStylePr w:type="lastCol">
       <w:rPr>
+        <w:rFonts w:eastAsia="黑体"/>
         <w:color w:themeColor="background1" w:val="FFFFFF"/>
       </w:rPr>
       <w:tblPr/>
@@ -14784,6 +15513,7 @@
     <w:name w:val="KeywordTok"/>
     <w:basedOn w:val="VerbatimChar"/>
     <w:rPr>
+      <w:rFonts w:eastAsia="黑体"/>
       <w:b/>
       <w:color w:val="007020"/>
     </w:rPr>
@@ -14792,6 +15522,7 @@
     <w:name w:val="DataTypeTok"/>
     <w:basedOn w:val="VerbatimChar"/>
     <w:rPr>
+      <w:rFonts w:eastAsia="黑体"/>
       <w:color w:val="902000"/>
     </w:rPr>
   </w:style>
@@ -14799,6 +15530,7 @@
     <w:name w:val="DecValTok"/>
     <w:basedOn w:val="VerbatimChar"/>
     <w:rPr>
+      <w:rFonts w:eastAsia="黑体"/>
       <w:color w:val="40a070"/>
     </w:rPr>
   </w:style>
@@ -14806,6 +15538,7 @@
     <w:name w:val="BaseNTok"/>
     <w:basedOn w:val="VerbatimChar"/>
     <w:rPr>
+      <w:rFonts w:eastAsia="黑体"/>
       <w:color w:val="40a070"/>
     </w:rPr>
   </w:style>
@@ -14813,6 +15546,7 @@
     <w:name w:val="FloatTok"/>
     <w:basedOn w:val="VerbatimChar"/>
     <w:rPr>
+      <w:rFonts w:eastAsia="黑体"/>
       <w:color w:val="40a070"/>
     </w:rPr>
   </w:style>
@@ -14820,6 +15554,7 @@
     <w:name w:val="ConstantTok"/>
     <w:basedOn w:val="VerbatimChar"/>
     <w:rPr>
+      <w:rFonts w:eastAsia="黑体"/>
       <w:color w:val="880000"/>
     </w:rPr>
   </w:style>
@@ -14827,6 +15562,7 @@
     <w:name w:val="CharTok"/>
     <w:basedOn w:val="VerbatimChar"/>
     <w:rPr>
+      <w:rFonts w:eastAsia="黑体"/>
       <w:color w:val="4070a0"/>
     </w:rPr>
   </w:style>
@@ -14834,6 +15570,7 @@
     <w:name w:val="SpecialCharTok"/>
     <w:basedOn w:val="VerbatimChar"/>
     <w:rPr>
+      <w:rFonts w:eastAsia="黑体"/>
       <w:color w:val="4070a0"/>
     </w:rPr>
   </w:style>
@@ -14841,6 +15578,7 @@
     <w:name w:val="StringTok"/>
     <w:basedOn w:val="VerbatimChar"/>
     <w:rPr>
+      <w:rFonts w:eastAsia="黑体"/>
       <w:color w:val="4070a0"/>
     </w:rPr>
   </w:style>
@@ -14848,6 +15586,7 @@
     <w:name w:val="VerbatimStringTok"/>
     <w:basedOn w:val="VerbatimChar"/>
     <w:rPr>
+      <w:rFonts w:eastAsia="黑体"/>
       <w:color w:val="4070a0"/>
     </w:rPr>
   </w:style>
@@ -14855,6 +15594,7 @@
     <w:name w:val="SpecialStringTok"/>
     <w:basedOn w:val="VerbatimChar"/>
     <w:rPr>
+      <w:rFonts w:eastAsia="黑体"/>
       <w:color w:val="bb6688"/>
     </w:rPr>
   </w:style>
@@ -14862,6 +15602,7 @@
     <w:name w:val="ImportTok"/>
     <w:basedOn w:val="VerbatimChar"/>
     <w:rPr>
+      <w:rFonts w:eastAsia="黑体"/>
       <w:b/>
       <w:color w:val="008000"/>
     </w:rPr>
@@ -14870,6 +15611,7 @@
     <w:name w:val="CommentTok"/>
     <w:basedOn w:val="VerbatimChar"/>
     <w:rPr>
+      <w:rFonts w:eastAsia="黑体"/>
       <w:i/>
       <w:color w:val="60a0b0"/>
     </w:rPr>
@@ -14878,6 +15620,7 @@
     <w:name w:val="DocumentationTok"/>
     <w:basedOn w:val="VerbatimChar"/>
     <w:rPr>
+      <w:rFonts w:eastAsia="黑体"/>
       <w:i/>
       <w:color w:val="ba2121"/>
     </w:rPr>
@@ -14886,6 +15629,7 @@
     <w:name w:val="AnnotationTok"/>
     <w:basedOn w:val="VerbatimChar"/>
     <w:rPr>
+      <w:rFonts w:eastAsia="黑体"/>
       <w:b/>
       <w:i/>
       <w:color w:val="60a0b0"/>
@@ -14895,6 +15639,7 @@
     <w:name w:val="CommentVarTok"/>
     <w:basedOn w:val="VerbatimChar"/>
     <w:rPr>
+      <w:rFonts w:eastAsia="黑体"/>
       <w:b/>
       <w:i/>
       <w:color w:val="60a0b0"/>
@@ -14904,6 +15649,7 @@
     <w:name w:val="OtherTok"/>
     <w:basedOn w:val="VerbatimChar"/>
     <w:rPr>
+      <w:rFonts w:eastAsia="黑体"/>
       <w:color w:val="007020"/>
     </w:rPr>
   </w:style>
@@ -14911,6 +15657,7 @@
     <w:name w:val="FunctionTok"/>
     <w:basedOn w:val="VerbatimChar"/>
     <w:rPr>
+      <w:rFonts w:eastAsia="黑体"/>
       <w:color w:val="06287e"/>
     </w:rPr>
   </w:style>
@@ -14918,6 +15665,7 @@
     <w:name w:val="VariableTok"/>
     <w:basedOn w:val="VerbatimChar"/>
     <w:rPr>
+      <w:rFonts w:eastAsia="黑体"/>
       <w:color w:val="19177c"/>
     </w:rPr>
   </w:style>
@@ -14925,6 +15673,7 @@
     <w:name w:val="ControlFlowTok"/>
     <w:basedOn w:val="VerbatimChar"/>
     <w:rPr>
+      <w:rFonts w:eastAsia="黑体"/>
       <w:b/>
       <w:color w:val="007020"/>
     </w:rPr>
@@ -14933,6 +15682,7 @@
     <w:name w:val="OperatorTok"/>
     <w:basedOn w:val="VerbatimChar"/>
     <w:rPr>
+      <w:rFonts w:eastAsia="黑体"/>
       <w:color w:val="666666"/>
     </w:rPr>
   </w:style>
@@ -14940,18 +15690,22 @@
     <w:name w:val="BuiltInTok"/>
     <w:basedOn w:val="VerbatimChar"/>
     <w:rPr>
+      <w:rFonts w:eastAsia="黑体"/>
       <w:color w:val="008000"/>
     </w:rPr>
   </w:style>
   <w:style w:type="character" w:customStyle="1" w:styleId="ExtensionTok">
     <w:name w:val="ExtensionTok"/>
     <w:basedOn w:val="VerbatimChar"/>
-    <w:rPr/>
+    <w:rPr>
+      <w:rFonts w:eastAsia="黑体"/>
+    </w:rPr>
   </w:style>
   <w:style w:type="character" w:customStyle="1" w:styleId="PreprocessorTok">
     <w:name w:val="PreprocessorTok"/>
     <w:basedOn w:val="VerbatimChar"/>
     <w:rPr>
+      <w:rFonts w:eastAsia="黑体"/>
       <w:color w:val="bc7a00"/>
     </w:rPr>
   </w:style>
@@ -14959,18 +15713,22 @@
     <w:name w:val="AttributeTok"/>
     <w:basedOn w:val="VerbatimChar"/>
     <w:rPr>
+      <w:rFonts w:eastAsia="黑体"/>
       <w:color w:val="7d9029"/>
     </w:rPr>
   </w:style>
   <w:style w:type="character" w:customStyle="1" w:styleId="RegionMarkerTok">
     <w:name w:val="RegionMarkerTok"/>
     <w:basedOn w:val="VerbatimChar"/>
-    <w:rPr/>
+    <w:rPr>
+      <w:rFonts w:eastAsia="黑体"/>
+    </w:rPr>
   </w:style>
   <w:style w:type="character" w:customStyle="1" w:styleId="InformationTok">
     <w:name w:val="InformationTok"/>
     <w:basedOn w:val="VerbatimChar"/>
     <w:rPr>
+      <w:rFonts w:eastAsia="黑体"/>
       <w:b/>
       <w:i/>
       <w:color w:val="60a0b0"/>
@@ -14980,6 +15738,7 @@
     <w:name w:val="WarningTok"/>
     <w:basedOn w:val="VerbatimChar"/>
     <w:rPr>
+      <w:rFonts w:eastAsia="黑体"/>
       <w:b/>
       <w:i/>
       <w:color w:val="60a0b0"/>
@@ -14989,6 +15748,7 @@
     <w:name w:val="AlertTok"/>
     <w:basedOn w:val="VerbatimChar"/>
     <w:rPr>
+      <w:rFonts w:eastAsia="黑体"/>
       <w:b/>
       <w:color w:val="ff0000"/>
     </w:rPr>
@@ -14997,6 +15757,7 @@
     <w:name w:val="ErrorTok"/>
     <w:basedOn w:val="VerbatimChar"/>
     <w:rPr>
+      <w:rFonts w:eastAsia="黑体"/>
       <w:b/>
       <w:color w:val="ff0000"/>
     </w:rPr>
@@ -15004,7 +15765,9 @@
   <w:style w:type="character" w:customStyle="1" w:styleId="NormalTok">
     <w:name w:val="NormalTok"/>
     <w:basedOn w:val="VerbatimChar"/>
-    <w:rPr/>
+    <w:rPr>
+      <w:rFonts w:eastAsia="黑体"/>
+    </w:rPr>
   </w:style>
 </w:styles>
 </file>
@@ -15053,12 +15816,12 @@
     <a:fontScheme name="Office">
       <a:majorFont>
         <a:latin typeface="Calibri"/>
-        <a:ea typeface=""/>
+        <a:ea typeface="黑体"/>
         <a:cs typeface=""/>
         <a:font script="Jpan" typeface="ＭＳ ゴシック"/>
         <a:font script="Hang" typeface="맑은 고딕"/>
-        <a:font script="Hans" typeface="宋体"/>
-        <a:font script="Hant" typeface="新細明體"/>
+        <a:font script="Hans" typeface="黑体"/>
+        <a:font script="Hant" typeface="黑体"/>
         <a:font script="Arab" typeface="Times New Roman"/>
         <a:font script="Hebr" typeface="Times New Roman"/>
         <a:font script="Thai" typeface="Angsana New"/>
@@ -15088,12 +15851,12 @@
       </a:majorFont>
       <a:minorFont>
         <a:latin typeface="Cambria"/>
-        <a:ea typeface=""/>
+        <a:ea typeface="黑体"/>
         <a:cs typeface=""/>
         <a:font script="Jpan" typeface="ＭＳ 明朝"/>
         <a:font script="Hang" typeface="맑은 고딕"/>
-        <a:font script="Hans" typeface="宋体"/>
-        <a:font script="Hant" typeface="新細明體"/>
+        <a:font script="Hans" typeface="黑体"/>
+        <a:font script="Hant" typeface="黑体"/>
         <a:font script="Arab" typeface="Arial"/>
         <a:font script="Hebr" typeface="Arial"/>
         <a:font script="Thai" typeface="Cordia New"/>

--- a/05-数字电路/01-组合逻辑电路/异或门电路/异或门电路.docx
+++ b/05-数字电路/01-组合逻辑电路/异或门电路/异或门电路.docx
@@ -2745,7 +2745,7 @@
           <w:color w:val="555555"/>
           <w:sz w:val="21"/>
         </w:rPr>
-        <w:t>材料收集者：杜文杰，WX手机：19519196569，QQ:3478827729</w:t>
+        <w:t>材料收集者：杜文杰，微信/手机：19519196569，QQ:3478827729</w:t>
       </w:r>
     </w:p>
     <w:sectPr>
